--- a/FASE 1/Evidencias Grupales/1.5_GuiaEstudiante_Fase 1_Definicion Proyecto APT.docx
+++ b/FASE 1/Evidencias Grupales/1.5_GuiaEstudiante_Fase 1_Definicion Proyecto APT.docx
@@ -19,7 +19,7 @@
               <wp:anchor allowOverlap="1" behindDoc="0" distB="0" distT="0" distL="114300" distR="114300" hidden="0" layoutInCell="1" locked="0" relativeHeight="0" simplePos="0">
                 <wp:simplePos x="0" y="0"/>
                 <wp:positionH relativeFrom="column">
-                  <wp:posOffset>-435398</wp:posOffset>
+                  <wp:posOffset>-435397</wp:posOffset>
                 </wp:positionH>
                 <wp:positionV relativeFrom="paragraph">
                   <wp:posOffset>33444</wp:posOffset>
@@ -27,7 +27,7 @@
                 <wp:extent cx="6580505" cy="1486535"/>
                 <wp:effectExtent b="0" l="0" r="0" t="0"/>
                 <wp:wrapNone/>
-                <wp:docPr id="48" name=""/>
+                <wp:docPr id="1" name=""/>
                 <a:graphic>
                   <a:graphicData uri="http://schemas.microsoft.com/office/word/2010/wordprocessingGroup">
                     <wpg:wgp>
@@ -46,8 +46,8 @@
                           <a:xfrm>
                             <a:off x="2055748" y="3036733"/>
                             <a:ext cx="6580505" cy="1486535"/>
-                            <a:chOff x="0" y="0"/>
-                            <a:chExt cx="5903463" cy="1486894"/>
+                            <a:chOff x="2055725" y="3036725"/>
+                            <a:chExt cx="6580550" cy="1486550"/>
                           </a:xfrm>
                         </wpg:grpSpPr>
                         <wps:wsp>
@@ -55,8 +55,8 @@
                           <wps:cNvPr id="3" name="Shape 3"/>
                           <wps:spPr>
                             <a:xfrm>
-                              <a:off x="0" y="0"/>
-                              <a:ext cx="5903450" cy="1486875"/>
+                              <a:off x="2055725" y="3036725"/>
+                              <a:ext cx="6580550" cy="1486550"/>
                             </a:xfrm>
                             <a:prstGeom prst="rect">
                               <a:avLst/>
@@ -82,138 +82,181 @@
                             <a:noAutofit/>
                           </wps:bodyPr>
                         </wps:wsp>
-                        <wps:wsp>
-                          <wps:cNvSpPr/>
-                          <wps:cNvPr id="4" name="Shape 4"/>
-                          <wps:spPr>
+                        <wpg:grpSp>
+                          <wpg:cNvGrpSpPr/>
+                          <wpg:grpSpPr>
                             <a:xfrm>
-                              <a:off x="1024758" y="239160"/>
-                              <a:ext cx="4878705" cy="1236313"/>
+                              <a:off x="2055748" y="3036733"/>
+                              <a:ext cx="6580505" cy="1486535"/>
+                              <a:chOff x="0" y="0"/>
+                              <a:chExt cx="5903463" cy="1486894"/>
                             </a:xfrm>
-                            <a:prstGeom prst="rect">
-                              <a:avLst/>
-                            </a:prstGeom>
-                            <a:noFill/>
-                            <a:ln>
+                          </wpg:grpSpPr>
+                          <wps:wsp>
+                            <wps:cNvSpPr/>
+                            <wps:cNvPr id="5" name="Shape 5"/>
+                            <wps:spPr>
+                              <a:xfrm>
+                                <a:off x="0" y="0"/>
+                                <a:ext cx="5903450" cy="1486875"/>
+                              </a:xfrm>
+                              <a:prstGeom prst="rect">
+                                <a:avLst/>
+                              </a:prstGeom>
                               <a:noFill/>
-                            </a:ln>
-                          </wps:spPr>
-                          <wps:txbx>
-                            <w:txbxContent>
-                              <w:p>
-                                <w:pPr>
-                                  <w:spacing w:after="0" w:before="0" w:line="240"/>
-                                  <w:ind w:left="0" w:right="0" w:firstLine="0"/>
-                                  <w:jc w:val="left"/>
-                                  <w:textDirection w:val="btLr"/>
-                                </w:pPr>
-                              </w:p>
-                              <w:p>
-                                <w:pPr>
-                                  <w:spacing w:after="0" w:before="0" w:line="240"/>
-                                  <w:ind w:left="0" w:right="0" w:firstLine="0"/>
-                                  <w:jc w:val="left"/>
-                                  <w:textDirection w:val="btLr"/>
-                                </w:pPr>
-                                <w:r>
-                                  <w:rPr>
-                                    <w:rFonts w:ascii="Calibri" w:cs="Calibri" w:eastAsia="Calibri" w:hAnsi="Calibri"/>
-                                    <w:b w:val="1"/>
-                                    <w:i w:val="0"/>
-                                    <w:smallCaps w:val="0"/>
-                                    <w:strike w:val="0"/>
-                                    <w:color w:val="ff0000"/>
-                                    <w:sz w:val="48"/>
-                                    <w:vertAlign w:val="baseline"/>
-                                  </w:rPr>
-                                </w:r>
-                                <w:r>
-                                  <w:rPr>
-                                    <w:rFonts w:ascii="Calibri" w:cs="Calibri" w:eastAsia="Calibri" w:hAnsi="Calibri"/>
-                                    <w:b w:val="1"/>
-                                    <w:i w:val="0"/>
-                                    <w:smallCaps w:val="0"/>
-                                    <w:strike w:val="0"/>
-                                    <w:color w:val="1f3864"/>
-                                    <w:sz w:val="48"/>
-                                    <w:vertAlign w:val="baseline"/>
-                                  </w:rPr>
-                                  <w:t xml:space="preserve">Guía1. Definición Proyecto APT </w:t>
-                                </w:r>
-                              </w:p>
-                              <w:p>
-                                <w:pPr>
-                                  <w:spacing w:after="0" w:before="0" w:line="240"/>
-                                  <w:ind w:left="0" w:right="0" w:firstLine="0"/>
-                                  <w:jc w:val="left"/>
-                                  <w:textDirection w:val="btLr"/>
-                                </w:pPr>
-                                <w:r>
-                                  <w:rPr>
-                                    <w:rFonts w:ascii="Calibri" w:cs="Calibri" w:eastAsia="Calibri" w:hAnsi="Calibri"/>
-                                    <w:b w:val="1"/>
-                                    <w:i w:val="0"/>
-                                    <w:smallCaps w:val="0"/>
-                                    <w:strike w:val="0"/>
-                                    <w:color w:val="1f3864"/>
-                                    <w:sz w:val="48"/>
-                                    <w:vertAlign w:val="baseline"/>
-                                  </w:rPr>
-                                </w:r>
-                                <w:r>
-                                  <w:rPr>
-                                    <w:rFonts w:ascii="Calibri" w:cs="Calibri" w:eastAsia="Calibri" w:hAnsi="Calibri"/>
-                                    <w:b w:val="1"/>
-                                    <w:i w:val="0"/>
-                                    <w:smallCaps w:val="0"/>
-                                    <w:strike w:val="0"/>
-                                    <w:color w:val="1f3864"/>
-                                    <w:sz w:val="48"/>
-                                    <w:vertAlign w:val="baseline"/>
-                                  </w:rPr>
-                                  <w:t xml:space="preserve">Asignatura Capstone</w:t>
-                                </w:r>
-                              </w:p>
-                            </w:txbxContent>
-                          </wps:txbx>
-                          <wps:bodyPr anchorCtr="0" anchor="t" bIns="45700" lIns="91425" spcFirstLastPara="1" rIns="91425" wrap="square" tIns="45700">
-                            <a:noAutofit/>
-                          </wps:bodyPr>
-                        </wps:wsp>
-                        <wps:wsp>
-                          <wps:cNvSpPr/>
-                          <wps:cNvPr id="5" name="Shape 5"/>
-                          <wps:spPr>
-                            <a:xfrm>
-                              <a:off x="0" y="0"/>
-                              <a:ext cx="993140" cy="1486894"/>
-                            </a:xfrm>
-                            <a:prstGeom prst="rect">
-                              <a:avLst/>
-                            </a:prstGeom>
-                            <a:solidFill>
-                              <a:srgbClr val="1F3864"/>
-                            </a:solidFill>
-                            <a:ln>
+                              <a:ln>
+                                <a:noFill/>
+                              </a:ln>
+                            </wps:spPr>
+                            <wps:txbx>
+                              <w:txbxContent>
+                                <w:p>
+                                  <w:pPr>
+                                    <w:spacing w:after="0" w:before="0" w:line="240"/>
+                                    <w:ind w:left="0" w:right="0" w:firstLine="0"/>
+                                    <w:jc w:val="left"/>
+                                    <w:textDirection w:val="btLr"/>
+                                  </w:pPr>
+                                </w:p>
+                              </w:txbxContent>
+                            </wps:txbx>
+                            <wps:bodyPr anchorCtr="0" anchor="ctr" bIns="91425" lIns="91425" spcFirstLastPara="1" rIns="91425" wrap="square" tIns="91425">
+                              <a:noAutofit/>
+                            </wps:bodyPr>
+                          </wps:wsp>
+                          <wps:wsp>
+                            <wps:cNvSpPr/>
+                            <wps:cNvPr id="6" name="Shape 6"/>
+                            <wps:spPr>
+                              <a:xfrm>
+                                <a:off x="1024758" y="239160"/>
+                                <a:ext cx="4878705" cy="1236313"/>
+                              </a:xfrm>
+                              <a:prstGeom prst="rect">
+                                <a:avLst/>
+                              </a:prstGeom>
                               <a:noFill/>
-                            </a:ln>
-                          </wps:spPr>
-                          <wps:txbx>
-                            <w:txbxContent>
-                              <w:p>
-                                <w:pPr>
-                                  <w:spacing w:after="0" w:before="0" w:line="240"/>
-                                  <w:ind w:left="0" w:right="0" w:firstLine="0"/>
-                                  <w:jc w:val="left"/>
-                                  <w:textDirection w:val="btLr"/>
-                                </w:pPr>
-                              </w:p>
-                            </w:txbxContent>
-                          </wps:txbx>
-                          <wps:bodyPr anchorCtr="0" anchor="ctr" bIns="91425" lIns="91425" spcFirstLastPara="1" rIns="91425" wrap="square" tIns="91425">
-                            <a:noAutofit/>
-                          </wps:bodyPr>
-                        </wps:wsp>
+                              <a:ln>
+                                <a:noFill/>
+                              </a:ln>
+                            </wps:spPr>
+                            <wps:txbx>
+                              <w:txbxContent>
+                                <w:p>
+                                  <w:pPr>
+                                    <w:spacing w:after="0" w:before="0" w:line="240"/>
+                                    <w:ind w:left="0" w:right="0" w:firstLine="0"/>
+                                    <w:jc w:val="left"/>
+                                    <w:textDirection w:val="btLr"/>
+                                  </w:pPr>
+                                </w:p>
+                                <w:p>
+                                  <w:pPr>
+                                    <w:spacing w:after="0" w:before="0" w:line="240"/>
+                                    <w:ind w:left="0" w:right="0" w:firstLine="0"/>
+                                    <w:jc w:val="left"/>
+                                    <w:textDirection w:val="btLr"/>
+                                  </w:pPr>
+                                  <w:r>
+                                    <w:rPr>
+                                      <w:rFonts w:ascii="Arial" w:cs="Arial" w:eastAsia="Arial" w:hAnsi="Arial"/>
+                                      <w:b w:val="0"/>
+                                      <w:i w:val="0"/>
+                                      <w:smallCaps w:val="0"/>
+                                      <w:strike w:val="0"/>
+                                      <w:color w:val="000000"/>
+                                      <w:sz w:val="28"/>
+                                      <w:vertAlign w:val="baseline"/>
+                                    </w:rPr>
+                                  </w:r>
+                                  <w:r>
+                                    <w:rPr>
+                                      <w:rFonts w:ascii="Calibri" w:cs="Calibri" w:eastAsia="Calibri" w:hAnsi="Calibri"/>
+                                      <w:b w:val="1"/>
+                                      <w:i w:val="0"/>
+                                      <w:smallCaps w:val="0"/>
+                                      <w:strike w:val="0"/>
+                                      <w:color w:val="1f3864"/>
+                                      <w:sz w:val="48"/>
+                                      <w:vertAlign w:val="baseline"/>
+                                    </w:rPr>
+                                    <w:t xml:space="preserve">Guía1. Definición Proyecto APT </w:t>
+                                  </w:r>
+                                </w:p>
+                                <w:p>
+                                  <w:pPr>
+                                    <w:spacing w:after="0" w:before="0" w:line="240"/>
+                                    <w:ind w:left="0" w:right="0" w:firstLine="0"/>
+                                    <w:jc w:val="left"/>
+                                    <w:textDirection w:val="btLr"/>
+                                  </w:pPr>
+                                  <w:r>
+                                    <w:rPr>
+                                      <w:rFonts w:ascii="Calibri" w:cs="Calibri" w:eastAsia="Calibri" w:hAnsi="Calibri"/>
+                                      <w:b w:val="1"/>
+                                      <w:i w:val="0"/>
+                                      <w:smallCaps w:val="0"/>
+                                      <w:strike w:val="0"/>
+                                      <w:color w:val="1f3864"/>
+                                      <w:sz w:val="48"/>
+                                      <w:vertAlign w:val="baseline"/>
+                                    </w:rPr>
+                                  </w:r>
+                                  <w:r>
+                                    <w:rPr>
+                                      <w:rFonts w:ascii="Calibri" w:cs="Calibri" w:eastAsia="Calibri" w:hAnsi="Calibri"/>
+                                      <w:b w:val="1"/>
+                                      <w:i w:val="0"/>
+                                      <w:smallCaps w:val="0"/>
+                                      <w:strike w:val="0"/>
+                                      <w:color w:val="1f3864"/>
+                                      <w:sz w:val="48"/>
+                                      <w:vertAlign w:val="baseline"/>
+                                    </w:rPr>
+                                    <w:t xml:space="preserve">Asignatura Capstone</w:t>
+                                  </w:r>
+                                </w:p>
+                              </w:txbxContent>
+                            </wps:txbx>
+                            <wps:bodyPr anchorCtr="0" anchor="t" bIns="45700" lIns="91425" spcFirstLastPara="1" rIns="91425" wrap="square" tIns="45700">
+                              <a:noAutofit/>
+                            </wps:bodyPr>
+                          </wps:wsp>
+                          <wps:wsp>
+                            <wps:cNvSpPr/>
+                            <wps:cNvPr id="7" name="Shape 7"/>
+                            <wps:spPr>
+                              <a:xfrm>
+                                <a:off x="0" y="0"/>
+                                <a:ext cx="993140" cy="1486894"/>
+                              </a:xfrm>
+                              <a:prstGeom prst="rect">
+                                <a:avLst/>
+                              </a:prstGeom>
+                              <a:solidFill>
+                                <a:srgbClr val="1F3864"/>
+                              </a:solidFill>
+                              <a:ln>
+                                <a:noFill/>
+                              </a:ln>
+                            </wps:spPr>
+                            <wps:txbx>
+                              <w:txbxContent>
+                                <w:p>
+                                  <w:pPr>
+                                    <w:spacing w:after="0" w:before="0" w:line="240"/>
+                                    <w:ind w:left="0" w:right="0" w:firstLine="0"/>
+                                    <w:jc w:val="left"/>
+                                    <w:textDirection w:val="btLr"/>
+                                  </w:pPr>
+                                </w:p>
+                              </w:txbxContent>
+                            </wps:txbx>
+                            <wps:bodyPr anchorCtr="0" anchor="ctr" bIns="91425" lIns="91425" spcFirstLastPara="1" rIns="91425" wrap="square" tIns="91425">
+                              <a:noAutofit/>
+                            </wps:bodyPr>
+                          </wps:wsp>
+                        </wpg:grpSp>
                       </wpg:grpSp>
                     </wpg:wgp>
                   </a:graphicData>
@@ -226,7 +269,7 @@
               <wp:anchor allowOverlap="1" behindDoc="0" distB="0" distT="0" distL="114300" distR="114300" hidden="0" layoutInCell="1" locked="0" relativeHeight="0" simplePos="0">
                 <wp:simplePos x="0" y="0"/>
                 <wp:positionH relativeFrom="column">
-                  <wp:posOffset>-435398</wp:posOffset>
+                  <wp:posOffset>-435397</wp:posOffset>
                 </wp:positionH>
                 <wp:positionV relativeFrom="paragraph">
                   <wp:posOffset>33444</wp:posOffset>
@@ -234,7 +277,7 @@
                 <wp:extent cx="6580505" cy="1486535"/>
                 <wp:effectExtent b="0" l="0" r="0" t="0"/>
                 <wp:wrapNone/>
-                <wp:docPr id="48" name="image2.png"/>
+                <wp:docPr id="1" name="image2.png"/>
                 <a:graphic>
                   <a:graphicData uri="http://schemas.openxmlformats.org/drawingml/2006/picture">
                     <pic:pic>
@@ -340,7 +383,7 @@
         <w:widowControl w:val="1"/>
         <w:numPr>
           <w:ilvl w:val="0"/>
-          <w:numId w:val="1"/>
+          <w:numId w:val="4"/>
         </w:numPr>
         <w:pBdr>
           <w:top w:space="0" w:sz="0" w:val="nil"/>
@@ -463,7 +506,6 @@
             <w:pPr>
               <w:keepNext w:val="0"/>
               <w:keepLines w:val="0"/>
-              <w:pageBreakBefore w:val="0"/>
               <w:widowControl w:val="1"/>
               <w:pBdr>
                 <w:top w:space="0" w:sz="0" w:val="nil"/>
@@ -595,10 +637,7 @@
           </w:tcPr>
           <w:p>
             <w:pPr>
-              <w:rPr>
-                <w:b w:val="1"/>
-                <w:bCs w:val="1"/>
-              </w:rPr>
+              <w:rPr/>
             </w:pPr>
             <w:hyperlink r:id="rId9">
               <w:r>
@@ -612,6 +651,12 @@
                 <w:t xml:space="preserve">EDINSON ANDRES DELGADO REINOSO</w:t>
               </w:r>
             </w:hyperlink>
+            <w:r>
+              <w:rPr>
+                <w:rtl w:val="0"/>
+              </w:rPr>
+              <w:t xml:space="preserve"> </w:t>
+            </w:r>
             <w:hyperlink r:id="rId10">
               <w:r>
                 <w:rPr>
@@ -888,7 +933,6 @@
             <w:pPr>
               <w:keepNext w:val="0"/>
               <w:keepLines w:val="0"/>
-              <w:pageBreakBefore w:val="0"/>
               <w:widowControl w:val="1"/>
               <w:pBdr>
                 <w:top w:space="0" w:sz="0" w:val="nil"/>
@@ -1030,12 +1074,7 @@
                 <w:bCs w:val="1"/>
                 <w:rtl w:val="0"/>
               </w:rPr>
-              <w:t xml:space="preserve">Sistema de Gestion de juntas de Vecinos (Nombre por definir)</w:t>
-            </w:r>
-            <w:r>
-              <w:rPr>
-                <w:rtl w:val="0"/>
-              </w:rPr>
+              <w:t xml:space="preserve">Sistema de Gestion de juntas de Vecinos </w:t>
             </w:r>
           </w:p>
         </w:tc>
@@ -1073,22 +1112,81 @@
           </w:tcPr>
           <w:p>
             <w:pPr>
-              <w:rPr>
-                <w:b w:val="1"/>
-                <w:bCs w:val="1"/>
-              </w:rPr>
-            </w:pPr>
-            <w:r>
-              <w:rPr>
-                <w:rFonts w:ascii="Calibri" w:cs="Calibri" w:eastAsia="Calibri" w:hAnsi="Calibri"/>
-                <w:i w:val="1"/>
-                <w:iCs w:val="1"/>
-                <w:color w:val="548dd4"/>
-                <w:sz w:val="20"/>
-                <w:szCs w:val="20"/>
-                <w:rtl w:val="0"/>
-              </w:rPr>
-              <w:t xml:space="preserve">Menciona la(s) área(s) de desempeño de tu Plan de Estudio que vas a abordar en tu Proyecto APT.</w:t>
+              <w:numPr>
+                <w:ilvl w:val="0"/>
+                <w:numId w:val="7"/>
+              </w:numPr>
+              <w:spacing w:after="0" w:lineRule="auto"/>
+              <w:ind w:left="720" w:hanging="360"/>
+              <w:rPr>
+                <w:sz w:val="20"/>
+                <w:szCs w:val="20"/>
+                <w:u w:val="none"/>
+              </w:rPr>
+            </w:pPr>
+            <w:r>
+              <w:rPr>
+                <w:sz w:val="20"/>
+                <w:szCs w:val="20"/>
+                <w:rtl w:val="0"/>
+              </w:rPr>
+              <w:t xml:space="preserve">Desarrollo de software.</w:t>
+            </w:r>
+            <w:r>
+              <w:rPr>
+                <w:rtl w:val="0"/>
+              </w:rPr>
+            </w:r>
+          </w:p>
+          <w:p>
+            <w:pPr>
+              <w:numPr>
+                <w:ilvl w:val="0"/>
+                <w:numId w:val="7"/>
+              </w:numPr>
+              <w:spacing w:after="0" w:lineRule="auto"/>
+              <w:ind w:left="720" w:hanging="360"/>
+              <w:rPr>
+                <w:sz w:val="20"/>
+                <w:szCs w:val="20"/>
+                <w:u w:val="none"/>
+              </w:rPr>
+            </w:pPr>
+            <w:r>
+              <w:rPr>
+                <w:sz w:val="20"/>
+                <w:szCs w:val="20"/>
+                <w:rtl w:val="0"/>
+              </w:rPr>
+              <w:t xml:space="preserve">Análisis y evaluación de soluciones informáticas.</w:t>
+            </w:r>
+            <w:r>
+              <w:rPr>
+                <w:rtl w:val="0"/>
+              </w:rPr>
+            </w:r>
+          </w:p>
+          <w:p>
+            <w:pPr>
+              <w:numPr>
+                <w:ilvl w:val="0"/>
+                <w:numId w:val="7"/>
+              </w:numPr>
+              <w:spacing w:after="200" w:lineRule="auto"/>
+              <w:ind w:left="720" w:hanging="360"/>
+              <w:rPr>
+                <w:sz w:val="20"/>
+                <w:szCs w:val="20"/>
+                <w:u w:val="none"/>
+              </w:rPr>
+            </w:pPr>
+            <w:r>
+              <w:rPr>
+                <w:sz w:val="20"/>
+                <w:szCs w:val="20"/>
+                <w:rtl w:val="0"/>
+              </w:rPr>
+              <w:t xml:space="preserve">Inteligencia de negocios. </w:t>
             </w:r>
             <w:r>
               <w:rPr>
@@ -1144,22 +1242,92 @@
           </w:tcPr>
           <w:p>
             <w:pPr>
-              <w:rPr>
-                <w:b w:val="1"/>
-                <w:bCs w:val="1"/>
-              </w:rPr>
-            </w:pPr>
-            <w:r>
-              <w:rPr>
-                <w:rFonts w:ascii="Calibri" w:cs="Calibri" w:eastAsia="Calibri" w:hAnsi="Calibri"/>
+              <w:numPr>
+                <w:ilvl w:val="0"/>
+                <w:numId w:val="2"/>
+              </w:numPr>
+              <w:spacing w:after="0" w:lineRule="auto"/>
+              <w:ind w:left="720" w:hanging="360"/>
+              <w:rPr>
                 <w:i w:val="1"/>
                 <w:iCs w:val="1"/>
-                <w:color w:val="548dd4"/>
-                <w:sz w:val="20"/>
-                <w:szCs w:val="20"/>
-                <w:rtl w:val="0"/>
-              </w:rPr>
-              <w:t xml:space="preserve">Menciona las competencias de tu Plan de Estudio que vas a abordar en tu Proyecto APT.</w:t>
+                <w:sz w:val="20"/>
+                <w:szCs w:val="20"/>
+                <w:u w:val="none"/>
+              </w:rPr>
+            </w:pPr>
+            <w:r>
+              <w:rPr>
+                <w:i w:val="1"/>
+                <w:iCs w:val="1"/>
+                <w:sz w:val="20"/>
+                <w:szCs w:val="20"/>
+                <w:rtl w:val="0"/>
+              </w:rPr>
+              <w:t xml:space="preserve">Desarrollar una solución de software utilizando técnicas que permitan estructurar el desarrollo del sistema, asegurando el cumplimiento de los requerimientos definidos.</w:t>
+            </w:r>
+            <w:r>
+              <w:rPr>
+                <w:rtl w:val="0"/>
+              </w:rPr>
+            </w:r>
+          </w:p>
+          <w:p>
+            <w:pPr>
+              <w:numPr>
+                <w:ilvl w:val="0"/>
+                <w:numId w:val="2"/>
+              </w:numPr>
+              <w:spacing w:after="0" w:lineRule="auto"/>
+              <w:ind w:left="720" w:hanging="360"/>
+              <w:rPr>
+                <w:i w:val="1"/>
+                <w:iCs w:val="1"/>
+                <w:sz w:val="20"/>
+                <w:szCs w:val="20"/>
+                <w:u w:val="none"/>
+              </w:rPr>
+            </w:pPr>
+            <w:r>
+              <w:rPr>
+                <w:i w:val="1"/>
+                <w:iCs w:val="1"/>
+                <w:sz w:val="20"/>
+                <w:szCs w:val="20"/>
+                <w:rtl w:val="0"/>
+              </w:rPr>
+              <w:t xml:space="preserve">Construir modelos de datos que permitan almacenar y procesar la información de manera eficiente y escalable.</w:t>
+            </w:r>
+            <w:r>
+              <w:rPr>
+                <w:rtl w:val="0"/>
+              </w:rPr>
+            </w:r>
+          </w:p>
+          <w:p>
+            <w:pPr>
+              <w:numPr>
+                <w:ilvl w:val="0"/>
+                <w:numId w:val="2"/>
+              </w:numPr>
+              <w:ind w:left="720" w:hanging="360"/>
+              <w:rPr>
+                <w:i w:val="1"/>
+                <w:iCs w:val="1"/>
+                <w:sz w:val="20"/>
+                <w:szCs w:val="20"/>
+                <w:u w:val="none"/>
+              </w:rPr>
+            </w:pPr>
+            <w:r>
+              <w:rPr>
+                <w:i w:val="1"/>
+                <w:iCs w:val="1"/>
+                <w:sz w:val="20"/>
+                <w:szCs w:val="20"/>
+                <w:rtl w:val="0"/>
+              </w:rPr>
+              <w:t xml:space="preserve">Analizar información mediante herramientas de visualización de datos para apoyar la toma de decisiones.</w:t>
             </w:r>
             <w:r>
               <w:rPr>
@@ -1170,23 +1338,6 @@
         </w:tc>
       </w:tr>
     </w:tbl>
-    <w:p>
-      <w:pPr>
-        <w:spacing w:after="0" w:line="360" w:lineRule="auto"/>
-        <w:jc w:val="both"/>
-        <w:rPr>
-          <w:b w:val="1"/>
-          <w:bCs w:val="1"/>
-          <w:sz w:val="24"/>
-          <w:szCs w:val="24"/>
-        </w:rPr>
-      </w:pPr>
-      <w:r>
-        <w:rPr>
-          <w:rtl w:val="0"/>
-        </w:rPr>
-      </w:r>
-    </w:p>
     <w:p>
       <w:pPr>
         <w:spacing w:after="0" w:line="240" w:lineRule="auto"/>
@@ -1197,9 +1348,6 @@
           <w:szCs w:val="24"/>
         </w:rPr>
       </w:pPr>
-      <w:r>
-        <w:br w:type="page"/>
-      </w:r>
       <w:r>
         <w:rPr>
           <w:rtl w:val="0"/>
@@ -1280,7 +1428,6 @@
             <w:pPr>
               <w:keepNext w:val="0"/>
               <w:keepLines w:val="0"/>
-              <w:pageBreakBefore w:val="0"/>
               <w:widowControl w:val="1"/>
               <w:pBdr>
                 <w:top w:space="0" w:sz="0" w:val="nil"/>
@@ -1413,215 +1560,9 @@
           </w:tcPr>
           <w:p>
             <w:pPr>
-              <w:jc w:val="both"/>
-              <w:rPr>
-                <w:rFonts w:ascii="Calibri" w:cs="Calibri" w:eastAsia="Calibri" w:hAnsi="Calibri"/>
-                <w:i w:val="1"/>
-                <w:iCs w:val="1"/>
-                <w:color w:val="548dd4"/>
-                <w:sz w:val="20"/>
-                <w:szCs w:val="20"/>
-              </w:rPr>
-            </w:pPr>
-            <w:r>
-              <w:rPr>
-                <w:rFonts w:ascii="Calibri" w:cs="Calibri" w:eastAsia="Calibri" w:hAnsi="Calibri"/>
-                <w:i w:val="1"/>
-                <w:iCs w:val="1"/>
-                <w:color w:val="548dd4"/>
-                <w:sz w:val="20"/>
-                <w:szCs w:val="20"/>
-                <w:rtl w:val="0"/>
-              </w:rPr>
-              <w:t xml:space="preserve">Todo proyecto, ya sea una innovación, producto, servicio, etc., pretende dar respuesta a una situación o problemática. Señala qué problema busca solucionar tu proyecto y la relevancia que tiene para el campo laboral de tu carrera. También menciona el contexto en que esta problemática se sitúa (lugar, a quienes impactaría, etc.). Es importante que esta problemática sea relevante en el contexto de la profesión, siendo su resolución un aporte real o simulado a la organización u entorno en el que se sitúa. Algunas preguntas que pueden ayudarte a responder este apartado son: </w:t>
-            </w:r>
-          </w:p>
-          <w:p>
-            <w:pPr>
               <w:keepNext w:val="0"/>
               <w:keepLines w:val="0"/>
-              <w:pageBreakBefore w:val="0"/>
               <w:widowControl w:val="1"/>
-              <w:numPr>
-                <w:ilvl w:val="0"/>
-                <w:numId w:val="3"/>
-              </w:numPr>
-              <w:pBdr>
-                <w:top w:space="0" w:sz="0" w:val="nil"/>
-                <w:left w:space="0" w:sz="0" w:val="nil"/>
-                <w:bottom w:space="0" w:sz="0" w:val="nil"/>
-                <w:right w:space="0" w:sz="0" w:val="nil"/>
-                <w:between w:space="0" w:sz="0" w:val="nil"/>
-              </w:pBdr>
-              <w:shd w:fill="auto" w:val="clear"/>
-              <w:spacing w:after="0" w:before="0" w:line="259" w:lineRule="auto"/>
-              <w:ind w:left="720" w:right="0" w:hanging="360"/>
-              <w:jc w:val="both"/>
-              <w:rPr>
-                <w:rFonts w:ascii="Calibri" w:cs="Calibri" w:eastAsia="Calibri" w:hAnsi="Calibri"/>
-                <w:b w:val="0"/>
-                <w:bCs w:val="0"/>
-                <w:i w:val="1"/>
-                <w:iCs w:val="1"/>
-                <w:smallCaps w:val="0"/>
-                <w:strike w:val="0"/>
-                <w:color w:val="548dd4"/>
-                <w:sz w:val="20"/>
-                <w:szCs w:val="20"/>
-                <w:u w:val="none"/>
-                <w:shd w:fill="auto" w:val="clear"/>
-                <w:vertAlign w:val="baseline"/>
-              </w:rPr>
-            </w:pPr>
-            <w:r>
-              <w:rPr>
-                <w:rFonts w:ascii="Calibri" w:cs="Calibri" w:eastAsia="Calibri" w:hAnsi="Calibri"/>
-                <w:b w:val="0"/>
-                <w:bCs w:val="0"/>
-                <w:i w:val="1"/>
-                <w:iCs w:val="1"/>
-                <w:smallCaps w:val="0"/>
-                <w:strike w:val="0"/>
-                <w:color w:val="548dd4"/>
-                <w:sz w:val="20"/>
-                <w:szCs w:val="20"/>
-                <w:u w:val="none"/>
-                <w:shd w:fill="auto" w:val="clear"/>
-                <w:vertAlign w:val="baseline"/>
-                <w:rtl w:val="0"/>
-              </w:rPr>
-              <w:t xml:space="preserve">¿Por qué escogiste este tema? ¿Por qué es relevante este tema para el campo laboral de tu carrera?</w:t>
-            </w:r>
-          </w:p>
-          <w:p>
-            <w:pPr>
-              <w:keepNext w:val="0"/>
-              <w:keepLines w:val="0"/>
-              <w:pageBreakBefore w:val="0"/>
-              <w:widowControl w:val="1"/>
-              <w:numPr>
-                <w:ilvl w:val="0"/>
-                <w:numId w:val="3"/>
-              </w:numPr>
-              <w:pBdr>
-                <w:top w:space="0" w:sz="0" w:val="nil"/>
-                <w:left w:space="0" w:sz="0" w:val="nil"/>
-                <w:bottom w:space="0" w:sz="0" w:val="nil"/>
-                <w:right w:space="0" w:sz="0" w:val="nil"/>
-                <w:between w:space="0" w:sz="0" w:val="nil"/>
-              </w:pBdr>
-              <w:shd w:fill="auto" w:val="clear"/>
-              <w:spacing w:after="0" w:before="0" w:line="259" w:lineRule="auto"/>
-              <w:ind w:left="720" w:right="0" w:hanging="360"/>
-              <w:jc w:val="both"/>
-              <w:rPr>
-                <w:rFonts w:ascii="Calibri" w:cs="Calibri" w:eastAsia="Calibri" w:hAnsi="Calibri"/>
-                <w:b w:val="1"/>
-                <w:bCs w:val="1"/>
-                <w:i w:val="1"/>
-                <w:iCs w:val="1"/>
-                <w:smallCaps w:val="0"/>
-                <w:strike w:val="0"/>
-                <w:color w:val="548dd4"/>
-                <w:sz w:val="20"/>
-                <w:szCs w:val="20"/>
-                <w:u w:val="none"/>
-                <w:shd w:fill="auto" w:val="clear"/>
-                <w:vertAlign w:val="baseline"/>
-              </w:rPr>
-            </w:pPr>
-            <w:r>
-              <w:rPr>
-                <w:rFonts w:ascii="Calibri" w:cs="Calibri" w:eastAsia="Calibri" w:hAnsi="Calibri"/>
-                <w:b w:val="0"/>
-                <w:bCs w:val="0"/>
-                <w:i w:val="1"/>
-                <w:iCs w:val="1"/>
-                <w:smallCaps w:val="0"/>
-                <w:strike w:val="0"/>
-                <w:color w:val="548dd4"/>
-                <w:sz w:val="20"/>
-                <w:szCs w:val="20"/>
-                <w:u w:val="none"/>
-                <w:shd w:fill="auto" w:val="clear"/>
-                <w:vertAlign w:val="baseline"/>
-                <w:rtl w:val="0"/>
-              </w:rPr>
-              <w:t xml:space="preserve">¿Dónde se ubica la situación que vas a abordar? (Ej.: País, región, comuna o institución) ¿Cuáles son las características principales de ese lugar? </w:t>
-            </w:r>
-            <w:r>
-              <w:rPr>
-                <w:rtl w:val="0"/>
-              </w:rPr>
-            </w:r>
-          </w:p>
-          <w:p>
-            <w:pPr>
-              <w:keepNext w:val="0"/>
-              <w:keepLines w:val="0"/>
-              <w:pageBreakBefore w:val="0"/>
-              <w:widowControl w:val="1"/>
-              <w:numPr>
-                <w:ilvl w:val="0"/>
-                <w:numId w:val="3"/>
-              </w:numPr>
-              <w:pBdr>
-                <w:top w:space="0" w:sz="0" w:val="nil"/>
-                <w:left w:space="0" w:sz="0" w:val="nil"/>
-                <w:bottom w:space="0" w:sz="0" w:val="nil"/>
-                <w:right w:space="0" w:sz="0" w:val="nil"/>
-                <w:between w:space="0" w:sz="0" w:val="nil"/>
-              </w:pBdr>
-              <w:shd w:fill="auto" w:val="clear"/>
-              <w:spacing w:after="0" w:before="0" w:line="259" w:lineRule="auto"/>
-              <w:ind w:left="720" w:right="0" w:hanging="360"/>
-              <w:jc w:val="both"/>
-              <w:rPr>
-                <w:rFonts w:ascii="Calibri" w:cs="Calibri" w:eastAsia="Calibri" w:hAnsi="Calibri"/>
-                <w:b w:val="0"/>
-                <w:bCs w:val="0"/>
-                <w:i w:val="1"/>
-                <w:iCs w:val="1"/>
-                <w:smallCaps w:val="0"/>
-                <w:strike w:val="0"/>
-                <w:color w:val="548dd4"/>
-                <w:sz w:val="20"/>
-                <w:szCs w:val="20"/>
-                <w:u w:val="none"/>
-                <w:shd w:fill="auto" w:val="clear"/>
-                <w:vertAlign w:val="baseline"/>
-              </w:rPr>
-            </w:pPr>
-            <w:r>
-              <w:rPr>
-                <w:rFonts w:ascii="Calibri" w:cs="Calibri" w:eastAsia="Calibri" w:hAnsi="Calibri"/>
-                <w:b w:val="0"/>
-                <w:bCs w:val="0"/>
-                <w:i w:val="1"/>
-                <w:iCs w:val="1"/>
-                <w:smallCaps w:val="0"/>
-                <w:strike w:val="0"/>
-                <w:color w:val="548dd4"/>
-                <w:sz w:val="20"/>
-                <w:szCs w:val="20"/>
-                <w:u w:val="none"/>
-                <w:shd w:fill="auto" w:val="clear"/>
-                <w:vertAlign w:val="baseline"/>
-                <w:rtl w:val="0"/>
-              </w:rPr>
-              <w:t xml:space="preserve">¿A quiénes afecta o impacta la situación que vas a abordar? (Ej.: Grupo etario, usuarios de algún servicio, etc.).</w:t>
-            </w:r>
-          </w:p>
-          <w:p>
-            <w:pPr>
-              <w:keepNext w:val="0"/>
-              <w:keepLines w:val="0"/>
-              <w:pageBreakBefore w:val="0"/>
-              <w:widowControl w:val="1"/>
-              <w:numPr>
-                <w:ilvl w:val="0"/>
-                <w:numId w:val="3"/>
-              </w:numPr>
               <w:pBdr>
                 <w:top w:space="0" w:sz="0" w:val="nil"/>
                 <w:left w:space="0" w:sz="0" w:val="nil"/>
@@ -1631,42 +1572,80 @@
               </w:pBdr>
               <w:shd w:fill="auto" w:val="clear"/>
               <w:spacing w:after="160" w:before="0" w:line="259" w:lineRule="auto"/>
-              <w:ind w:left="720" w:right="0" w:hanging="360"/>
+              <w:ind w:left="0" w:right="0" w:firstLine="0"/>
               <w:jc w:val="both"/>
               <w:rPr>
-                <w:rFonts w:ascii="Calibri" w:cs="Calibri" w:eastAsia="Calibri" w:hAnsi="Calibri"/>
-                <w:b w:val="0"/>
-                <w:bCs w:val="0"/>
-                <w:i w:val="1"/>
-                <w:iCs w:val="1"/>
-                <w:smallCaps w:val="0"/>
-                <w:strike w:val="0"/>
-                <w:color w:val="548dd4"/>
-                <w:sz w:val="20"/>
-                <w:szCs w:val="20"/>
-                <w:u w:val="none"/>
-                <w:shd w:fill="auto" w:val="clear"/>
-                <w:vertAlign w:val="baseline"/>
-              </w:rPr>
-            </w:pPr>
-            <w:r>
-              <w:rPr>
-                <w:rFonts w:ascii="Calibri" w:cs="Calibri" w:eastAsia="Calibri" w:hAnsi="Calibri"/>
-                <w:b w:val="0"/>
-                <w:bCs w:val="0"/>
-                <w:i w:val="1"/>
-                <w:iCs w:val="1"/>
-                <w:smallCaps w:val="0"/>
-                <w:strike w:val="0"/>
-                <w:color w:val="548dd4"/>
-                <w:sz w:val="20"/>
-                <w:szCs w:val="20"/>
-                <w:u w:val="none"/>
-                <w:shd w:fill="auto" w:val="clear"/>
-                <w:vertAlign w:val="baseline"/>
-                <w:rtl w:val="0"/>
-              </w:rPr>
-              <w:t xml:space="preserve">¿Cuál sería el aporte de valor (real o simulado) de tu Proyecto APT para el contexto laboral y/o social en que se situaría?</w:t>
+                <w:sz w:val="20"/>
+                <w:szCs w:val="20"/>
+              </w:rPr>
+            </w:pPr>
+            <w:r>
+              <w:rPr>
+                <w:sz w:val="20"/>
+                <w:szCs w:val="20"/>
+                <w:rtl w:val="0"/>
+              </w:rPr>
+              <w:t xml:space="preserve">El proyecto surge a partir de la problemática existente en muchas juntas de vecinos en Chile, donde la gestión de información se realiza de forma manual o mediante herramientas poco estructuradas como planillas o grupos de mensajería. Esto genera desorganización, pérdida de información, baja participación comunitaria y dificultades en la toma de decisiones.</w:t>
+            </w:r>
+          </w:p>
+          <w:p>
+            <w:pPr>
+              <w:keepNext w:val="0"/>
+              <w:keepLines w:val="0"/>
+              <w:widowControl w:val="1"/>
+              <w:pBdr>
+                <w:top w:space="0" w:sz="0" w:val="nil"/>
+                <w:left w:space="0" w:sz="0" w:val="nil"/>
+                <w:bottom w:space="0" w:sz="0" w:val="nil"/>
+                <w:right w:space="0" w:sz="0" w:val="nil"/>
+                <w:between w:space="0" w:sz="0" w:val="nil"/>
+              </w:pBdr>
+              <w:shd w:fill="auto" w:val="clear"/>
+              <w:spacing w:after="160" w:before="0" w:line="259" w:lineRule="auto"/>
+              <w:ind w:left="0" w:right="0" w:firstLine="0"/>
+              <w:jc w:val="both"/>
+              <w:rPr>
+                <w:sz w:val="20"/>
+                <w:szCs w:val="20"/>
+              </w:rPr>
+            </w:pPr>
+            <w:r>
+              <w:rPr>
+                <w:sz w:val="20"/>
+                <w:szCs w:val="20"/>
+                <w:rtl w:val="0"/>
+              </w:rPr>
+              <w:t xml:space="preserve">La solución se sitúa en el contexto de comunidades residenciales, particularmente en sectores urbanos y semiurbanos, donde la comunicación entre vecinos y directiva es limitada. Afecta principalmente a dirigentes vecinales y residentes que requieren acceso a información clara y actualizada.</w:t>
+            </w:r>
+          </w:p>
+          <w:p>
+            <w:pPr>
+              <w:keepNext w:val="0"/>
+              <w:keepLines w:val="0"/>
+              <w:widowControl w:val="1"/>
+              <w:pBdr>
+                <w:top w:space="0" w:sz="0" w:val="nil"/>
+                <w:left w:space="0" w:sz="0" w:val="nil"/>
+                <w:bottom w:space="0" w:sz="0" w:val="nil"/>
+                <w:right w:space="0" w:sz="0" w:val="nil"/>
+                <w:between w:space="0" w:sz="0" w:val="nil"/>
+              </w:pBdr>
+              <w:shd w:fill="auto" w:val="clear"/>
+              <w:spacing w:after="160" w:before="0" w:line="259" w:lineRule="auto"/>
+              <w:ind w:left="0" w:right="0" w:firstLine="0"/>
+              <w:jc w:val="both"/>
+              <w:rPr>
+                <w:sz w:val="20"/>
+                <w:szCs w:val="20"/>
+              </w:rPr>
+            </w:pPr>
+            <w:r>
+              <w:rPr>
+                <w:sz w:val="20"/>
+                <w:szCs w:val="20"/>
+                <w:rtl w:val="0"/>
+              </w:rPr>
+              <w:t xml:space="preserve">El proyecto aporta valor al permitir centralizar la información, mejorar la comunicación, optimizar procesos administrativos y generar datos relevantes para la toma de decisiones, especialmente en situaciones como emergencias o gestión de beneficios comunitarios.</w:t>
             </w:r>
           </w:p>
         </w:tc>
@@ -1706,31 +1685,85 @@
             <w:pPr>
               <w:jc w:val="both"/>
               <w:rPr>
-                <w:rFonts w:ascii="Calibri" w:cs="Calibri" w:eastAsia="Calibri" w:hAnsi="Calibri"/>
-                <w:i w:val="1"/>
-                <w:iCs w:val="1"/>
-                <w:color w:val="548dd4"/>
-                <w:sz w:val="20"/>
-                <w:szCs w:val="20"/>
-                <w:highlight w:val="cyan"/>
-              </w:rPr>
-            </w:pPr>
-            <w:r>
-              <w:rPr>
-                <w:rFonts w:ascii="Calibri" w:cs="Calibri" w:eastAsia="Calibri" w:hAnsi="Calibri"/>
-                <w:i w:val="1"/>
-                <w:iCs w:val="1"/>
-                <w:color w:val="548dd4"/>
-                <w:sz w:val="20"/>
-                <w:szCs w:val="20"/>
-                <w:rtl w:val="0"/>
-              </w:rPr>
-              <w:t xml:space="preserve">Señala qué se espera lograr con el proyecto (objetivo) y describe brevemente en qué consistiría, cómo planeas abordar la problemática presentada en el apartado anterior. </w:t>
-            </w:r>
-            <w:r>
-              <w:rPr>
-                <w:rtl w:val="0"/>
-              </w:rPr>
+                <w:sz w:val="20"/>
+                <w:szCs w:val="20"/>
+              </w:rPr>
+            </w:pPr>
+            <w:r>
+              <w:rPr>
+                <w:sz w:val="20"/>
+                <w:szCs w:val="20"/>
+                <w:rtl w:val="0"/>
+              </w:rPr>
+              <w:t xml:space="preserve">El objetivo del proyecto es desarrollar un sistema web responsivo que permite gestionar de manera eficiente la información de una junta de vecinos.</w:t>
+            </w:r>
+          </w:p>
+          <w:p>
+            <w:pPr>
+              <w:jc w:val="both"/>
+              <w:rPr>
+                <w:sz w:val="20"/>
+                <w:szCs w:val="20"/>
+              </w:rPr>
+            </w:pPr>
+            <w:r>
+              <w:rPr>
+                <w:sz w:val="20"/>
+                <w:szCs w:val="20"/>
+                <w:rtl w:val="0"/>
+              </w:rPr>
+              <w:t xml:space="preserve">La plataforma incluirá funcionalidades como registro de usuarios, gestión de vecinos y viviendas, solicitudes de certificados de residencia, reservas de espacios, publicación de noticias y generación de dashboards.</w:t>
+            </w:r>
+          </w:p>
+          <w:p>
+            <w:pPr>
+              <w:jc w:val="both"/>
+              <w:rPr>
+                <w:sz w:val="20"/>
+                <w:szCs w:val="20"/>
+              </w:rPr>
+            </w:pPr>
+            <w:r>
+              <w:rPr>
+                <w:sz w:val="20"/>
+                <w:szCs w:val="20"/>
+                <w:rtl w:val="0"/>
+              </w:rPr>
+              <w:t xml:space="preserve">Además, contará con un sistema de postulaciones que permitirá a los usuarios postular a distintos beneficios y actividades, tales como beneficios sociales, actividades comunitarias, uso de espacios comunes y programas de apoyo, facilitando la gestión y organización por parte de la directiva.</w:t>
+            </w:r>
+          </w:p>
+          <w:p>
+            <w:pPr>
+              <w:jc w:val="both"/>
+              <w:rPr>
+                <w:sz w:val="20"/>
+                <w:szCs w:val="20"/>
+              </w:rPr>
+            </w:pPr>
+            <w:r>
+              <w:rPr>
+                <w:sz w:val="20"/>
+                <w:szCs w:val="20"/>
+                <w:rtl w:val="0"/>
+              </w:rPr>
+              <w:t xml:space="preserve">Asimismo, el sistema permitirá el envío de notificaciones y alertas comunitarias, con el fin de mantener informados a los vecinos sobre novedades, resultados de postulaciones y situaciones relevantes de la comunidad.</w:t>
+            </w:r>
+          </w:p>
+          <w:p>
+            <w:pPr>
+              <w:jc w:val="both"/>
+              <w:rPr>
+                <w:sz w:val="20"/>
+                <w:szCs w:val="20"/>
+              </w:rPr>
+            </w:pPr>
+            <w:r>
+              <w:rPr>
+                <w:sz w:val="20"/>
+                <w:szCs w:val="20"/>
+                <w:rtl w:val="0"/>
+              </w:rPr>
+              <w:t xml:space="preserve">El enfoque del proyecto considera tanto la organización de la información como su análisis, permitiendo obtener indicadores relevantes para mejorar la gestión comunitaria.</w:t>
             </w:r>
           </w:p>
         </w:tc>
@@ -1770,56 +1803,34 @@
             <w:pPr>
               <w:jc w:val="both"/>
               <w:rPr>
-                <w:rFonts w:ascii="Calibri" w:cs="Calibri" w:eastAsia="Calibri" w:hAnsi="Calibri"/>
-                <w:i w:val="1"/>
-                <w:iCs w:val="1"/>
-                <w:color w:val="548dd4"/>
-                <w:sz w:val="20"/>
-                <w:szCs w:val="20"/>
-              </w:rPr>
-            </w:pPr>
-            <w:r>
-              <w:rPr>
-                <w:rFonts w:ascii="Calibri" w:cs="Calibri" w:eastAsia="Calibri" w:hAnsi="Calibri"/>
-                <w:i w:val="1"/>
-                <w:iCs w:val="1"/>
-                <w:color w:val="548dd4"/>
-                <w:sz w:val="20"/>
-                <w:szCs w:val="20"/>
-                <w:rtl w:val="0"/>
-              </w:rPr>
-              <w:t xml:space="preserve">Justifica cómo se relaciona tu Proyecto APT con el perfil de egreso de tu carrera y, en particular, con las competencias del perfil de egreso que seleccionaste anteriormente. </w:t>
+                <w:sz w:val="20"/>
+                <w:szCs w:val="20"/>
+              </w:rPr>
+            </w:pPr>
+            <w:r>
+              <w:rPr>
+                <w:sz w:val="20"/>
+                <w:szCs w:val="20"/>
+                <w:rtl w:val="0"/>
+              </w:rPr>
+              <w:t xml:space="preserve">El proyecto se relaciona directamente con el perfil de egreso de la carrera de Ingeniería en Informática, ya que integra el desarrollo de software, la gestión de datos y el análisis de información.</w:t>
             </w:r>
           </w:p>
           <w:p>
             <w:pPr>
               <w:jc w:val="both"/>
               <w:rPr>
-                <w:rFonts w:ascii="Calibri" w:cs="Calibri" w:eastAsia="Calibri" w:hAnsi="Calibri"/>
-                <w:i w:val="1"/>
-                <w:iCs w:val="1"/>
-                <w:color w:val="548dd4"/>
-                <w:sz w:val="20"/>
-                <w:szCs w:val="20"/>
-                <w:highlight w:val="yellow"/>
-              </w:rPr>
-            </w:pPr>
-            <w:r>
-              <w:rPr>
-                <w:rFonts w:ascii="Calibri" w:cs="Calibri" w:eastAsia="Calibri" w:hAnsi="Calibri"/>
-                <w:i w:val="1"/>
-                <w:iCs w:val="1"/>
-                <w:color w:val="548dd4"/>
-                <w:sz w:val="20"/>
-                <w:szCs w:val="20"/>
-                <w:rtl w:val="0"/>
-              </w:rPr>
-              <w:t xml:space="preserve">¿De qué manera se relaciona el Proyecto APT con el perfil de egreso de tu carrera? ¿De qué manera son necesarias las competencias que seleccionaste para resolver la problemática a trabajar? </w:t>
-            </w:r>
-            <w:r>
-              <w:rPr>
-                <w:rtl w:val="0"/>
-              </w:rPr>
+                <w:sz w:val="20"/>
+                <w:szCs w:val="20"/>
+              </w:rPr>
+            </w:pPr>
+            <w:r>
+              <w:rPr>
+                <w:sz w:val="20"/>
+                <w:szCs w:val="20"/>
+                <w:rtl w:val="0"/>
+              </w:rPr>
+              <w:t xml:space="preserve">Las competencias seleccionadas son necesarias para diseñar una solución completa, desde la estructura de la base de datos hasta la implementación de funcionalidades y visualización de datos, permitiendo abordar una problemática real mediante tecnología.</w:t>
             </w:r>
           </w:p>
         </w:tc>
@@ -1859,56 +1870,34 @@
             <w:pPr>
               <w:jc w:val="both"/>
               <w:rPr>
-                <w:rFonts w:ascii="Calibri" w:cs="Calibri" w:eastAsia="Calibri" w:hAnsi="Calibri"/>
-                <w:i w:val="1"/>
-                <w:iCs w:val="1"/>
-                <w:color w:val="548dd4"/>
-                <w:sz w:val="20"/>
-                <w:szCs w:val="20"/>
-              </w:rPr>
-            </w:pPr>
-            <w:r>
-              <w:rPr>
-                <w:rFonts w:ascii="Calibri" w:cs="Calibri" w:eastAsia="Calibri" w:hAnsi="Calibri"/>
-                <w:i w:val="1"/>
-                <w:iCs w:val="1"/>
-                <w:color w:val="548dd4"/>
-                <w:sz w:val="20"/>
-                <w:szCs w:val="20"/>
-                <w:rtl w:val="0"/>
-              </w:rPr>
-              <w:t xml:space="preserve">Señala cómo se relaciona el Proyecto APT que propones con tus intereses profesionales.</w:t>
+                <w:sz w:val="20"/>
+                <w:szCs w:val="20"/>
+              </w:rPr>
+            </w:pPr>
+            <w:r>
+              <w:rPr>
+                <w:sz w:val="20"/>
+                <w:szCs w:val="20"/>
+                <w:rtl w:val="0"/>
+              </w:rPr>
+              <w:t xml:space="preserve">El proyecto se alinea con intereses profesionales en el área de desarrollo web, análisis de datos y creación de soluciones tecnológicas con impacto social.</w:t>
             </w:r>
           </w:p>
           <w:p>
             <w:pPr>
               <w:jc w:val="both"/>
               <w:rPr>
-                <w:rFonts w:ascii="Calibri" w:cs="Calibri" w:eastAsia="Calibri" w:hAnsi="Calibri"/>
-                <w:i w:val="1"/>
-                <w:iCs w:val="1"/>
-                <w:color w:val="548dd4"/>
-                <w:sz w:val="20"/>
-                <w:szCs w:val="20"/>
-                <w:highlight w:val="yellow"/>
-              </w:rPr>
-            </w:pPr>
-            <w:r>
-              <w:rPr>
-                <w:rFonts w:ascii="Calibri" w:cs="Calibri" w:eastAsia="Calibri" w:hAnsi="Calibri"/>
-                <w:i w:val="1"/>
-                <w:iCs w:val="1"/>
-                <w:color w:val="548dd4"/>
-                <w:sz w:val="20"/>
-                <w:szCs w:val="20"/>
-                <w:rtl w:val="0"/>
-              </w:rPr>
-              <w:t xml:space="preserve">¿Cuáles son tus intereses profesionales?  ¿Qué aspectos de tus intereses profesionales se ven reflejados en tu Proyecto APT? Realizar este Proyecto APT, ¿de qué manera va a contribuir a tu desarrollo profesional? </w:t>
-            </w:r>
-            <w:r>
-              <w:rPr>
-                <w:rtl w:val="0"/>
-              </w:rPr>
+                <w:sz w:val="20"/>
+                <w:szCs w:val="20"/>
+              </w:rPr>
+            </w:pPr>
+            <w:r>
+              <w:rPr>
+                <w:sz w:val="20"/>
+                <w:szCs w:val="20"/>
+                <w:rtl w:val="0"/>
+              </w:rPr>
+              <w:t xml:space="preserve">Su desarrollo permitirá fortalecer habilidades técnicas en programación, diseño de sistemas, bases de datos y visualización de información, contribuyendo directamente al crecimiento profesional en el área de tecnología.</w:t>
             </w:r>
           </w:p>
         </w:tc>
@@ -1946,85 +1935,72 @@
           </w:tcPr>
           <w:p>
             <w:pPr>
-              <w:jc w:val="both"/>
-              <w:rPr>
-                <w:rFonts w:ascii="Calibri" w:cs="Calibri" w:eastAsia="Calibri" w:hAnsi="Calibri"/>
-                <w:i w:val="1"/>
-                <w:iCs w:val="1"/>
-                <w:color w:val="548dd4"/>
-                <w:sz w:val="20"/>
-                <w:szCs w:val="20"/>
-              </w:rPr>
-            </w:pPr>
-            <w:r>
-              <w:rPr>
-                <w:rFonts w:ascii="Calibri" w:cs="Calibri" w:eastAsia="Calibri" w:hAnsi="Calibri"/>
-                <w:i w:val="1"/>
-                <w:iCs w:val="1"/>
-                <w:color w:val="548dd4"/>
-                <w:sz w:val="20"/>
-                <w:szCs w:val="20"/>
-                <w:rtl w:val="0"/>
-              </w:rPr>
-              <w:t xml:space="preserve">Justifica brevemente por qué es posible desarrollar tu proyecto APT. Considera el tiempo y materiales que necesitas para desarrollarlo, así como los posibles factores externos que podrían dificultar y facilitar su desarrollo.  </w:t>
-            </w:r>
-          </w:p>
-          <w:p>
-            <w:pPr>
-              <w:rPr>
-                <w:rFonts w:ascii="Calibri" w:cs="Calibri" w:eastAsia="Calibri" w:hAnsi="Calibri"/>
-                <w:i w:val="1"/>
-                <w:iCs w:val="1"/>
-                <w:color w:val="548dd4"/>
-                <w:sz w:val="20"/>
-                <w:szCs w:val="20"/>
-              </w:rPr>
-            </w:pPr>
-            <w:r>
-              <w:rPr>
-                <w:rFonts w:ascii="Calibri" w:cs="Calibri" w:eastAsia="Calibri" w:hAnsi="Calibri"/>
-                <w:i w:val="1"/>
-                <w:iCs w:val="1"/>
-                <w:color w:val="548dd4"/>
-                <w:sz w:val="20"/>
-                <w:szCs w:val="20"/>
-                <w:rtl w:val="0"/>
-              </w:rPr>
-              <w:t xml:space="preserve">¿Por qué </w:t>
-            </w:r>
-            <w:r>
-              <w:rPr>
-                <w:i w:val="1"/>
-                <w:iCs w:val="1"/>
-                <w:color w:val="548dd4"/>
-                <w:sz w:val="20"/>
-                <w:szCs w:val="20"/>
-                <w:rtl w:val="0"/>
-              </w:rPr>
-              <w:t xml:space="preserve">crees que es posible</w:t>
-            </w:r>
-            <w:r>
-              <w:rPr>
-                <w:rFonts w:ascii="Calibri" w:cs="Calibri" w:eastAsia="Calibri" w:hAnsi="Calibri"/>
-                <w:i w:val="1"/>
-                <w:iCs w:val="1"/>
-                <w:color w:val="548dd4"/>
-                <w:sz w:val="20"/>
-                <w:szCs w:val="20"/>
-                <w:rtl w:val="0"/>
-              </w:rPr>
-              <w:t xml:space="preserve"> desarrollar tu Proyecto APT? Para responder esta pregunta debes tener en consideración:</w:t>
-            </w:r>
-          </w:p>
-          <w:p>
-            <w:pPr>
               <w:keepNext w:val="0"/>
               <w:keepLines w:val="0"/>
-              <w:pageBreakBefore w:val="0"/>
+              <w:widowControl w:val="1"/>
+              <w:pBdr>
+                <w:top w:space="0" w:sz="0" w:val="nil"/>
+                <w:left w:space="0" w:sz="0" w:val="nil"/>
+                <w:bottom w:space="0" w:sz="0" w:val="nil"/>
+                <w:right w:space="0" w:sz="0" w:val="nil"/>
+                <w:between w:space="0" w:sz="0" w:val="nil"/>
+              </w:pBdr>
+              <w:shd w:fill="auto" w:val="clear"/>
+              <w:spacing w:after="200" w:before="0" w:line="259" w:lineRule="auto"/>
+              <w:ind w:left="0" w:right="0" w:firstLine="0"/>
+              <w:jc w:val="left"/>
+              <w:rPr>
+                <w:sz w:val="20"/>
+                <w:szCs w:val="20"/>
+              </w:rPr>
+            </w:pPr>
+            <w:r>
+              <w:rPr>
+                <w:sz w:val="20"/>
+                <w:szCs w:val="20"/>
+                <w:rtl w:val="0"/>
+              </w:rPr>
+              <w:t xml:space="preserve">El proyecto es factible de desarrollar dentro del periodo académico, considerando que se utilizarán tecnologías conocidas y accesibles.</w:t>
+            </w:r>
+          </w:p>
+          <w:p>
+            <w:pPr>
+              <w:keepNext w:val="0"/>
+              <w:keepLines w:val="0"/>
+              <w:widowControl w:val="1"/>
+              <w:pBdr>
+                <w:top w:space="0" w:sz="0" w:val="nil"/>
+                <w:left w:space="0" w:sz="0" w:val="nil"/>
+                <w:bottom w:space="0" w:sz="0" w:val="nil"/>
+                <w:right w:space="0" w:sz="0" w:val="nil"/>
+                <w:between w:space="0" w:sz="0" w:val="nil"/>
+              </w:pBdr>
+              <w:shd w:fill="auto" w:val="clear"/>
+              <w:spacing w:after="200" w:before="0" w:line="259" w:lineRule="auto"/>
+              <w:ind w:left="0" w:right="0" w:firstLine="0"/>
+              <w:jc w:val="left"/>
+              <w:rPr>
+                <w:sz w:val="20"/>
+                <w:szCs w:val="20"/>
+              </w:rPr>
+            </w:pPr>
+            <w:r>
+              <w:rPr>
+                <w:sz w:val="20"/>
+                <w:szCs w:val="20"/>
+                <w:rtl w:val="0"/>
+              </w:rPr>
+              <w:t xml:space="preserve">Factores que facilitan el desarrollo:</w:t>
+            </w:r>
+          </w:p>
+          <w:p>
+            <w:pPr>
+              <w:keepNext w:val="0"/>
+              <w:keepLines w:val="0"/>
               <w:widowControl w:val="1"/>
               <w:numPr>
                 <w:ilvl w:val="0"/>
-                <w:numId w:val="2"/>
+                <w:numId w:val="6"/>
               </w:numPr>
               <w:pBdr>
                 <w:top w:space="0" w:sz="0" w:val="nil"/>
@@ -2038,50 +2014,33 @@
               <w:ind w:left="720" w:right="0" w:hanging="360"/>
               <w:jc w:val="left"/>
               <w:rPr>
-                <w:rFonts w:ascii="Calibri" w:cs="Calibri" w:eastAsia="Calibri" w:hAnsi="Calibri"/>
-                <w:b w:val="0"/>
-                <w:bCs w:val="0"/>
-                <w:i w:val="1"/>
-                <w:iCs w:val="1"/>
-                <w:smallCaps w:val="0"/>
-                <w:strike w:val="0"/>
-                <w:color w:val="548dd4"/>
                 <w:sz w:val="20"/>
                 <w:szCs w:val="20"/>
                 <w:u w:val="none"/>
-                <w:shd w:fill="auto" w:val="clear"/>
-                <w:vertAlign w:val="baseline"/>
-              </w:rPr>
-            </w:pPr>
-            <w:r>
-              <w:rPr>
-                <w:rFonts w:ascii="Calibri" w:cs="Calibri" w:eastAsia="Calibri" w:hAnsi="Calibri"/>
-                <w:b w:val="0"/>
-                <w:bCs w:val="0"/>
-                <w:i w:val="1"/>
-                <w:iCs w:val="1"/>
-                <w:smallCaps w:val="0"/>
-                <w:strike w:val="0"/>
-                <w:color w:val="548dd4"/>
-                <w:sz w:val="20"/>
-                <w:szCs w:val="20"/>
-                <w:u w:val="none"/>
-                <w:shd w:fill="auto" w:val="clear"/>
-                <w:vertAlign w:val="baseline"/>
-                <w:rtl w:val="0"/>
-              </w:rPr>
-              <w:t xml:space="preserve">Duración del semestre</w:t>
+              </w:rPr>
+            </w:pPr>
+            <w:r>
+              <w:rPr>
+                <w:sz w:val="20"/>
+                <w:szCs w:val="20"/>
+                <w:rtl w:val="0"/>
+              </w:rPr>
+              <w:t xml:space="preserve">Uso de tecnologías web estándar</w:t>
+            </w:r>
+            <w:r>
+              <w:rPr>
+                <w:rtl w:val="0"/>
+              </w:rPr>
             </w:r>
           </w:p>
           <w:p>
             <w:pPr>
               <w:keepNext w:val="0"/>
               <w:keepLines w:val="0"/>
-              <w:pageBreakBefore w:val="0"/>
               <w:widowControl w:val="1"/>
               <w:numPr>
                 <w:ilvl w:val="0"/>
-                <w:numId w:val="2"/>
+                <w:numId w:val="6"/>
               </w:numPr>
               <w:pBdr>
                 <w:top w:space="0" w:sz="0" w:val="nil"/>
@@ -2095,50 +2054,103 @@
               <w:ind w:left="720" w:right="0" w:hanging="360"/>
               <w:jc w:val="left"/>
               <w:rPr>
-                <w:rFonts w:ascii="Calibri" w:cs="Calibri" w:eastAsia="Calibri" w:hAnsi="Calibri"/>
-                <w:b w:val="0"/>
-                <w:bCs w:val="0"/>
-                <w:i w:val="1"/>
-                <w:iCs w:val="1"/>
-                <w:smallCaps w:val="0"/>
-                <w:strike w:val="0"/>
-                <w:color w:val="548dd4"/>
                 <w:sz w:val="20"/>
                 <w:szCs w:val="20"/>
                 <w:u w:val="none"/>
-                <w:shd w:fill="auto" w:val="clear"/>
-                <w:vertAlign w:val="baseline"/>
-              </w:rPr>
-            </w:pPr>
-            <w:r>
-              <w:rPr>
-                <w:rFonts w:ascii="Calibri" w:cs="Calibri" w:eastAsia="Calibri" w:hAnsi="Calibri"/>
-                <w:b w:val="0"/>
-                <w:bCs w:val="0"/>
-                <w:i w:val="1"/>
-                <w:iCs w:val="1"/>
-                <w:smallCaps w:val="0"/>
-                <w:strike w:val="0"/>
-                <w:color w:val="548dd4"/>
-                <w:sz w:val="20"/>
-                <w:szCs w:val="20"/>
-                <w:u w:val="none"/>
-                <w:shd w:fill="auto" w:val="clear"/>
-                <w:vertAlign w:val="baseline"/>
-                <w:rtl w:val="0"/>
-              </w:rPr>
-              <w:t xml:space="preserve">Horas asignadas a la asignatura </w:t>
+              </w:rPr>
+            </w:pPr>
+            <w:r>
+              <w:rPr>
+                <w:sz w:val="20"/>
+                <w:szCs w:val="20"/>
+                <w:rtl w:val="0"/>
+              </w:rPr>
+              <w:t xml:space="preserve">Disponibilidad de documentación y recursos de aprendizaje</w:t>
+            </w:r>
+            <w:r>
+              <w:rPr>
+                <w:rtl w:val="0"/>
+              </w:rPr>
             </w:r>
           </w:p>
           <w:p>
             <w:pPr>
               <w:keepNext w:val="0"/>
               <w:keepLines w:val="0"/>
-              <w:pageBreakBefore w:val="0"/>
               <w:widowControl w:val="1"/>
               <w:numPr>
                 <w:ilvl w:val="0"/>
-                <w:numId w:val="2"/>
+                <w:numId w:val="6"/>
+              </w:numPr>
+              <w:pBdr>
+                <w:top w:space="0" w:sz="0" w:val="nil"/>
+                <w:left w:space="0" w:sz="0" w:val="nil"/>
+                <w:bottom w:space="0" w:sz="0" w:val="nil"/>
+                <w:right w:space="0" w:sz="0" w:val="nil"/>
+                <w:between w:space="0" w:sz="0" w:val="nil"/>
+              </w:pBdr>
+              <w:shd w:fill="auto" w:val="clear"/>
+              <w:spacing w:after="200" w:before="0" w:line="259" w:lineRule="auto"/>
+              <w:ind w:left="720" w:right="0" w:hanging="360"/>
+              <w:jc w:val="left"/>
+              <w:rPr>
+                <w:sz w:val="20"/>
+                <w:szCs w:val="20"/>
+                <w:u w:val="none"/>
+              </w:rPr>
+            </w:pPr>
+            <w:r>
+              <w:rPr>
+                <w:sz w:val="20"/>
+                <w:szCs w:val="20"/>
+                <w:rtl w:val="0"/>
+              </w:rPr>
+              <w:t xml:space="preserve">Trabajo en equipo</w:t>
+            </w:r>
+            <w:r>
+              <w:rPr>
+                <w:rtl w:val="0"/>
+              </w:rPr>
+            </w:r>
+          </w:p>
+          <w:p>
+            <w:pPr>
+              <w:keepNext w:val="0"/>
+              <w:keepLines w:val="0"/>
+              <w:widowControl w:val="1"/>
+              <w:pBdr>
+                <w:top w:space="0" w:sz="0" w:val="nil"/>
+                <w:left w:space="0" w:sz="0" w:val="nil"/>
+                <w:bottom w:space="0" w:sz="0" w:val="nil"/>
+                <w:right w:space="0" w:sz="0" w:val="nil"/>
+                <w:between w:space="0" w:sz="0" w:val="nil"/>
+              </w:pBdr>
+              <w:shd w:fill="auto" w:val="clear"/>
+              <w:spacing w:after="200" w:before="0" w:line="259" w:lineRule="auto"/>
+              <w:ind w:left="0" w:right="0" w:firstLine="0"/>
+              <w:jc w:val="left"/>
+              <w:rPr>
+                <w:sz w:val="20"/>
+                <w:szCs w:val="20"/>
+              </w:rPr>
+            </w:pPr>
+            <w:r>
+              <w:rPr>
+                <w:sz w:val="20"/>
+                <w:szCs w:val="20"/>
+                <w:rtl w:val="0"/>
+              </w:rPr>
+              <w:t xml:space="preserve">Factores que podrían dificultar:</w:t>
+            </w:r>
+          </w:p>
+          <w:p>
+            <w:pPr>
+              <w:keepNext w:val="0"/>
+              <w:keepLines w:val="0"/>
+              <w:widowControl w:val="1"/>
+              <w:numPr>
+                <w:ilvl w:val="0"/>
+                <w:numId w:val="1"/>
               </w:numPr>
               <w:pBdr>
                 <w:top w:space="0" w:sz="0" w:val="nil"/>
@@ -2152,50 +2164,103 @@
               <w:ind w:left="720" w:right="0" w:hanging="360"/>
               <w:jc w:val="left"/>
               <w:rPr>
-                <w:rFonts w:ascii="Calibri" w:cs="Calibri" w:eastAsia="Calibri" w:hAnsi="Calibri"/>
-                <w:b w:val="0"/>
-                <w:bCs w:val="0"/>
-                <w:i w:val="1"/>
-                <w:iCs w:val="1"/>
-                <w:smallCaps w:val="0"/>
-                <w:strike w:val="0"/>
-                <w:color w:val="548dd4"/>
                 <w:sz w:val="20"/>
                 <w:szCs w:val="20"/>
                 <w:u w:val="none"/>
-                <w:shd w:fill="auto" w:val="clear"/>
-                <w:vertAlign w:val="baseline"/>
-              </w:rPr>
-            </w:pPr>
-            <w:r>
-              <w:rPr>
-                <w:rFonts w:ascii="Calibri" w:cs="Calibri" w:eastAsia="Calibri" w:hAnsi="Calibri"/>
-                <w:b w:val="0"/>
-                <w:bCs w:val="0"/>
-                <w:i w:val="1"/>
-                <w:iCs w:val="1"/>
-                <w:smallCaps w:val="0"/>
-                <w:strike w:val="0"/>
-                <w:color w:val="548dd4"/>
-                <w:sz w:val="20"/>
-                <w:szCs w:val="20"/>
-                <w:u w:val="none"/>
-                <w:shd w:fill="auto" w:val="clear"/>
-                <w:vertAlign w:val="baseline"/>
-                <w:rtl w:val="0"/>
-              </w:rPr>
-              <w:t xml:space="preserve">Materiales requeridos</w:t>
+              </w:rPr>
+            </w:pPr>
+            <w:r>
+              <w:rPr>
+                <w:sz w:val="20"/>
+                <w:szCs w:val="20"/>
+                <w:rtl w:val="0"/>
+              </w:rPr>
+              <w:t xml:space="preserve">Falta de experiencia en algunas tecnologías</w:t>
+            </w:r>
+            <w:r>
+              <w:rPr>
+                <w:rtl w:val="0"/>
+              </w:rPr>
             </w:r>
           </w:p>
           <w:p>
             <w:pPr>
               <w:keepNext w:val="0"/>
               <w:keepLines w:val="0"/>
-              <w:pageBreakBefore w:val="0"/>
               <w:widowControl w:val="1"/>
               <w:numPr>
                 <w:ilvl w:val="0"/>
-                <w:numId w:val="2"/>
+                <w:numId w:val="1"/>
+              </w:numPr>
+              <w:pBdr>
+                <w:top w:space="0" w:sz="0" w:val="nil"/>
+                <w:left w:space="0" w:sz="0" w:val="nil"/>
+                <w:bottom w:space="0" w:sz="0" w:val="nil"/>
+                <w:right w:space="0" w:sz="0" w:val="nil"/>
+                <w:between w:space="0" w:sz="0" w:val="nil"/>
+              </w:pBdr>
+              <w:shd w:fill="auto" w:val="clear"/>
+              <w:spacing w:after="200" w:before="0" w:line="259" w:lineRule="auto"/>
+              <w:ind w:left="720" w:right="0" w:hanging="360"/>
+              <w:jc w:val="left"/>
+              <w:rPr>
+                <w:sz w:val="20"/>
+                <w:szCs w:val="20"/>
+                <w:u w:val="none"/>
+              </w:rPr>
+            </w:pPr>
+            <w:r>
+              <w:rPr>
+                <w:sz w:val="20"/>
+                <w:szCs w:val="20"/>
+                <w:rtl w:val="0"/>
+              </w:rPr>
+              <w:t xml:space="preserve">Gestión del tiempo</w:t>
+            </w:r>
+            <w:r>
+              <w:rPr>
+                <w:rtl w:val="0"/>
+              </w:rPr>
+            </w:r>
+          </w:p>
+          <w:p>
+            <w:pPr>
+              <w:keepNext w:val="0"/>
+              <w:keepLines w:val="0"/>
+              <w:widowControl w:val="1"/>
+              <w:pBdr>
+                <w:top w:space="0" w:sz="0" w:val="nil"/>
+                <w:left w:space="0" w:sz="0" w:val="nil"/>
+                <w:bottom w:space="0" w:sz="0" w:val="nil"/>
+                <w:right w:space="0" w:sz="0" w:val="nil"/>
+                <w:between w:space="0" w:sz="0" w:val="nil"/>
+              </w:pBdr>
+              <w:shd w:fill="auto" w:val="clear"/>
+              <w:spacing w:after="200" w:before="0" w:line="259" w:lineRule="auto"/>
+              <w:ind w:left="0" w:right="0" w:firstLine="0"/>
+              <w:jc w:val="left"/>
+              <w:rPr>
+                <w:sz w:val="20"/>
+                <w:szCs w:val="20"/>
+              </w:rPr>
+            </w:pPr>
+            <w:r>
+              <w:rPr>
+                <w:sz w:val="20"/>
+                <w:szCs w:val="20"/>
+                <w:rtl w:val="0"/>
+              </w:rPr>
+              <w:t xml:space="preserve">Medidas de mitigación:</w:t>
+            </w:r>
+          </w:p>
+          <w:p>
+            <w:pPr>
+              <w:keepNext w:val="0"/>
+              <w:keepLines w:val="0"/>
+              <w:widowControl w:val="1"/>
+              <w:numPr>
+                <w:ilvl w:val="0"/>
+                <w:numId w:val="5"/>
               </w:numPr>
               <w:pBdr>
                 <w:top w:space="0" w:sz="0" w:val="nil"/>
@@ -2209,50 +2274,33 @@
               <w:ind w:left="720" w:right="0" w:hanging="360"/>
               <w:jc w:val="left"/>
               <w:rPr>
-                <w:rFonts w:ascii="Calibri" w:cs="Calibri" w:eastAsia="Calibri" w:hAnsi="Calibri"/>
-                <w:b w:val="0"/>
-                <w:bCs w:val="0"/>
-                <w:i w:val="1"/>
-                <w:iCs w:val="1"/>
-                <w:smallCaps w:val="0"/>
-                <w:strike w:val="0"/>
-                <w:color w:val="548dd4"/>
                 <w:sz w:val="20"/>
                 <w:szCs w:val="20"/>
                 <w:u w:val="none"/>
-                <w:shd w:fill="auto" w:val="clear"/>
-                <w:vertAlign w:val="baseline"/>
-              </w:rPr>
-            </w:pPr>
-            <w:r>
-              <w:rPr>
-                <w:rFonts w:ascii="Calibri" w:cs="Calibri" w:eastAsia="Calibri" w:hAnsi="Calibri"/>
-                <w:b w:val="0"/>
-                <w:bCs w:val="0"/>
-                <w:i w:val="1"/>
-                <w:iCs w:val="1"/>
-                <w:smallCaps w:val="0"/>
-                <w:strike w:val="0"/>
-                <w:color w:val="548dd4"/>
-                <w:sz w:val="20"/>
-                <w:szCs w:val="20"/>
-                <w:u w:val="none"/>
-                <w:shd w:fill="auto" w:val="clear"/>
-                <w:vertAlign w:val="baseline"/>
-                <w:rtl w:val="0"/>
-              </w:rPr>
-              <w:t xml:space="preserve">Factores externos que facilitan su desarrollo </w:t>
+              </w:rPr>
+            </w:pPr>
+            <w:r>
+              <w:rPr>
+                <w:sz w:val="20"/>
+                <w:szCs w:val="20"/>
+                <w:rtl w:val="0"/>
+              </w:rPr>
+              <w:t xml:space="preserve">División clara de tareas</w:t>
+            </w:r>
+            <w:r>
+              <w:rPr>
+                <w:rtl w:val="0"/>
+              </w:rPr>
             </w:r>
           </w:p>
           <w:p>
             <w:pPr>
               <w:keepNext w:val="0"/>
               <w:keepLines w:val="0"/>
-              <w:pageBreakBefore w:val="0"/>
               <w:widowControl w:val="1"/>
               <w:numPr>
                 <w:ilvl w:val="0"/>
-                <w:numId w:val="2"/>
+                <w:numId w:val="5"/>
               </w:numPr>
               <w:pBdr>
                 <w:top w:space="0" w:sz="0" w:val="nil"/>
@@ -2262,43 +2310,67 @@
                 <w:between w:space="0" w:sz="0" w:val="nil"/>
               </w:pBdr>
               <w:shd w:fill="auto" w:val="clear"/>
-              <w:spacing w:after="160" w:before="0" w:line="259" w:lineRule="auto"/>
+              <w:spacing w:after="0" w:before="0" w:line="259" w:lineRule="auto"/>
               <w:ind w:left="720" w:right="0" w:hanging="360"/>
               <w:jc w:val="left"/>
               <w:rPr>
-                <w:rFonts w:ascii="Calibri" w:cs="Calibri" w:eastAsia="Calibri" w:hAnsi="Calibri"/>
-                <w:b w:val="0"/>
-                <w:bCs w:val="0"/>
-                <w:i w:val="1"/>
-                <w:iCs w:val="1"/>
-                <w:smallCaps w:val="0"/>
-                <w:strike w:val="0"/>
-                <w:color w:val="548dd4"/>
                 <w:sz w:val="20"/>
                 <w:szCs w:val="20"/>
                 <w:u w:val="none"/>
-                <w:shd w:fill="auto" w:val="clear"/>
-                <w:vertAlign w:val="baseline"/>
-              </w:rPr>
-            </w:pPr>
-            <w:r>
-              <w:rPr>
-                <w:rFonts w:ascii="Calibri" w:cs="Calibri" w:eastAsia="Calibri" w:hAnsi="Calibri"/>
-                <w:b w:val="0"/>
-                <w:bCs w:val="0"/>
-                <w:i w:val="1"/>
-                <w:iCs w:val="1"/>
-                <w:smallCaps w:val="0"/>
-                <w:strike w:val="0"/>
-                <w:color w:val="548dd4"/>
+              </w:rPr>
+            </w:pPr>
+            <w:r>
+              <w:rPr>
+                <w:sz w:val="20"/>
+                <w:szCs w:val="20"/>
+                <w:rtl w:val="0"/>
+              </w:rPr>
+              <w:t xml:space="preserve">Uso de metodologías ágiles</w:t>
+            </w:r>
+            <w:r>
+              <w:rPr>
+                <w:rtl w:val="0"/>
+              </w:rPr>
+            </w:r>
+          </w:p>
+          <w:p>
+            <w:pPr>
+              <w:keepNext w:val="0"/>
+              <w:keepLines w:val="0"/>
+              <w:widowControl w:val="1"/>
+              <w:numPr>
+                <w:ilvl w:val="0"/>
+                <w:numId w:val="5"/>
+              </w:numPr>
+              <w:pBdr>
+                <w:top w:space="0" w:sz="0" w:val="nil"/>
+                <w:left w:space="0" w:sz="0" w:val="nil"/>
+                <w:bottom w:space="0" w:sz="0" w:val="nil"/>
+                <w:right w:space="0" w:sz="0" w:val="nil"/>
+                <w:between w:space="0" w:sz="0" w:val="nil"/>
+              </w:pBdr>
+              <w:shd w:fill="auto" w:val="clear"/>
+              <w:spacing w:after="200" w:before="0" w:line="259" w:lineRule="auto"/>
+              <w:ind w:left="720" w:right="0" w:hanging="360"/>
+              <w:jc w:val="left"/>
+              <w:rPr>
                 <w:sz w:val="20"/>
                 <w:szCs w:val="20"/>
                 <w:u w:val="none"/>
-                <w:shd w:fill="auto" w:val="clear"/>
-                <w:vertAlign w:val="baseline"/>
-                <w:rtl w:val="0"/>
-              </w:rPr>
-              <w:t xml:space="preserve">Factores externos que dificultan su desarrollo y maneras en que podrías solucionarlos</w:t>
+              </w:rPr>
+            </w:pPr>
+            <w:r>
+              <w:rPr>
+                <w:sz w:val="20"/>
+                <w:szCs w:val="20"/>
+                <w:rtl w:val="0"/>
+              </w:rPr>
+              <w:t xml:space="preserve">Apoyo en recursos externos (tutoriales, documentación)</w:t>
+            </w:r>
+            <w:r>
+              <w:rPr>
+                <w:rtl w:val="0"/>
+              </w:rPr>
             </w:r>
           </w:p>
         </w:tc>
@@ -2328,7 +2400,7 @@
         <w:widowControl w:val="1"/>
         <w:numPr>
           <w:ilvl w:val="0"/>
-          <w:numId w:val="1"/>
+          <w:numId w:val="4"/>
         </w:numPr>
         <w:pBdr>
           <w:top w:space="0" w:sz="0" w:val="nil"/>
@@ -2451,7 +2523,6 @@
             <w:pPr>
               <w:keepNext w:val="0"/>
               <w:keepLines w:val="0"/>
-              <w:pageBreakBefore w:val="0"/>
               <w:widowControl w:val="1"/>
               <w:pBdr>
                 <w:top w:space="0" w:sz="0" w:val="nil"/>
@@ -2584,27 +2655,26 @@
           </w:tcPr>
           <w:p>
             <w:pPr>
+              <w:spacing w:after="0" w:lineRule="auto"/>
               <w:jc w:val="both"/>
               <w:rPr>
                 <w:rFonts w:ascii="Calibri" w:cs="Calibri" w:eastAsia="Calibri" w:hAnsi="Calibri"/>
-                <w:i w:val="1"/>
-                <w:iCs w:val="1"/>
-                <w:color w:val="548dd4"/>
-                <w:sz w:val="20"/>
-                <w:szCs w:val="20"/>
-              </w:rPr>
-            </w:pPr>
-            <w:r>
-              <w:rPr>
-                <w:rFonts w:ascii="Calibri" w:cs="Calibri" w:eastAsia="Calibri" w:hAnsi="Calibri"/>
-                <w:i w:val="1"/>
-                <w:iCs w:val="1"/>
-                <w:color w:val="548dd4"/>
-                <w:sz w:val="20"/>
-                <w:szCs w:val="20"/>
-                <w:rtl w:val="0"/>
-              </w:rPr>
-              <w:t xml:space="preserve">Describe el o los objetivos generales de tu trabajo. Estos representan las grandes metas del proyecto que realizarás, de manera que te servirán de guía para que, una vez finalizado todo el proceso, puedas contrastar el resultado con lo planificado y así ver en qué medida fue posible cumplirlo.</w:t>
+                <w:sz w:val="20"/>
+                <w:szCs w:val="20"/>
+              </w:rPr>
+            </w:pPr>
+            <w:r>
+              <w:rPr>
+                <w:sz w:val="20"/>
+                <w:szCs w:val="20"/>
+                <w:rtl w:val="0"/>
+              </w:rPr>
+              <w:t xml:space="preserve">Desarrollar un sistema web responsivo que permita la gestión, análisis y comunicación de la información de una junta de vecinos, facilitando la toma de decisiones y la interacción comunitaria.</w:t>
+            </w:r>
+            <w:r>
+              <w:rPr>
+                <w:rtl w:val="0"/>
+              </w:rPr>
             </w:r>
           </w:p>
         </w:tc>
@@ -2642,27 +2712,200 @@
           </w:tcPr>
           <w:p>
             <w:pPr>
+              <w:numPr>
+                <w:ilvl w:val="0"/>
+                <w:numId w:val="3"/>
+              </w:numPr>
+              <w:spacing w:after="0" w:lineRule="auto"/>
+              <w:ind w:left="283.4645669291342" w:hanging="283.4645669291342"/>
               <w:jc w:val="both"/>
               <w:rPr>
-                <w:rFonts w:ascii="Calibri" w:cs="Calibri" w:eastAsia="Calibri" w:hAnsi="Calibri"/>
                 <w:i w:val="1"/>
                 <w:iCs w:val="1"/>
-                <w:color w:val="548dd4"/>
-                <w:sz w:val="20"/>
-                <w:szCs w:val="20"/>
-              </w:rPr>
-            </w:pPr>
-            <w:r>
-              <w:rPr>
-                <w:rFonts w:ascii="Calibri" w:cs="Calibri" w:eastAsia="Calibri" w:hAnsi="Calibri"/>
+                <w:sz w:val="20"/>
+                <w:szCs w:val="20"/>
+                <w:u w:val="none"/>
+              </w:rPr>
+            </w:pPr>
+            <w:r>
+              <w:rPr>
                 <w:i w:val="1"/>
                 <w:iCs w:val="1"/>
-                <w:color w:val="548dd4"/>
-                <w:sz w:val="20"/>
-                <w:szCs w:val="20"/>
-                <w:rtl w:val="0"/>
-              </w:rPr>
-              <w:t xml:space="preserve">Describe los objetivos específicos del proyecto. Estos permiten aterrizar el trabajo y trazar procedimientos concretos a seguir. Se desprenden del objetivo general. </w:t>
+                <w:sz w:val="20"/>
+                <w:szCs w:val="20"/>
+                <w:rtl w:val="0"/>
+              </w:rPr>
+              <w:t xml:space="preserve">Reducir en al menos un 50% el tiempo de gestión de solicitudes (certificados, reservas y postulaciones) mediante la digitalización de procesos.</w:t>
+            </w:r>
+            <w:r>
+              <w:rPr>
+                <w:rtl w:val="0"/>
+              </w:rPr>
+            </w:r>
+          </w:p>
+          <w:p>
+            <w:pPr>
+              <w:numPr>
+                <w:ilvl w:val="0"/>
+                <w:numId w:val="3"/>
+              </w:numPr>
+              <w:spacing w:after="0" w:lineRule="auto"/>
+              <w:ind w:left="283.4645669291342" w:hanging="283.4645669291342"/>
+              <w:jc w:val="both"/>
+              <w:rPr>
+                <w:i w:val="1"/>
+                <w:iCs w:val="1"/>
+                <w:sz w:val="20"/>
+                <w:szCs w:val="20"/>
+                <w:u w:val="none"/>
+              </w:rPr>
+            </w:pPr>
+            <w:r>
+              <w:rPr>
+                <w:i w:val="1"/>
+                <w:iCs w:val="1"/>
+                <w:sz w:val="20"/>
+                <w:szCs w:val="20"/>
+                <w:rtl w:val="0"/>
+              </w:rPr>
+              <w:t xml:space="preserve">Alcanzar un 70% de uso activo del sistema por parte de los usuarios registrados durante el periodo de prueba.</w:t>
+            </w:r>
+            <w:r>
+              <w:rPr>
+                <w:rtl w:val="0"/>
+              </w:rPr>
+            </w:r>
+          </w:p>
+          <w:p>
+            <w:pPr>
+              <w:numPr>
+                <w:ilvl w:val="0"/>
+                <w:numId w:val="3"/>
+              </w:numPr>
+              <w:spacing w:after="0" w:lineRule="auto"/>
+              <w:ind w:left="283.4645669291342" w:hanging="283.4645669291342"/>
+              <w:jc w:val="both"/>
+              <w:rPr>
+                <w:i w:val="1"/>
+                <w:iCs w:val="1"/>
+                <w:sz w:val="20"/>
+                <w:szCs w:val="20"/>
+                <w:u w:val="none"/>
+              </w:rPr>
+            </w:pPr>
+            <w:r>
+              <w:rPr>
+                <w:i w:val="1"/>
+                <w:iCs w:val="1"/>
+                <w:sz w:val="20"/>
+                <w:szCs w:val="20"/>
+                <w:rtl w:val="0"/>
+              </w:rPr>
+              <w:t xml:space="preserve">Disminuir en un 60% el uso de medios informales de comunicación (como WhatsApp) mediante la implementación de la plataforma.</w:t>
+            </w:r>
+            <w:r>
+              <w:rPr>
+                <w:rtl w:val="0"/>
+              </w:rPr>
+            </w:r>
+          </w:p>
+          <w:p>
+            <w:pPr>
+              <w:numPr>
+                <w:ilvl w:val="0"/>
+                <w:numId w:val="3"/>
+              </w:numPr>
+              <w:spacing w:after="0" w:lineRule="auto"/>
+              <w:ind w:left="283.4645669291342" w:hanging="283.4645669291342"/>
+              <w:jc w:val="both"/>
+              <w:rPr>
+                <w:i w:val="1"/>
+                <w:iCs w:val="1"/>
+                <w:sz w:val="20"/>
+                <w:szCs w:val="20"/>
+                <w:u w:val="none"/>
+              </w:rPr>
+            </w:pPr>
+            <w:r>
+              <w:rPr>
+                <w:i w:val="1"/>
+                <w:iCs w:val="1"/>
+                <w:sz w:val="20"/>
+                <w:szCs w:val="20"/>
+                <w:rtl w:val="0"/>
+              </w:rPr>
+              <w:t xml:space="preserve">Garantizar que el sistema permita generar al menos 5 indicadores clave (ej: cantidad de habitantes, participación, necesidades especiales) visualizados en dashboards.</w:t>
+            </w:r>
+            <w:r>
+              <w:rPr>
+                <w:rtl w:val="0"/>
+              </w:rPr>
+            </w:r>
+          </w:p>
+          <w:p>
+            <w:pPr>
+              <w:numPr>
+                <w:ilvl w:val="0"/>
+                <w:numId w:val="3"/>
+              </w:numPr>
+              <w:spacing w:after="0" w:lineRule="auto"/>
+              <w:ind w:left="283.4645669291342" w:hanging="283.4645669291342"/>
+              <w:jc w:val="both"/>
+              <w:rPr>
+                <w:i w:val="1"/>
+                <w:iCs w:val="1"/>
+                <w:sz w:val="20"/>
+                <w:szCs w:val="20"/>
+                <w:u w:val="none"/>
+              </w:rPr>
+            </w:pPr>
+            <w:r>
+              <w:rPr>
+                <w:i w:val="1"/>
+                <w:iCs w:val="1"/>
+                <w:sz w:val="20"/>
+                <w:szCs w:val="20"/>
+                <w:rtl w:val="0"/>
+              </w:rPr>
+              <w:t xml:space="preserve">Lograr que el sistema tenga un tiempo de respuesta menor a 5 segundos en las principales funcionalidades.</w:t>
+            </w:r>
+            <w:r>
+              <w:rPr>
+                <w:rtl w:val="0"/>
+              </w:rPr>
+            </w:r>
+          </w:p>
+          <w:p>
+            <w:pPr>
+              <w:numPr>
+                <w:ilvl w:val="0"/>
+                <w:numId w:val="3"/>
+              </w:numPr>
+              <w:spacing w:after="0" w:lineRule="auto"/>
+              <w:ind w:left="283.4645669291342" w:hanging="283.4645669291342"/>
+              <w:jc w:val="both"/>
+              <w:rPr>
+                <w:i w:val="1"/>
+                <w:iCs w:val="1"/>
+                <w:sz w:val="20"/>
+                <w:szCs w:val="20"/>
+                <w:u w:val="none"/>
+              </w:rPr>
+            </w:pPr>
+            <w:r>
+              <w:rPr>
+                <w:i w:val="1"/>
+                <w:iCs w:val="1"/>
+                <w:sz w:val="20"/>
+                <w:szCs w:val="20"/>
+                <w:rtl w:val="0"/>
+              </w:rPr>
+              <w:t xml:space="preserve">Alcanzar un nivel de satisfacción de usuario igual o superior al 70%, medido mediante encuesta de usabilidad. </w:t>
+            </w:r>
+            <w:r>
+              <w:rPr>
+                <w:rtl w:val="0"/>
+              </w:rPr>
             </w:r>
           </w:p>
         </w:tc>
@@ -2776,7 +3019,6 @@
             <w:pPr>
               <w:keepNext w:val="0"/>
               <w:keepLines w:val="0"/>
-              <w:pageBreakBefore w:val="0"/>
               <w:widowControl w:val="1"/>
               <w:pBdr>
                 <w:top w:space="0" w:sz="0" w:val="nil"/>
@@ -2912,77 +3154,73 @@
             <w:pPr>
               <w:jc w:val="both"/>
               <w:rPr>
-                <w:rFonts w:ascii="Calibri" w:cs="Calibri" w:eastAsia="Calibri" w:hAnsi="Calibri"/>
-                <w:i w:val="1"/>
-                <w:iCs w:val="1"/>
-                <w:color w:val="548dd4"/>
-                <w:sz w:val="20"/>
-                <w:szCs w:val="20"/>
-              </w:rPr>
-            </w:pPr>
-            <w:r>
-              <w:rPr>
-                <w:rFonts w:ascii="Calibri" w:cs="Calibri" w:eastAsia="Calibri" w:hAnsi="Calibri"/>
-                <w:i w:val="1"/>
-                <w:iCs w:val="1"/>
-                <w:color w:val="548dd4"/>
-                <w:sz w:val="20"/>
-                <w:szCs w:val="20"/>
-                <w:rtl w:val="0"/>
-              </w:rPr>
-              <w:t xml:space="preserve">Describe cómo abordarás el problema o situación que se identificó anteriormente, señalando la metodología que se utilizará para cumplir con tu objetivo. </w:t>
+                <w:sz w:val="20"/>
+                <w:szCs w:val="20"/>
+              </w:rPr>
+            </w:pPr>
+            <w:r>
+              <w:rPr>
+                <w:sz w:val="20"/>
+                <w:szCs w:val="20"/>
+                <w:rtl w:val="0"/>
+              </w:rPr>
+              <w:t xml:space="preserve">Para el desarrollo del proyecto se utilizará la metodología Kanban, la cual permite organizar y visualizar las tareas de manera continua, facilitando el control del avance del proyecto.</w:t>
             </w:r>
           </w:p>
           <w:p>
             <w:pPr>
               <w:jc w:val="both"/>
               <w:rPr>
-                <w:rFonts w:ascii="Calibri" w:cs="Calibri" w:eastAsia="Calibri" w:hAnsi="Calibri"/>
-                <w:i w:val="1"/>
-                <w:iCs w:val="1"/>
-                <w:color w:val="ff0000"/>
-                <w:sz w:val="18"/>
-                <w:szCs w:val="18"/>
-              </w:rPr>
-            </w:pPr>
-            <w:r>
-              <w:rPr>
-                <w:rFonts w:ascii="Calibri" w:cs="Calibri" w:eastAsia="Calibri" w:hAnsi="Calibri"/>
-                <w:i w:val="1"/>
-                <w:iCs w:val="1"/>
-                <w:color w:val="548dd4"/>
-                <w:sz w:val="20"/>
-                <w:szCs w:val="20"/>
-                <w:rtl w:val="0"/>
-              </w:rPr>
-              <w:t xml:space="preserve">Cuando el proyecto a desarrollar es grupal, es necesario incorporar la definición de las funciones, tareas y responsabilidades asociadas a cada integrante del equipo.</w:t>
-            </w:r>
-            <w:r>
-              <w:rPr>
-                <w:rtl w:val="0"/>
-              </w:rPr>
+                <w:sz w:val="20"/>
+                <w:szCs w:val="20"/>
+              </w:rPr>
+            </w:pPr>
+            <w:r>
+              <w:rPr>
+                <w:sz w:val="20"/>
+                <w:szCs w:val="20"/>
+                <w:rtl w:val="0"/>
+              </w:rPr>
+              <w:t xml:space="preserve">El trabajo se dividirá en etapas, comenzando con el análisis de requerimientos, seguido del diseño del sistema, desarrollo de funcionalidades, pruebas y finalmente la implementación.</w:t>
+            </w:r>
+          </w:p>
+          <w:p>
+            <w:pPr>
+              <w:jc w:val="both"/>
+              <w:rPr>
+                <w:sz w:val="20"/>
+                <w:szCs w:val="20"/>
+              </w:rPr>
+            </w:pPr>
+            <w:r>
+              <w:rPr>
+                <w:sz w:val="20"/>
+                <w:szCs w:val="20"/>
+                <w:rtl w:val="0"/>
+              </w:rPr>
+              <w:t xml:space="preserve">Se utilizará un tablero Kanban que permitirá clasificar las tareas en categorías como “pendiente”, “en desarrollo” y “finalizado”, facilitando la organización del trabajo y el seguimiento del progreso.</w:t>
+            </w:r>
+          </w:p>
+          <w:p>
+            <w:pPr>
+              <w:jc w:val="both"/>
+              <w:rPr>
+                <w:sz w:val="20"/>
+                <w:szCs w:val="20"/>
+              </w:rPr>
+            </w:pPr>
+            <w:r>
+              <w:rPr>
+                <w:sz w:val="20"/>
+                <w:szCs w:val="20"/>
+                <w:rtl w:val="0"/>
+              </w:rPr>
+              <w:t xml:space="preserve">Esta metodología permitirá adaptarse a cambios durante el desarrollo, priorizar tareas importantes y asegurar la entrega de funcionalidades de manera progresiva.</w:t>
             </w:r>
           </w:p>
         </w:tc>
       </w:tr>
     </w:tbl>
-    <w:p>
-      <w:pPr>
-        <w:spacing w:after="0" w:line="360" w:lineRule="auto"/>
-        <w:jc w:val="both"/>
-        <w:rPr>
-          <w:b w:val="1"/>
-          <w:bCs w:val="1"/>
-          <w:sz w:val="24"/>
-          <w:szCs w:val="24"/>
-        </w:rPr>
-      </w:pPr>
-      <w:r>
-        <w:rPr>
-          <w:rtl w:val="0"/>
-        </w:rPr>
-      </w:r>
-    </w:p>
     <w:p>
       <w:pPr>
         <w:spacing w:after="0" w:line="240" w:lineRule="auto"/>
@@ -2993,9 +3231,6 @@
           <w:szCs w:val="24"/>
         </w:rPr>
       </w:pPr>
-      <w:r>
-        <w:br w:type="page"/>
-      </w:r>
       <w:r>
         <w:rPr>
           <w:rtl w:val="0"/>
@@ -3167,7 +3402,6 @@
             <w:pPr>
               <w:keepNext w:val="0"/>
               <w:keepLines w:val="0"/>
-              <w:pageBreakBefore w:val="0"/>
               <w:widowControl w:val="1"/>
               <w:pBdr>
                 <w:top w:space="0" w:sz="0" w:val="nil"/>
@@ -3224,7 +3458,6 @@
             <w:pPr>
               <w:keepNext w:val="0"/>
               <w:keepLines w:val="0"/>
-              <w:pageBreakBefore w:val="0"/>
               <w:widowControl w:val="1"/>
               <w:pBdr>
                 <w:top w:space="0" w:sz="0" w:val="nil"/>
@@ -3286,7 +3519,6 @@
             <w:pPr>
               <w:keepNext w:val="0"/>
               <w:keepLines w:val="0"/>
-              <w:pageBreakBefore w:val="0"/>
               <w:widowControl w:val="1"/>
               <w:pBdr>
                 <w:top w:space="0" w:sz="0" w:val="nil"/>
@@ -3348,7 +3580,6 @@
             <w:pPr>
               <w:keepNext w:val="0"/>
               <w:keepLines w:val="0"/>
-              <w:pageBreakBefore w:val="0"/>
               <w:widowControl w:val="1"/>
               <w:pBdr>
                 <w:top w:space="0" w:sz="0" w:val="nil"/>
@@ -3410,7 +3641,6 @@
             <w:pPr>
               <w:keepNext w:val="0"/>
               <w:keepLines w:val="0"/>
-              <w:pageBreakBefore w:val="0"/>
               <w:widowControl w:val="1"/>
               <w:pBdr>
                 <w:top w:space="0" w:sz="0" w:val="nil"/>
@@ -3477,7 +3707,6 @@
             <w:pPr>
               <w:keepNext w:val="0"/>
               <w:keepLines w:val="0"/>
-              <w:pageBreakBefore w:val="0"/>
               <w:widowControl w:val="1"/>
               <w:pBdr>
                 <w:top w:space="0" w:sz="0" w:val="nil"/>
@@ -3493,18 +3722,14 @@
               </w:tabs>
               <w:spacing w:after="0" w:before="0" w:line="240" w:lineRule="auto"/>
               <w:ind w:left="0" w:right="0" w:firstLine="0"/>
-              <w:jc w:val="both"/>
-              <w:rPr>
-                <w:rFonts w:ascii="Calibri" w:cs="Calibri" w:eastAsia="Calibri" w:hAnsi="Calibri"/>
-                <w:b w:val="1"/>
-                <w:bCs w:val="1"/>
+              <w:jc w:val="center"/>
+              <w:rPr>
                 <w:i w:val="0"/>
                 <w:iCs w:val="0"/>
                 <w:smallCaps w:val="0"/>
                 <w:strike w:val="0"/>
-                <w:color w:val="1f3864"/>
-                <w:sz w:val="22"/>
-                <w:szCs w:val="22"/>
+                <w:sz w:val="20"/>
+                <w:szCs w:val="20"/>
                 <w:u w:val="none"/>
                 <w:shd w:fill="auto" w:val="clear"/>
                 <w:vertAlign w:val="baseline"/>
@@ -3512,6 +3737,14 @@
             </w:pPr>
             <w:r>
               <w:rPr>
+                <w:sz w:val="20"/>
+                <w:szCs w:val="20"/>
+                <w:rtl w:val="0"/>
+              </w:rPr>
+              <w:t xml:space="preserve">Avance</w:t>
+            </w:r>
+            <w:r>
+              <w:rPr>
                 <w:rtl w:val="0"/>
               </w:rPr>
             </w:r>
@@ -3523,7 +3756,6 @@
             <w:pPr>
               <w:keepNext w:val="0"/>
               <w:keepLines w:val="0"/>
-              <w:pageBreakBefore w:val="0"/>
               <w:widowControl w:val="1"/>
               <w:pBdr>
                 <w:top w:space="0" w:sz="0" w:val="nil"/>
@@ -3539,18 +3771,14 @@
               </w:tabs>
               <w:spacing w:after="0" w:before="0" w:line="240" w:lineRule="auto"/>
               <w:ind w:left="0" w:right="0" w:firstLine="0"/>
-              <w:jc w:val="both"/>
-              <w:rPr>
-                <w:rFonts w:ascii="Calibri" w:cs="Calibri" w:eastAsia="Calibri" w:hAnsi="Calibri"/>
-                <w:b w:val="1"/>
-                <w:bCs w:val="1"/>
+              <w:jc w:val="center"/>
+              <w:rPr>
                 <w:i w:val="0"/>
                 <w:iCs w:val="0"/>
                 <w:smallCaps w:val="0"/>
                 <w:strike w:val="0"/>
-                <w:color w:val="1f3864"/>
-                <w:sz w:val="22"/>
-                <w:szCs w:val="22"/>
+                <w:sz w:val="20"/>
+                <w:szCs w:val="20"/>
                 <w:u w:val="none"/>
                 <w:shd w:fill="auto" w:val="clear"/>
                 <w:vertAlign w:val="baseline"/>
@@ -3558,6 +3786,14 @@
             </w:pPr>
             <w:r>
               <w:rPr>
+                <w:sz w:val="20"/>
+                <w:szCs w:val="20"/>
+                <w:rtl w:val="0"/>
+              </w:rPr>
+              <w:t xml:space="preserve">Documento de análisis</w:t>
+            </w:r>
+            <w:r>
+              <w:rPr>
                 <w:rtl w:val="0"/>
               </w:rPr>
             </w:r>
@@ -3567,27 +3803,23 @@
           <w:tcPr/>
           <w:p>
             <w:pPr>
-              <w:jc w:val="both"/>
-              <w:rPr>
-                <w:rFonts w:ascii="Calibri" w:cs="Calibri" w:eastAsia="Calibri" w:hAnsi="Calibri"/>
+              <w:jc w:val="center"/>
+              <w:rPr>
                 <w:i w:val="1"/>
                 <w:iCs w:val="1"/>
-                <w:color w:val="4472c4"/>
-                <w:sz w:val="18"/>
-                <w:szCs w:val="18"/>
-              </w:rPr>
-            </w:pPr>
-            <w:r>
-              <w:rPr>
-                <w:rFonts w:ascii="Calibri" w:cs="Calibri" w:eastAsia="Calibri" w:hAnsi="Calibri"/>
+                <w:sz w:val="20"/>
+                <w:szCs w:val="20"/>
+              </w:rPr>
+            </w:pPr>
+            <w:r>
+              <w:rPr>
                 <w:i w:val="1"/>
                 <w:iCs w:val="1"/>
-                <w:color w:val="4472c4"/>
-                <w:sz w:val="18"/>
-                <w:szCs w:val="18"/>
-                <w:rtl w:val="0"/>
-              </w:rPr>
-              <w:t xml:space="preserve">Describe las evidencias acordadas con tu docente, siempre teniendo en mente que estas deben dar cuenta del desarrollo de tu Proyecto APT.</w:t>
+                <w:sz w:val="20"/>
+                <w:szCs w:val="20"/>
+                <w:rtl w:val="0"/>
+              </w:rPr>
+              <w:t xml:space="preserve">Documento que describe el problema, requerimientos y alcance del sistema</w:t>
             </w:r>
           </w:p>
         </w:tc>
@@ -3597,7 +3829,6 @@
             <w:pPr>
               <w:keepNext w:val="0"/>
               <w:keepLines w:val="0"/>
-              <w:pageBreakBefore w:val="0"/>
               <w:widowControl w:val="1"/>
               <w:pBdr>
                 <w:top w:space="0" w:sz="0" w:val="nil"/>
@@ -3613,23 +3844,27 @@
               </w:tabs>
               <w:spacing w:after="0" w:before="0" w:line="240" w:lineRule="auto"/>
               <w:ind w:left="0" w:right="0" w:firstLine="0"/>
-              <w:jc w:val="both"/>
-              <w:rPr>
-                <w:rFonts w:ascii="Calibri" w:cs="Calibri" w:eastAsia="Calibri" w:hAnsi="Calibri"/>
-                <w:b w:val="1"/>
-                <w:bCs w:val="1"/>
+              <w:jc w:val="center"/>
+              <w:rPr>
                 <w:i w:val="0"/>
                 <w:iCs w:val="0"/>
                 <w:smallCaps w:val="0"/>
                 <w:strike w:val="0"/>
-                <w:color w:val="1f3864"/>
-                <w:sz w:val="22"/>
-                <w:szCs w:val="22"/>
+                <w:sz w:val="20"/>
+                <w:szCs w:val="20"/>
                 <w:u w:val="none"/>
                 <w:shd w:fill="auto" w:val="clear"/>
                 <w:vertAlign w:val="baseline"/>
               </w:rPr>
             </w:pPr>
+            <w:r>
+              <w:rPr>
+                <w:sz w:val="20"/>
+                <w:szCs w:val="20"/>
+                <w:rtl w:val="0"/>
+              </w:rPr>
+              <w:t xml:space="preserve">Permite entender la base del proyecto</w:t>
+            </w:r>
             <w:r>
               <w:rPr>
                 <w:rtl w:val="0"/>
@@ -3650,7 +3885,6 @@
             <w:pPr>
               <w:keepNext w:val="0"/>
               <w:keepLines w:val="0"/>
-              <w:pageBreakBefore w:val="0"/>
               <w:widowControl w:val="1"/>
               <w:pBdr>
                 <w:top w:space="0" w:sz="0" w:val="nil"/>
@@ -3666,18 +3900,14 @@
               </w:tabs>
               <w:spacing w:after="0" w:before="0" w:line="240" w:lineRule="auto"/>
               <w:ind w:left="0" w:right="0" w:firstLine="0"/>
-              <w:jc w:val="both"/>
-              <w:rPr>
-                <w:rFonts w:ascii="Calibri" w:cs="Calibri" w:eastAsia="Calibri" w:hAnsi="Calibri"/>
-                <w:b w:val="1"/>
-                <w:bCs w:val="1"/>
+              <w:jc w:val="center"/>
+              <w:rPr>
                 <w:i w:val="0"/>
                 <w:iCs w:val="0"/>
                 <w:smallCaps w:val="0"/>
                 <w:strike w:val="0"/>
-                <w:color w:val="1f3864"/>
-                <w:sz w:val="22"/>
-                <w:szCs w:val="22"/>
+                <w:sz w:val="20"/>
+                <w:szCs w:val="20"/>
                 <w:u w:val="none"/>
                 <w:shd w:fill="auto" w:val="clear"/>
                 <w:vertAlign w:val="baseline"/>
@@ -3685,6 +3915,14 @@
             </w:pPr>
             <w:r>
               <w:rPr>
+                <w:sz w:val="20"/>
+                <w:szCs w:val="20"/>
+                <w:rtl w:val="0"/>
+              </w:rPr>
+              <w:t xml:space="preserve">Avance</w:t>
+            </w:r>
+            <w:r>
+              <w:rPr>
                 <w:rtl w:val="0"/>
               </w:rPr>
             </w:r>
@@ -3696,7 +3934,6 @@
             <w:pPr>
               <w:keepNext w:val="0"/>
               <w:keepLines w:val="0"/>
-              <w:pageBreakBefore w:val="0"/>
               <w:widowControl w:val="1"/>
               <w:pBdr>
                 <w:top w:space="0" w:sz="0" w:val="nil"/>
@@ -3712,18 +3949,14 @@
               </w:tabs>
               <w:spacing w:after="0" w:before="0" w:line="240" w:lineRule="auto"/>
               <w:ind w:left="0" w:right="0" w:firstLine="0"/>
-              <w:jc w:val="both"/>
-              <w:rPr>
-                <w:rFonts w:ascii="Calibri" w:cs="Calibri" w:eastAsia="Calibri" w:hAnsi="Calibri"/>
-                <w:b w:val="1"/>
-                <w:bCs w:val="1"/>
+              <w:jc w:val="center"/>
+              <w:rPr>
                 <w:i w:val="0"/>
                 <w:iCs w:val="0"/>
                 <w:smallCaps w:val="0"/>
                 <w:strike w:val="0"/>
-                <w:color w:val="1f3864"/>
-                <w:sz w:val="22"/>
-                <w:szCs w:val="22"/>
+                <w:sz w:val="20"/>
+                <w:szCs w:val="20"/>
                 <w:u w:val="none"/>
                 <w:shd w:fill="auto" w:val="clear"/>
                 <w:vertAlign w:val="baseline"/>
@@ -3731,6 +3964,14 @@
             </w:pPr>
             <w:r>
               <w:rPr>
+                <w:sz w:val="20"/>
+                <w:szCs w:val="20"/>
+                <w:rtl w:val="0"/>
+              </w:rPr>
+              <w:t xml:space="preserve">Diseño de base de datos</w:t>
+            </w:r>
+            <w:r>
+              <w:rPr>
                 <w:rtl w:val="0"/>
               </w:rPr>
             </w:r>
@@ -3742,7 +3983,6 @@
             <w:pPr>
               <w:keepNext w:val="0"/>
               <w:keepLines w:val="0"/>
-              <w:pageBreakBefore w:val="0"/>
               <w:widowControl w:val="1"/>
               <w:pBdr>
                 <w:top w:space="0" w:sz="0" w:val="nil"/>
@@ -3758,18 +3998,14 @@
               </w:tabs>
               <w:spacing w:after="0" w:before="0" w:line="240" w:lineRule="auto"/>
               <w:ind w:left="0" w:right="0" w:firstLine="0"/>
-              <w:jc w:val="both"/>
-              <w:rPr>
-                <w:rFonts w:ascii="Calibri" w:cs="Calibri" w:eastAsia="Calibri" w:hAnsi="Calibri"/>
-                <w:b w:val="1"/>
-                <w:bCs w:val="1"/>
+              <w:jc w:val="center"/>
+              <w:rPr>
                 <w:i w:val="0"/>
                 <w:iCs w:val="0"/>
                 <w:smallCaps w:val="0"/>
                 <w:strike w:val="0"/>
-                <w:color w:val="1f3864"/>
-                <w:sz w:val="22"/>
-                <w:szCs w:val="22"/>
+                <w:sz w:val="20"/>
+                <w:szCs w:val="20"/>
                 <w:u w:val="none"/>
                 <w:shd w:fill="auto" w:val="clear"/>
                 <w:vertAlign w:val="baseline"/>
@@ -3777,6 +4013,14 @@
             </w:pPr>
             <w:r>
               <w:rPr>
+                <w:sz w:val="20"/>
+                <w:szCs w:val="20"/>
+                <w:rtl w:val="0"/>
+              </w:rPr>
+              <w:t xml:space="preserve">Modelo entidad-relación y estructura de la base de datos</w:t>
+            </w:r>
+            <w:r>
+              <w:rPr>
                 <w:rtl w:val="0"/>
               </w:rPr>
             </w:r>
@@ -3788,7 +4032,6 @@
             <w:pPr>
               <w:keepNext w:val="0"/>
               <w:keepLines w:val="0"/>
-              <w:pageBreakBefore w:val="0"/>
               <w:widowControl w:val="1"/>
               <w:pBdr>
                 <w:top w:space="0" w:sz="0" w:val="nil"/>
@@ -3804,23 +4047,27 @@
               </w:tabs>
               <w:spacing w:after="0" w:before="0" w:line="240" w:lineRule="auto"/>
               <w:ind w:left="0" w:right="0" w:firstLine="0"/>
-              <w:jc w:val="both"/>
-              <w:rPr>
-                <w:rFonts w:ascii="Calibri" w:cs="Calibri" w:eastAsia="Calibri" w:hAnsi="Calibri"/>
-                <w:b w:val="1"/>
-                <w:bCs w:val="1"/>
+              <w:jc w:val="center"/>
+              <w:rPr>
                 <w:i w:val="0"/>
                 <w:iCs w:val="0"/>
                 <w:smallCaps w:val="0"/>
                 <w:strike w:val="0"/>
-                <w:color w:val="1f3864"/>
-                <w:sz w:val="22"/>
-                <w:szCs w:val="22"/>
+                <w:sz w:val="20"/>
+                <w:szCs w:val="20"/>
                 <w:u w:val="none"/>
                 <w:shd w:fill="auto" w:val="clear"/>
                 <w:vertAlign w:val="baseline"/>
               </w:rPr>
             </w:pPr>
+            <w:r>
+              <w:rPr>
+                <w:sz w:val="20"/>
+                <w:szCs w:val="20"/>
+                <w:rtl w:val="0"/>
+              </w:rPr>
+              <w:t xml:space="preserve">Define cómo se almacenará la información</w:t>
+            </w:r>
             <w:r>
               <w:rPr>
                 <w:rtl w:val="0"/>
@@ -3841,7 +4088,6 @@
             <w:pPr>
               <w:keepNext w:val="0"/>
               <w:keepLines w:val="0"/>
-              <w:pageBreakBefore w:val="0"/>
               <w:widowControl w:val="1"/>
               <w:pBdr>
                 <w:top w:space="0" w:sz="0" w:val="nil"/>
@@ -3857,18 +4103,14 @@
               </w:tabs>
               <w:spacing w:after="0" w:before="0" w:line="240" w:lineRule="auto"/>
               <w:ind w:left="0" w:right="0" w:firstLine="0"/>
-              <w:jc w:val="both"/>
-              <w:rPr>
-                <w:rFonts w:ascii="Calibri" w:cs="Calibri" w:eastAsia="Calibri" w:hAnsi="Calibri"/>
-                <w:b w:val="1"/>
-                <w:bCs w:val="1"/>
+              <w:jc w:val="center"/>
+              <w:rPr>
                 <w:i w:val="0"/>
                 <w:iCs w:val="0"/>
                 <w:smallCaps w:val="0"/>
                 <w:strike w:val="0"/>
-                <w:color w:val="1f3864"/>
-                <w:sz w:val="22"/>
-                <w:szCs w:val="22"/>
+                <w:sz w:val="20"/>
+                <w:szCs w:val="20"/>
                 <w:u w:val="none"/>
                 <w:shd w:fill="auto" w:val="clear"/>
                 <w:vertAlign w:val="baseline"/>
@@ -3876,6 +4118,14 @@
             </w:pPr>
             <w:r>
               <w:rPr>
+                <w:sz w:val="20"/>
+                <w:szCs w:val="20"/>
+                <w:rtl w:val="0"/>
+              </w:rPr>
+              <w:t xml:space="preserve">Avance</w:t>
+            </w:r>
+            <w:r>
+              <w:rPr>
                 <w:rtl w:val="0"/>
               </w:rPr>
             </w:r>
@@ -3887,7 +4137,6 @@
             <w:pPr>
               <w:keepNext w:val="0"/>
               <w:keepLines w:val="0"/>
-              <w:pageBreakBefore w:val="0"/>
               <w:widowControl w:val="1"/>
               <w:pBdr>
                 <w:top w:space="0" w:sz="0" w:val="nil"/>
@@ -3903,18 +4152,14 @@
               </w:tabs>
               <w:spacing w:after="0" w:before="0" w:line="240" w:lineRule="auto"/>
               <w:ind w:left="0" w:right="0" w:firstLine="0"/>
-              <w:jc w:val="both"/>
-              <w:rPr>
-                <w:rFonts w:ascii="Calibri" w:cs="Calibri" w:eastAsia="Calibri" w:hAnsi="Calibri"/>
-                <w:b w:val="1"/>
-                <w:bCs w:val="1"/>
+              <w:jc w:val="center"/>
+              <w:rPr>
                 <w:i w:val="0"/>
                 <w:iCs w:val="0"/>
                 <w:smallCaps w:val="0"/>
                 <w:strike w:val="0"/>
-                <w:color w:val="1f3864"/>
-                <w:sz w:val="22"/>
-                <w:szCs w:val="22"/>
+                <w:sz w:val="20"/>
+                <w:szCs w:val="20"/>
                 <w:u w:val="none"/>
                 <w:shd w:fill="auto" w:val="clear"/>
                 <w:vertAlign w:val="baseline"/>
@@ -3922,6 +4167,14 @@
             </w:pPr>
             <w:r>
               <w:rPr>
+                <w:sz w:val="20"/>
+                <w:szCs w:val="20"/>
+                <w:rtl w:val="0"/>
+              </w:rPr>
+              <w:t xml:space="preserve">Prototipo de interfaz</w:t>
+            </w:r>
+            <w:r>
+              <w:rPr>
                 <w:rtl w:val="0"/>
               </w:rPr>
             </w:r>
@@ -3933,7 +4186,6 @@
             <w:pPr>
               <w:keepNext w:val="0"/>
               <w:keepLines w:val="0"/>
-              <w:pageBreakBefore w:val="0"/>
               <w:widowControl w:val="1"/>
               <w:pBdr>
                 <w:top w:space="0" w:sz="0" w:val="nil"/>
@@ -3949,18 +4201,14 @@
               </w:tabs>
               <w:spacing w:after="0" w:before="0" w:line="240" w:lineRule="auto"/>
               <w:ind w:left="0" w:right="0" w:firstLine="0"/>
-              <w:jc w:val="both"/>
-              <w:rPr>
-                <w:rFonts w:ascii="Calibri" w:cs="Calibri" w:eastAsia="Calibri" w:hAnsi="Calibri"/>
-                <w:b w:val="1"/>
-                <w:bCs w:val="1"/>
+              <w:jc w:val="center"/>
+              <w:rPr>
                 <w:i w:val="0"/>
                 <w:iCs w:val="0"/>
                 <w:smallCaps w:val="0"/>
                 <w:strike w:val="0"/>
-                <w:color w:val="1f3864"/>
-                <w:sz w:val="22"/>
-                <w:szCs w:val="22"/>
+                <w:sz w:val="20"/>
+                <w:szCs w:val="20"/>
                 <w:u w:val="none"/>
                 <w:shd w:fill="auto" w:val="clear"/>
                 <w:vertAlign w:val="baseline"/>
@@ -3968,6 +4216,14 @@
             </w:pPr>
             <w:r>
               <w:rPr>
+                <w:sz w:val="20"/>
+                <w:szCs w:val="20"/>
+                <w:rtl w:val="0"/>
+              </w:rPr>
+              <w:t xml:space="preserve">Diseño visual del sistema (wireframes o mockups)</w:t>
+            </w:r>
+            <w:r>
+              <w:rPr>
                 <w:rtl w:val="0"/>
               </w:rPr>
             </w:r>
@@ -3979,7 +4235,6 @@
             <w:pPr>
               <w:keepNext w:val="0"/>
               <w:keepLines w:val="0"/>
-              <w:pageBreakBefore w:val="0"/>
               <w:widowControl w:val="1"/>
               <w:pBdr>
                 <w:top w:space="0" w:sz="0" w:val="nil"/>
@@ -3995,23 +4250,27 @@
               </w:tabs>
               <w:spacing w:after="0" w:before="0" w:line="240" w:lineRule="auto"/>
               <w:ind w:left="0" w:right="0" w:firstLine="0"/>
-              <w:jc w:val="both"/>
-              <w:rPr>
-                <w:rFonts w:ascii="Calibri" w:cs="Calibri" w:eastAsia="Calibri" w:hAnsi="Calibri"/>
-                <w:b w:val="1"/>
-                <w:bCs w:val="1"/>
+              <w:jc w:val="center"/>
+              <w:rPr>
                 <w:i w:val="0"/>
                 <w:iCs w:val="0"/>
                 <w:smallCaps w:val="0"/>
                 <w:strike w:val="0"/>
-                <w:color w:val="1f3864"/>
-                <w:sz w:val="22"/>
-                <w:szCs w:val="22"/>
+                <w:sz w:val="20"/>
+                <w:szCs w:val="20"/>
                 <w:u w:val="none"/>
                 <w:shd w:fill="auto" w:val="clear"/>
                 <w:vertAlign w:val="baseline"/>
               </w:rPr>
             </w:pPr>
+            <w:r>
+              <w:rPr>
+                <w:sz w:val="20"/>
+                <w:szCs w:val="20"/>
+                <w:rtl w:val="0"/>
+              </w:rPr>
+              <w:t xml:space="preserve">Permite visualizar el sistema antes de su desarrollo</w:t>
+            </w:r>
             <w:r>
               <w:rPr>
                 <w:rtl w:val="0"/>
@@ -4032,7 +4291,6 @@
             <w:pPr>
               <w:keepNext w:val="0"/>
               <w:keepLines w:val="0"/>
-              <w:pageBreakBefore w:val="0"/>
               <w:widowControl w:val="1"/>
               <w:pBdr>
                 <w:top w:space="0" w:sz="0" w:val="nil"/>
@@ -4048,18 +4306,14 @@
               </w:tabs>
               <w:spacing w:after="0" w:before="0" w:line="240" w:lineRule="auto"/>
               <w:ind w:left="0" w:right="0" w:firstLine="0"/>
-              <w:jc w:val="both"/>
-              <w:rPr>
-                <w:rFonts w:ascii="Calibri" w:cs="Calibri" w:eastAsia="Calibri" w:hAnsi="Calibri"/>
-                <w:b w:val="1"/>
-                <w:bCs w:val="1"/>
+              <w:jc w:val="center"/>
+              <w:rPr>
                 <w:i w:val="0"/>
                 <w:iCs w:val="0"/>
                 <w:smallCaps w:val="0"/>
                 <w:strike w:val="0"/>
-                <w:color w:val="1f3864"/>
-                <w:sz w:val="22"/>
-                <w:szCs w:val="22"/>
+                <w:sz w:val="20"/>
+                <w:szCs w:val="20"/>
                 <w:u w:val="none"/>
                 <w:shd w:fill="auto" w:val="clear"/>
                 <w:vertAlign w:val="baseline"/>
@@ -4067,6 +4321,14 @@
             </w:pPr>
             <w:r>
               <w:rPr>
+                <w:sz w:val="20"/>
+                <w:szCs w:val="20"/>
+                <w:rtl w:val="0"/>
+              </w:rPr>
+              <w:t xml:space="preserve">Avance</w:t>
+            </w:r>
+            <w:r>
+              <w:rPr>
                 <w:rtl w:val="0"/>
               </w:rPr>
             </w:r>
@@ -4078,7 +4340,6 @@
             <w:pPr>
               <w:keepNext w:val="0"/>
               <w:keepLines w:val="0"/>
-              <w:pageBreakBefore w:val="0"/>
               <w:widowControl w:val="1"/>
               <w:pBdr>
                 <w:top w:space="0" w:sz="0" w:val="nil"/>
@@ -4094,18 +4355,14 @@
               </w:tabs>
               <w:spacing w:after="0" w:before="0" w:line="240" w:lineRule="auto"/>
               <w:ind w:left="0" w:right="0" w:firstLine="0"/>
-              <w:jc w:val="both"/>
-              <w:rPr>
-                <w:rFonts w:ascii="Calibri" w:cs="Calibri" w:eastAsia="Calibri" w:hAnsi="Calibri"/>
-                <w:b w:val="1"/>
-                <w:bCs w:val="1"/>
+              <w:jc w:val="center"/>
+              <w:rPr>
                 <w:i w:val="0"/>
                 <w:iCs w:val="0"/>
                 <w:smallCaps w:val="0"/>
                 <w:strike w:val="0"/>
-                <w:color w:val="1f3864"/>
-                <w:sz w:val="22"/>
-                <w:szCs w:val="22"/>
+                <w:sz w:val="20"/>
+                <w:szCs w:val="20"/>
                 <w:u w:val="none"/>
                 <w:shd w:fill="auto" w:val="clear"/>
                 <w:vertAlign w:val="baseline"/>
@@ -4113,6 +4370,14 @@
             </w:pPr>
             <w:r>
               <w:rPr>
+                <w:sz w:val="20"/>
+                <w:szCs w:val="20"/>
+                <w:rtl w:val="0"/>
+              </w:rPr>
+              <w:t xml:space="preserve">Tablero Kanban</w:t>
+            </w:r>
+            <w:r>
+              <w:rPr>
                 <w:rtl w:val="0"/>
               </w:rPr>
             </w:r>
@@ -4124,7 +4389,6 @@
             <w:pPr>
               <w:keepNext w:val="0"/>
               <w:keepLines w:val="0"/>
-              <w:pageBreakBefore w:val="0"/>
               <w:widowControl w:val="1"/>
               <w:pBdr>
                 <w:top w:space="0" w:sz="0" w:val="nil"/>
@@ -4140,18 +4404,14 @@
               </w:tabs>
               <w:spacing w:after="0" w:before="0" w:line="240" w:lineRule="auto"/>
               <w:ind w:left="0" w:right="0" w:firstLine="0"/>
-              <w:jc w:val="both"/>
-              <w:rPr>
-                <w:rFonts w:ascii="Calibri" w:cs="Calibri" w:eastAsia="Calibri" w:hAnsi="Calibri"/>
-                <w:b w:val="1"/>
-                <w:bCs w:val="1"/>
+              <w:jc w:val="center"/>
+              <w:rPr>
                 <w:i w:val="0"/>
                 <w:iCs w:val="0"/>
                 <w:smallCaps w:val="0"/>
                 <w:strike w:val="0"/>
-                <w:color w:val="1f3864"/>
-                <w:sz w:val="22"/>
-                <w:szCs w:val="22"/>
+                <w:sz w:val="20"/>
+                <w:szCs w:val="20"/>
                 <w:u w:val="none"/>
                 <w:shd w:fill="auto" w:val="clear"/>
                 <w:vertAlign w:val="baseline"/>
@@ -4159,6 +4419,14 @@
             </w:pPr>
             <w:r>
               <w:rPr>
+                <w:sz w:val="20"/>
+                <w:szCs w:val="20"/>
+                <w:rtl w:val="0"/>
+              </w:rPr>
+              <w:t xml:space="preserve">Herramienta de organización de tareas del proyecto</w:t>
+            </w:r>
+            <w:r>
+              <w:rPr>
                 <w:rtl w:val="0"/>
               </w:rPr>
             </w:r>
@@ -4170,7 +4438,6 @@
             <w:pPr>
               <w:keepNext w:val="0"/>
               <w:keepLines w:val="0"/>
-              <w:pageBreakBefore w:val="0"/>
               <w:widowControl w:val="1"/>
               <w:pBdr>
                 <w:top w:space="0" w:sz="0" w:val="nil"/>
@@ -4186,27 +4453,639 @@
               </w:tabs>
               <w:spacing w:after="0" w:before="0" w:line="240" w:lineRule="auto"/>
               <w:ind w:left="0" w:right="0" w:firstLine="0"/>
-              <w:jc w:val="both"/>
-              <w:rPr>
-                <w:rFonts w:ascii="Calibri" w:cs="Calibri" w:eastAsia="Calibri" w:hAnsi="Calibri"/>
-                <w:b w:val="1"/>
-                <w:bCs w:val="1"/>
-                <w:i w:val="0"/>
-                <w:iCs w:val="0"/>
-                <w:smallCaps w:val="0"/>
-                <w:strike w:val="0"/>
-                <w:color w:val="1f3864"/>
-                <w:sz w:val="22"/>
-                <w:szCs w:val="22"/>
-                <w:u w:val="none"/>
-                <w:shd w:fill="auto" w:val="clear"/>
-                <w:vertAlign w:val="baseline"/>
-              </w:rPr>
-            </w:pPr>
-            <w:r>
-              <w:rPr>
-                <w:rtl w:val="0"/>
-              </w:rPr>
+              <w:jc w:val="center"/>
+              <w:rPr>
+                <w:sz w:val="20"/>
+                <w:szCs w:val="20"/>
+              </w:rPr>
+            </w:pPr>
+            <w:r>
+              <w:rPr>
+                <w:sz w:val="20"/>
+                <w:szCs w:val="20"/>
+                <w:rtl w:val="0"/>
+              </w:rPr>
+              <w:t xml:space="preserve">Permite evidenciar la planificación y avance del trabajo</w:t>
+            </w:r>
+          </w:p>
+        </w:tc>
+      </w:tr>
+      <w:tr>
+        <w:trPr>
+          <w:cantSplit w:val="0"/>
+          <w:trHeight w:val="362" w:hRule="atLeast"/>
+          <w:tblHeader w:val="0"/>
+        </w:trPr>
+        <w:tc>
+          <w:tcPr/>
+          <w:p>
+            <w:pPr>
+              <w:keepNext w:val="0"/>
+              <w:keepLines w:val="0"/>
+              <w:widowControl w:val="1"/>
+              <w:pBdr>
+                <w:top w:space="0" w:sz="0" w:val="nil"/>
+                <w:left w:space="0" w:sz="0" w:val="nil"/>
+                <w:bottom w:space="0" w:sz="0" w:val="nil"/>
+                <w:right w:space="0" w:sz="0" w:val="nil"/>
+                <w:between w:space="0" w:sz="0" w:val="nil"/>
+              </w:pBdr>
+              <w:shd w:fill="auto" w:val="clear"/>
+              <w:tabs>
+                <w:tab w:val="center" w:leader="none" w:pos="4419"/>
+                <w:tab w:val="right" w:leader="none" w:pos="8838"/>
+              </w:tabs>
+              <w:spacing w:after="0" w:before="0" w:line="240" w:lineRule="auto"/>
+              <w:ind w:left="0" w:right="0" w:firstLine="0"/>
+              <w:jc w:val="center"/>
+              <w:rPr>
+                <w:sz w:val="20"/>
+                <w:szCs w:val="20"/>
+              </w:rPr>
+            </w:pPr>
+            <w:r>
+              <w:rPr>
+                <w:sz w:val="20"/>
+                <w:szCs w:val="20"/>
+                <w:rtl w:val="0"/>
+              </w:rPr>
+              <w:t xml:space="preserve">Final</w:t>
+            </w:r>
+          </w:p>
+        </w:tc>
+        <w:tc>
+          <w:tcPr/>
+          <w:p>
+            <w:pPr>
+              <w:keepNext w:val="0"/>
+              <w:keepLines w:val="0"/>
+              <w:widowControl w:val="1"/>
+              <w:pBdr>
+                <w:top w:space="0" w:sz="0" w:val="nil"/>
+                <w:left w:space="0" w:sz="0" w:val="nil"/>
+                <w:bottom w:space="0" w:sz="0" w:val="nil"/>
+                <w:right w:space="0" w:sz="0" w:val="nil"/>
+                <w:between w:space="0" w:sz="0" w:val="nil"/>
+              </w:pBdr>
+              <w:shd w:fill="auto" w:val="clear"/>
+              <w:tabs>
+                <w:tab w:val="center" w:leader="none" w:pos="4419"/>
+                <w:tab w:val="right" w:leader="none" w:pos="8838"/>
+              </w:tabs>
+              <w:spacing w:after="0" w:before="0" w:line="240" w:lineRule="auto"/>
+              <w:ind w:left="0" w:right="0" w:firstLine="0"/>
+              <w:jc w:val="center"/>
+              <w:rPr>
+                <w:sz w:val="20"/>
+                <w:szCs w:val="20"/>
+              </w:rPr>
+            </w:pPr>
+            <w:r>
+              <w:rPr>
+                <w:sz w:val="20"/>
+                <w:szCs w:val="20"/>
+                <w:rtl w:val="0"/>
+              </w:rPr>
+              <w:t xml:space="preserve">Sistema web funcional</w:t>
+            </w:r>
+          </w:p>
+        </w:tc>
+        <w:tc>
+          <w:tcPr/>
+          <w:p>
+            <w:pPr>
+              <w:keepNext w:val="0"/>
+              <w:keepLines w:val="0"/>
+              <w:widowControl w:val="1"/>
+              <w:pBdr>
+                <w:top w:space="0" w:sz="0" w:val="nil"/>
+                <w:left w:space="0" w:sz="0" w:val="nil"/>
+                <w:bottom w:space="0" w:sz="0" w:val="nil"/>
+                <w:right w:space="0" w:sz="0" w:val="nil"/>
+                <w:between w:space="0" w:sz="0" w:val="nil"/>
+              </w:pBdr>
+              <w:shd w:fill="auto" w:val="clear"/>
+              <w:tabs>
+                <w:tab w:val="center" w:leader="none" w:pos="4419"/>
+                <w:tab w:val="right" w:leader="none" w:pos="8838"/>
+              </w:tabs>
+              <w:spacing w:after="0" w:before="0" w:line="240" w:lineRule="auto"/>
+              <w:ind w:left="0" w:right="0" w:firstLine="0"/>
+              <w:jc w:val="center"/>
+              <w:rPr>
+                <w:sz w:val="20"/>
+                <w:szCs w:val="20"/>
+              </w:rPr>
+            </w:pPr>
+            <w:r>
+              <w:rPr>
+                <w:sz w:val="20"/>
+                <w:szCs w:val="20"/>
+                <w:rtl w:val="0"/>
+              </w:rPr>
+              <w:t xml:space="preserve">Plataforma desarrollada con funcionalidades implementadas</w:t>
+            </w:r>
+          </w:p>
+        </w:tc>
+        <w:tc>
+          <w:tcPr/>
+          <w:p>
+            <w:pPr>
+              <w:keepNext w:val="0"/>
+              <w:keepLines w:val="0"/>
+              <w:widowControl w:val="1"/>
+              <w:pBdr>
+                <w:top w:space="0" w:sz="0" w:val="nil"/>
+                <w:left w:space="0" w:sz="0" w:val="nil"/>
+                <w:bottom w:space="0" w:sz="0" w:val="nil"/>
+                <w:right w:space="0" w:sz="0" w:val="nil"/>
+                <w:between w:space="0" w:sz="0" w:val="nil"/>
+              </w:pBdr>
+              <w:shd w:fill="auto" w:val="clear"/>
+              <w:tabs>
+                <w:tab w:val="center" w:leader="none" w:pos="4419"/>
+                <w:tab w:val="right" w:leader="none" w:pos="8838"/>
+              </w:tabs>
+              <w:spacing w:after="0" w:before="0" w:line="240" w:lineRule="auto"/>
+              <w:ind w:left="0" w:right="0" w:firstLine="0"/>
+              <w:jc w:val="center"/>
+              <w:rPr>
+                <w:sz w:val="20"/>
+                <w:szCs w:val="20"/>
+              </w:rPr>
+            </w:pPr>
+            <w:r>
+              <w:rPr>
+                <w:sz w:val="20"/>
+                <w:szCs w:val="20"/>
+                <w:rtl w:val="0"/>
+              </w:rPr>
+              <w:t xml:space="preserve">Evidencia principal del proyecto</w:t>
+            </w:r>
+          </w:p>
+        </w:tc>
+      </w:tr>
+      <w:tr>
+        <w:trPr>
+          <w:cantSplit w:val="0"/>
+          <w:trHeight w:val="362" w:hRule="atLeast"/>
+          <w:tblHeader w:val="0"/>
+        </w:trPr>
+        <w:tc>
+          <w:tcPr/>
+          <w:p>
+            <w:pPr>
+              <w:keepNext w:val="0"/>
+              <w:keepLines w:val="0"/>
+              <w:widowControl w:val="1"/>
+              <w:pBdr>
+                <w:top w:space="0" w:sz="0" w:val="nil"/>
+                <w:left w:space="0" w:sz="0" w:val="nil"/>
+                <w:bottom w:space="0" w:sz="0" w:val="nil"/>
+                <w:right w:space="0" w:sz="0" w:val="nil"/>
+                <w:between w:space="0" w:sz="0" w:val="nil"/>
+              </w:pBdr>
+              <w:shd w:fill="auto" w:val="clear"/>
+              <w:tabs>
+                <w:tab w:val="center" w:leader="none" w:pos="4419"/>
+                <w:tab w:val="right" w:leader="none" w:pos="8838"/>
+              </w:tabs>
+              <w:spacing w:after="0" w:before="0" w:line="240" w:lineRule="auto"/>
+              <w:ind w:left="0" w:right="0" w:firstLine="0"/>
+              <w:jc w:val="center"/>
+              <w:rPr>
+                <w:sz w:val="20"/>
+                <w:szCs w:val="20"/>
+              </w:rPr>
+            </w:pPr>
+            <w:r>
+              <w:rPr>
+                <w:sz w:val="20"/>
+                <w:szCs w:val="20"/>
+                <w:rtl w:val="0"/>
+              </w:rPr>
+              <w:t xml:space="preserve">Final</w:t>
+            </w:r>
+          </w:p>
+        </w:tc>
+        <w:tc>
+          <w:tcPr/>
+          <w:p>
+            <w:pPr>
+              <w:keepNext w:val="0"/>
+              <w:keepLines w:val="0"/>
+              <w:widowControl w:val="1"/>
+              <w:pBdr>
+                <w:top w:space="0" w:sz="0" w:val="nil"/>
+                <w:left w:space="0" w:sz="0" w:val="nil"/>
+                <w:bottom w:space="0" w:sz="0" w:val="nil"/>
+                <w:right w:space="0" w:sz="0" w:val="nil"/>
+                <w:between w:space="0" w:sz="0" w:val="nil"/>
+              </w:pBdr>
+              <w:shd w:fill="auto" w:val="clear"/>
+              <w:tabs>
+                <w:tab w:val="center" w:leader="none" w:pos="4419"/>
+                <w:tab w:val="right" w:leader="none" w:pos="8838"/>
+              </w:tabs>
+              <w:spacing w:after="0" w:before="0" w:line="240" w:lineRule="auto"/>
+              <w:ind w:left="0" w:right="0" w:firstLine="0"/>
+              <w:jc w:val="center"/>
+              <w:rPr>
+                <w:sz w:val="20"/>
+                <w:szCs w:val="20"/>
+              </w:rPr>
+            </w:pPr>
+            <w:r>
+              <w:rPr>
+                <w:sz w:val="20"/>
+                <w:szCs w:val="20"/>
+                <w:rtl w:val="0"/>
+              </w:rPr>
+              <w:t xml:space="preserve">Dashboards implementados</w:t>
+            </w:r>
+          </w:p>
+        </w:tc>
+        <w:tc>
+          <w:tcPr/>
+          <w:p>
+            <w:pPr>
+              <w:keepNext w:val="0"/>
+              <w:keepLines w:val="0"/>
+              <w:widowControl w:val="1"/>
+              <w:pBdr>
+                <w:top w:space="0" w:sz="0" w:val="nil"/>
+                <w:left w:space="0" w:sz="0" w:val="nil"/>
+                <w:bottom w:space="0" w:sz="0" w:val="nil"/>
+                <w:right w:space="0" w:sz="0" w:val="nil"/>
+                <w:between w:space="0" w:sz="0" w:val="nil"/>
+              </w:pBdr>
+              <w:shd w:fill="auto" w:val="clear"/>
+              <w:tabs>
+                <w:tab w:val="center" w:leader="none" w:pos="4419"/>
+                <w:tab w:val="right" w:leader="none" w:pos="8838"/>
+              </w:tabs>
+              <w:spacing w:after="0" w:before="0" w:line="240" w:lineRule="auto"/>
+              <w:ind w:left="0" w:right="0" w:firstLine="0"/>
+              <w:jc w:val="center"/>
+              <w:rPr>
+                <w:sz w:val="20"/>
+                <w:szCs w:val="20"/>
+              </w:rPr>
+            </w:pPr>
+            <w:r>
+              <w:rPr>
+                <w:sz w:val="20"/>
+                <w:szCs w:val="20"/>
+                <w:rtl w:val="0"/>
+              </w:rPr>
+              <w:t xml:space="preserve">Visualización de datos mediante gráficos e indicadores</w:t>
+            </w:r>
+          </w:p>
+        </w:tc>
+        <w:tc>
+          <w:tcPr/>
+          <w:p>
+            <w:pPr>
+              <w:keepNext w:val="0"/>
+              <w:keepLines w:val="0"/>
+              <w:widowControl w:val="1"/>
+              <w:pBdr>
+                <w:top w:space="0" w:sz="0" w:val="nil"/>
+                <w:left w:space="0" w:sz="0" w:val="nil"/>
+                <w:bottom w:space="0" w:sz="0" w:val="nil"/>
+                <w:right w:space="0" w:sz="0" w:val="nil"/>
+                <w:between w:space="0" w:sz="0" w:val="nil"/>
+              </w:pBdr>
+              <w:shd w:fill="auto" w:val="clear"/>
+              <w:tabs>
+                <w:tab w:val="center" w:leader="none" w:pos="4419"/>
+                <w:tab w:val="right" w:leader="none" w:pos="8838"/>
+              </w:tabs>
+              <w:spacing w:after="0" w:before="0" w:line="240" w:lineRule="auto"/>
+              <w:ind w:left="0" w:right="0" w:firstLine="0"/>
+              <w:jc w:val="center"/>
+              <w:rPr>
+                <w:sz w:val="20"/>
+                <w:szCs w:val="20"/>
+              </w:rPr>
+            </w:pPr>
+            <w:r>
+              <w:rPr>
+                <w:sz w:val="20"/>
+                <w:szCs w:val="20"/>
+                <w:rtl w:val="0"/>
+              </w:rPr>
+              <w:t xml:space="preserve">Permite analizar información para la toma de decisiones</w:t>
+            </w:r>
+          </w:p>
+        </w:tc>
+      </w:tr>
+      <w:tr>
+        <w:trPr>
+          <w:cantSplit w:val="0"/>
+          <w:trHeight w:val="362" w:hRule="atLeast"/>
+          <w:tblHeader w:val="0"/>
+        </w:trPr>
+        <w:tc>
+          <w:tcPr/>
+          <w:p>
+            <w:pPr>
+              <w:keepNext w:val="0"/>
+              <w:keepLines w:val="0"/>
+              <w:widowControl w:val="1"/>
+              <w:pBdr>
+                <w:top w:space="0" w:sz="0" w:val="nil"/>
+                <w:left w:space="0" w:sz="0" w:val="nil"/>
+                <w:bottom w:space="0" w:sz="0" w:val="nil"/>
+                <w:right w:space="0" w:sz="0" w:val="nil"/>
+                <w:between w:space="0" w:sz="0" w:val="nil"/>
+              </w:pBdr>
+              <w:shd w:fill="auto" w:val="clear"/>
+              <w:tabs>
+                <w:tab w:val="center" w:leader="none" w:pos="4419"/>
+                <w:tab w:val="right" w:leader="none" w:pos="8838"/>
+              </w:tabs>
+              <w:spacing w:after="0" w:before="0" w:line="240" w:lineRule="auto"/>
+              <w:ind w:left="0" w:right="0" w:firstLine="0"/>
+              <w:jc w:val="center"/>
+              <w:rPr>
+                <w:sz w:val="20"/>
+                <w:szCs w:val="20"/>
+              </w:rPr>
+            </w:pPr>
+            <w:r>
+              <w:rPr>
+                <w:sz w:val="20"/>
+                <w:szCs w:val="20"/>
+                <w:rtl w:val="0"/>
+              </w:rPr>
+              <w:t xml:space="preserve">Final</w:t>
+            </w:r>
+          </w:p>
+        </w:tc>
+        <w:tc>
+          <w:tcPr/>
+          <w:p>
+            <w:pPr>
+              <w:keepNext w:val="0"/>
+              <w:keepLines w:val="0"/>
+              <w:widowControl w:val="1"/>
+              <w:pBdr>
+                <w:top w:space="0" w:sz="0" w:val="nil"/>
+                <w:left w:space="0" w:sz="0" w:val="nil"/>
+                <w:bottom w:space="0" w:sz="0" w:val="nil"/>
+                <w:right w:space="0" w:sz="0" w:val="nil"/>
+                <w:between w:space="0" w:sz="0" w:val="nil"/>
+              </w:pBdr>
+              <w:shd w:fill="auto" w:val="clear"/>
+              <w:tabs>
+                <w:tab w:val="center" w:leader="none" w:pos="4419"/>
+                <w:tab w:val="right" w:leader="none" w:pos="8838"/>
+              </w:tabs>
+              <w:spacing w:after="0" w:before="0" w:line="240" w:lineRule="auto"/>
+              <w:ind w:left="0" w:right="0" w:firstLine="0"/>
+              <w:jc w:val="center"/>
+              <w:rPr>
+                <w:sz w:val="20"/>
+                <w:szCs w:val="20"/>
+              </w:rPr>
+            </w:pPr>
+            <w:r>
+              <w:rPr>
+                <w:sz w:val="20"/>
+                <w:szCs w:val="20"/>
+                <w:rtl w:val="0"/>
+              </w:rPr>
+              <w:t xml:space="preserve">Documento de pruebas</w:t>
+            </w:r>
+          </w:p>
+        </w:tc>
+        <w:tc>
+          <w:tcPr/>
+          <w:p>
+            <w:pPr>
+              <w:keepNext w:val="0"/>
+              <w:keepLines w:val="0"/>
+              <w:widowControl w:val="1"/>
+              <w:pBdr>
+                <w:top w:space="0" w:sz="0" w:val="nil"/>
+                <w:left w:space="0" w:sz="0" w:val="nil"/>
+                <w:bottom w:space="0" w:sz="0" w:val="nil"/>
+                <w:right w:space="0" w:sz="0" w:val="nil"/>
+                <w:between w:space="0" w:sz="0" w:val="nil"/>
+              </w:pBdr>
+              <w:shd w:fill="auto" w:val="clear"/>
+              <w:tabs>
+                <w:tab w:val="center" w:leader="none" w:pos="4419"/>
+                <w:tab w:val="right" w:leader="none" w:pos="8838"/>
+              </w:tabs>
+              <w:spacing w:after="0" w:before="0" w:line="240" w:lineRule="auto"/>
+              <w:ind w:left="0" w:right="0" w:firstLine="0"/>
+              <w:jc w:val="center"/>
+              <w:rPr>
+                <w:sz w:val="20"/>
+                <w:szCs w:val="20"/>
+              </w:rPr>
+            </w:pPr>
+            <w:r>
+              <w:rPr>
+                <w:sz w:val="20"/>
+                <w:szCs w:val="20"/>
+                <w:rtl w:val="0"/>
+              </w:rPr>
+              <w:t xml:space="preserve">Registro de pruebas realizadas al sistema</w:t>
+            </w:r>
+          </w:p>
+        </w:tc>
+        <w:tc>
+          <w:tcPr/>
+          <w:p>
+            <w:pPr>
+              <w:keepNext w:val="0"/>
+              <w:keepLines w:val="0"/>
+              <w:widowControl w:val="1"/>
+              <w:pBdr>
+                <w:top w:space="0" w:sz="0" w:val="nil"/>
+                <w:left w:space="0" w:sz="0" w:val="nil"/>
+                <w:bottom w:space="0" w:sz="0" w:val="nil"/>
+                <w:right w:space="0" w:sz="0" w:val="nil"/>
+                <w:between w:space="0" w:sz="0" w:val="nil"/>
+              </w:pBdr>
+              <w:shd w:fill="auto" w:val="clear"/>
+              <w:tabs>
+                <w:tab w:val="center" w:leader="none" w:pos="4419"/>
+                <w:tab w:val="right" w:leader="none" w:pos="8838"/>
+              </w:tabs>
+              <w:spacing w:after="0" w:before="0" w:line="240" w:lineRule="auto"/>
+              <w:ind w:left="0" w:right="0" w:firstLine="0"/>
+              <w:jc w:val="center"/>
+              <w:rPr>
+                <w:sz w:val="20"/>
+                <w:szCs w:val="20"/>
+              </w:rPr>
+            </w:pPr>
+            <w:r>
+              <w:rPr>
+                <w:sz w:val="20"/>
+                <w:szCs w:val="20"/>
+                <w:rtl w:val="0"/>
+              </w:rPr>
+              <w:t xml:space="preserve">Permite validar el correcto funcionamiento</w:t>
+            </w:r>
+          </w:p>
+        </w:tc>
+      </w:tr>
+      <w:tr>
+        <w:trPr>
+          <w:cantSplit w:val="0"/>
+          <w:trHeight w:val="362" w:hRule="atLeast"/>
+          <w:tblHeader w:val="0"/>
+        </w:trPr>
+        <w:tc>
+          <w:tcPr/>
+          <w:p>
+            <w:pPr>
+              <w:keepNext w:val="0"/>
+              <w:keepLines w:val="0"/>
+              <w:widowControl w:val="1"/>
+              <w:pBdr>
+                <w:top w:space="0" w:sz="0" w:val="nil"/>
+                <w:left w:space="0" w:sz="0" w:val="nil"/>
+                <w:bottom w:space="0" w:sz="0" w:val="nil"/>
+                <w:right w:space="0" w:sz="0" w:val="nil"/>
+                <w:between w:space="0" w:sz="0" w:val="nil"/>
+              </w:pBdr>
+              <w:shd w:fill="auto" w:val="clear"/>
+              <w:tabs>
+                <w:tab w:val="center" w:leader="none" w:pos="4419"/>
+                <w:tab w:val="right" w:leader="none" w:pos="8838"/>
+              </w:tabs>
+              <w:spacing w:after="0" w:before="0" w:line="240" w:lineRule="auto"/>
+              <w:ind w:left="0" w:right="0" w:firstLine="0"/>
+              <w:jc w:val="center"/>
+              <w:rPr>
+                <w:sz w:val="20"/>
+                <w:szCs w:val="20"/>
+              </w:rPr>
+            </w:pPr>
+            <w:r>
+              <w:rPr>
+                <w:sz w:val="20"/>
+                <w:szCs w:val="20"/>
+                <w:rtl w:val="0"/>
+              </w:rPr>
+              <w:t xml:space="preserve">Final</w:t>
+            </w:r>
+          </w:p>
+        </w:tc>
+        <w:tc>
+          <w:tcPr/>
+          <w:p>
+            <w:pPr>
+              <w:keepNext w:val="0"/>
+              <w:keepLines w:val="0"/>
+              <w:widowControl w:val="1"/>
+              <w:pBdr>
+                <w:top w:space="0" w:sz="0" w:val="nil"/>
+                <w:left w:space="0" w:sz="0" w:val="nil"/>
+                <w:bottom w:space="0" w:sz="0" w:val="nil"/>
+                <w:right w:space="0" w:sz="0" w:val="nil"/>
+                <w:between w:space="0" w:sz="0" w:val="nil"/>
+              </w:pBdr>
+              <w:shd w:fill="auto" w:val="clear"/>
+              <w:tabs>
+                <w:tab w:val="center" w:leader="none" w:pos="4419"/>
+                <w:tab w:val="right" w:leader="none" w:pos="8838"/>
+              </w:tabs>
+              <w:spacing w:after="0" w:before="0" w:line="240" w:lineRule="auto"/>
+              <w:ind w:left="0" w:right="0" w:firstLine="0"/>
+              <w:jc w:val="center"/>
+              <w:rPr>
+                <w:sz w:val="20"/>
+                <w:szCs w:val="20"/>
+              </w:rPr>
+            </w:pPr>
+            <w:r>
+              <w:rPr>
+                <w:sz w:val="20"/>
+                <w:szCs w:val="20"/>
+                <w:rtl w:val="0"/>
+              </w:rPr>
+              <w:t xml:space="preserve">Informe final</w:t>
+            </w:r>
+          </w:p>
+        </w:tc>
+        <w:tc>
+          <w:tcPr/>
+          <w:p>
+            <w:pPr>
+              <w:keepNext w:val="0"/>
+              <w:keepLines w:val="0"/>
+              <w:widowControl w:val="1"/>
+              <w:pBdr>
+                <w:top w:space="0" w:sz="0" w:val="nil"/>
+                <w:left w:space="0" w:sz="0" w:val="nil"/>
+                <w:bottom w:space="0" w:sz="0" w:val="nil"/>
+                <w:right w:space="0" w:sz="0" w:val="nil"/>
+                <w:between w:space="0" w:sz="0" w:val="nil"/>
+              </w:pBdr>
+              <w:shd w:fill="auto" w:val="clear"/>
+              <w:tabs>
+                <w:tab w:val="center" w:leader="none" w:pos="4419"/>
+                <w:tab w:val="right" w:leader="none" w:pos="8838"/>
+              </w:tabs>
+              <w:spacing w:after="0" w:before="0" w:line="240" w:lineRule="auto"/>
+              <w:ind w:left="0" w:right="0" w:firstLine="0"/>
+              <w:jc w:val="center"/>
+              <w:rPr>
+                <w:sz w:val="20"/>
+                <w:szCs w:val="20"/>
+              </w:rPr>
+            </w:pPr>
+            <w:r>
+              <w:rPr>
+                <w:sz w:val="20"/>
+                <w:szCs w:val="20"/>
+                <w:rtl w:val="0"/>
+              </w:rPr>
+              <w:t xml:space="preserve">Documento completo del proyecto desarrollado</w:t>
+            </w:r>
+          </w:p>
+        </w:tc>
+        <w:tc>
+          <w:tcPr/>
+          <w:p>
+            <w:pPr>
+              <w:keepNext w:val="0"/>
+              <w:keepLines w:val="0"/>
+              <w:widowControl w:val="1"/>
+              <w:pBdr>
+                <w:top w:space="0" w:sz="0" w:val="nil"/>
+                <w:left w:space="0" w:sz="0" w:val="nil"/>
+                <w:bottom w:space="0" w:sz="0" w:val="nil"/>
+                <w:right w:space="0" w:sz="0" w:val="nil"/>
+                <w:between w:space="0" w:sz="0" w:val="nil"/>
+              </w:pBdr>
+              <w:shd w:fill="auto" w:val="clear"/>
+              <w:tabs>
+                <w:tab w:val="center" w:leader="none" w:pos="4419"/>
+                <w:tab w:val="right" w:leader="none" w:pos="8838"/>
+              </w:tabs>
+              <w:spacing w:after="0" w:before="0" w:line="240" w:lineRule="auto"/>
+              <w:ind w:left="0" w:right="0" w:firstLine="0"/>
+              <w:jc w:val="center"/>
+              <w:rPr>
+                <w:sz w:val="20"/>
+                <w:szCs w:val="20"/>
+              </w:rPr>
+            </w:pPr>
+            <w:r>
+              <w:rPr>
+                <w:sz w:val="20"/>
+                <w:szCs w:val="20"/>
+                <w:rtl w:val="0"/>
+              </w:rPr>
+              <w:t xml:space="preserve">Resume y documenta todo el trabajo realizado</w:t>
             </w:r>
           </w:p>
         </w:tc>
@@ -4303,7 +5182,6 @@
             <w:pPr>
               <w:keepNext w:val="0"/>
               <w:keepLines w:val="0"/>
-              <w:pageBreakBefore w:val="0"/>
               <w:widowControl w:val="1"/>
               <w:pBdr>
                 <w:top w:space="0" w:sz="0" w:val="nil"/>
@@ -4420,6 +5298,9 @@
         <w:tc>
           <w:tcPr>
             <w:gridSpan w:val="7"/>
+            <w:tcBorders>
+              <w:bottom w:color="cccccc" w:space="0" w:sz="4" w:val="single"/>
+            </w:tcBorders>
           </w:tcPr>
           <w:p>
             <w:pPr>
@@ -4453,7 +5334,14 @@
           <w:tblHeader w:val="0"/>
         </w:trPr>
         <w:tc>
-          <w:tcPr/>
+          <w:tcPr>
+            <w:tcBorders>
+              <w:top w:color="cccccc" w:space="0" w:sz="4" w:val="single"/>
+              <w:left w:color="cccccc" w:space="0" w:sz="4" w:val="single"/>
+              <w:bottom w:color="cccccc" w:space="0" w:sz="4" w:val="single"/>
+              <w:right w:color="cccccc" w:space="0" w:sz="4" w:val="single"/>
+            </w:tcBorders>
+          </w:tcPr>
           <w:p>
             <w:pPr>
               <w:jc w:val="center"/>
@@ -4478,6 +5366,12 @@
         </w:tc>
         <w:tc>
           <w:tcPr>
+            <w:tcBorders>
+              <w:top w:color="cccccc" w:space="0" w:sz="4" w:val="single"/>
+              <w:left w:color="cccccc" w:space="0" w:sz="4" w:val="single"/>
+              <w:bottom w:color="cccccc" w:space="0" w:sz="4" w:val="single"/>
+              <w:right w:color="cccccc" w:space="0" w:sz="4" w:val="single"/>
+            </w:tcBorders>
             <w:vAlign w:val="center"/>
           </w:tcPr>
           <w:p>
@@ -4500,6 +5394,12 @@
         </w:tc>
         <w:tc>
           <w:tcPr>
+            <w:tcBorders>
+              <w:top w:color="cccccc" w:space="0" w:sz="4" w:val="single"/>
+              <w:left w:color="cccccc" w:space="0" w:sz="4" w:val="single"/>
+              <w:bottom w:color="cccccc" w:space="0" w:sz="4" w:val="single"/>
+              <w:right w:color="cccccc" w:space="0" w:sz="4" w:val="single"/>
+            </w:tcBorders>
             <w:vAlign w:val="center"/>
           </w:tcPr>
           <w:p>
@@ -4522,6 +5422,12 @@
         </w:tc>
         <w:tc>
           <w:tcPr>
+            <w:tcBorders>
+              <w:top w:color="cccccc" w:space="0" w:sz="4" w:val="single"/>
+              <w:left w:color="cccccc" w:space="0" w:sz="4" w:val="single"/>
+              <w:bottom w:color="cccccc" w:space="0" w:sz="4" w:val="single"/>
+              <w:right w:color="cccccc" w:space="0" w:sz="4" w:val="single"/>
+            </w:tcBorders>
             <w:vAlign w:val="center"/>
           </w:tcPr>
           <w:p>
@@ -4545,7 +5451,10 @@
         <w:tc>
           <w:tcPr>
             <w:tcBorders>
-              <w:right w:color="ffffff" w:space="0" w:sz="4" w:val="single"/>
+              <w:top w:color="cccccc" w:space="0" w:sz="4" w:val="single"/>
+              <w:left w:color="cccccc" w:space="0" w:sz="4" w:val="single"/>
+              <w:bottom w:color="cccccc" w:space="0" w:sz="4" w:val="single"/>
+              <w:right w:color="cccccc" w:space="0" w:sz="4" w:val="single"/>
             </w:tcBorders>
             <w:vAlign w:val="center"/>
           </w:tcPr>
@@ -4584,7 +5493,10 @@
         <w:tc>
           <w:tcPr>
             <w:tcBorders>
-              <w:left w:color="ffffff" w:space="0" w:sz="4" w:val="single"/>
+              <w:top w:color="cccccc" w:space="0" w:sz="4" w:val="single"/>
+              <w:left w:color="cccccc" w:space="0" w:sz="4" w:val="single"/>
+              <w:bottom w:color="cccccc" w:space="0" w:sz="4" w:val="single"/>
+              <w:right w:color="cccccc" w:space="0" w:sz="4" w:val="single"/>
             </w:tcBorders>
             <w:shd w:fill="d9d9d9" w:val="clear"/>
             <w:vAlign w:val="center"/>
@@ -4622,6 +5534,12 @@
         </w:tc>
         <w:tc>
           <w:tcPr>
+            <w:tcBorders>
+              <w:top w:color="cccccc" w:space="0" w:sz="4" w:val="single"/>
+              <w:left w:color="cccccc" w:space="0" w:sz="4" w:val="single"/>
+              <w:bottom w:color="cccccc" w:space="0" w:sz="4" w:val="single"/>
+              <w:right w:color="cccccc" w:space="0" w:sz="4" w:val="single"/>
+            </w:tcBorders>
             <w:vAlign w:val="center"/>
           </w:tcPr>
           <w:p>
@@ -4649,260 +5567,240 @@
           <w:tblHeader w:val="0"/>
         </w:trPr>
         <w:tc>
-          <w:tcPr/>
-          <w:p>
-            <w:pPr>
-              <w:jc w:val="both"/>
-              <w:rPr>
-                <w:rFonts w:ascii="Calibri" w:cs="Calibri" w:eastAsia="Calibri" w:hAnsi="Calibri"/>
-                <w:i w:val="1"/>
-                <w:iCs w:val="1"/>
-                <w:color w:val="548dd4"/>
-                <w:sz w:val="18"/>
-                <w:szCs w:val="18"/>
-              </w:rPr>
-            </w:pPr>
-            <w:r>
-              <w:rPr>
-                <w:rFonts w:ascii="Calibri" w:cs="Calibri" w:eastAsia="Calibri" w:hAnsi="Calibri"/>
-                <w:i w:val="1"/>
-                <w:iCs w:val="1"/>
-                <w:color w:val="548dd4"/>
-                <w:sz w:val="18"/>
-                <w:szCs w:val="18"/>
-                <w:rtl w:val="0"/>
-              </w:rPr>
-              <w:t xml:space="preserve">Nombra las competencias o unidades de competencias que se relacionan con las diferentes actividades requeridas para el desarrollo de la actividad.</w:t>
-            </w:r>
-          </w:p>
-        </w:tc>
-        <w:tc>
-          <w:tcPr/>
-          <w:p>
-            <w:pPr>
-              <w:jc w:val="both"/>
-              <w:rPr>
-                <w:b w:val="1"/>
-                <w:bCs w:val="1"/>
-                <w:sz w:val="18"/>
-                <w:szCs w:val="18"/>
-              </w:rPr>
-            </w:pPr>
-            <w:r>
-              <w:rPr>
-                <w:rFonts w:ascii="Calibri" w:cs="Calibri" w:eastAsia="Calibri" w:hAnsi="Calibri"/>
-                <w:i w:val="1"/>
-                <w:iCs w:val="1"/>
-                <w:color w:val="548dd4"/>
-                <w:sz w:val="18"/>
-                <w:szCs w:val="18"/>
-                <w:rtl w:val="0"/>
-              </w:rPr>
-              <w:t xml:space="preserve">Señale el nombre de la tarea o actividad.</w:t>
-            </w:r>
-            <w:r>
-              <w:rPr>
-                <w:rtl w:val="0"/>
-              </w:rPr>
-            </w:r>
-          </w:p>
-        </w:tc>
-        <w:tc>
-          <w:tcPr/>
-          <w:p>
-            <w:pPr>
-              <w:jc w:val="both"/>
-              <w:rPr>
-                <w:b w:val="1"/>
-                <w:bCs w:val="1"/>
-                <w:sz w:val="18"/>
-                <w:szCs w:val="18"/>
-              </w:rPr>
-            </w:pPr>
-            <w:r>
-              <w:rPr>
-                <w:rFonts w:ascii="Calibri" w:cs="Calibri" w:eastAsia="Calibri" w:hAnsi="Calibri"/>
-                <w:i w:val="1"/>
-                <w:iCs w:val="1"/>
-                <w:color w:val="548dd4"/>
-                <w:sz w:val="18"/>
-                <w:szCs w:val="18"/>
-                <w:rtl w:val="0"/>
-              </w:rPr>
-              <w:t xml:space="preserve">Describe la tarea o actividad.</w:t>
-            </w:r>
-            <w:r>
-              <w:rPr>
-                <w:rtl w:val="0"/>
-              </w:rPr>
-            </w:r>
-          </w:p>
-        </w:tc>
-        <w:tc>
-          <w:tcPr/>
-          <w:p>
-            <w:pPr>
-              <w:jc w:val="both"/>
-              <w:rPr>
-                <w:rFonts w:ascii="Calibri" w:cs="Calibri" w:eastAsia="Calibri" w:hAnsi="Calibri"/>
-                <w:i w:val="1"/>
-                <w:iCs w:val="1"/>
-                <w:color w:val="548dd4"/>
-                <w:sz w:val="18"/>
-                <w:szCs w:val="18"/>
-              </w:rPr>
-            </w:pPr>
-            <w:r>
-              <w:rPr>
-                <w:rFonts w:ascii="Calibri" w:cs="Calibri" w:eastAsia="Calibri" w:hAnsi="Calibri"/>
-                <w:i w:val="1"/>
-                <w:iCs w:val="1"/>
-                <w:color w:val="548dd4"/>
-                <w:sz w:val="18"/>
-                <w:szCs w:val="18"/>
-                <w:rtl w:val="0"/>
-              </w:rPr>
-              <w:t xml:space="preserve">Nombra los recursos necesarios para llevar a cabo las actividades definidas.</w:t>
-            </w:r>
-          </w:p>
-        </w:tc>
-        <w:tc>
           <w:tcPr>
             <w:tcBorders>
-              <w:right w:color="ffffff" w:space="0" w:sz="4" w:val="single"/>
+              <w:top w:color="cccccc" w:space="0" w:sz="4" w:val="single"/>
+              <w:left w:color="cccccc" w:space="0" w:sz="4" w:val="single"/>
+              <w:bottom w:color="cccccc" w:space="0" w:sz="4" w:val="single"/>
+              <w:right w:color="cccccc" w:space="0" w:sz="4" w:val="single"/>
             </w:tcBorders>
-          </w:tcPr>
-          <w:p>
-            <w:pPr>
-              <w:jc w:val="both"/>
-              <w:rPr>
-                <w:rFonts w:ascii="Calibri" w:cs="Calibri" w:eastAsia="Calibri" w:hAnsi="Calibri"/>
-                <w:i w:val="1"/>
-                <w:iCs w:val="1"/>
-                <w:color w:val="548dd4"/>
-                <w:sz w:val="18"/>
-                <w:szCs w:val="18"/>
-              </w:rPr>
-            </w:pPr>
-            <w:r>
-              <w:rPr>
-                <w:rFonts w:ascii="Calibri" w:cs="Calibri" w:eastAsia="Calibri" w:hAnsi="Calibri"/>
-                <w:i w:val="1"/>
-                <w:iCs w:val="1"/>
-                <w:color w:val="548dd4"/>
-                <w:sz w:val="18"/>
-                <w:szCs w:val="18"/>
-                <w:rtl w:val="0"/>
-              </w:rPr>
-              <w:t xml:space="preserve">Escribe la duración de actividades o </w:t>
-            </w:r>
-            <w:r>
-              <w:rPr>
-                <w:i w:val="1"/>
-                <w:iCs w:val="1"/>
-                <w:color w:val="548dd4"/>
-                <w:sz w:val="18"/>
-                <w:szCs w:val="18"/>
-                <w:rtl w:val="0"/>
-              </w:rPr>
-              <w:t xml:space="preserve">tareas</w:t>
-            </w:r>
-            <w:r>
-              <w:rPr>
-                <w:rFonts w:ascii="Calibri" w:cs="Calibri" w:eastAsia="Calibri" w:hAnsi="Calibri"/>
-                <w:i w:val="1"/>
-                <w:iCs w:val="1"/>
-                <w:color w:val="548dd4"/>
-                <w:sz w:val="18"/>
-                <w:szCs w:val="18"/>
-                <w:rtl w:val="0"/>
-              </w:rPr>
-              <w:t xml:space="preserve">.</w:t>
-            </w:r>
-          </w:p>
-          <w:p>
-            <w:pPr>
-              <w:jc w:val="both"/>
-              <w:rPr>
-                <w:rFonts w:ascii="Calibri" w:cs="Calibri" w:eastAsia="Calibri" w:hAnsi="Calibri"/>
-                <w:i w:val="1"/>
-                <w:iCs w:val="1"/>
-                <w:color w:val="548dd4"/>
-                <w:sz w:val="18"/>
-                <w:szCs w:val="18"/>
-              </w:rPr>
-            </w:pPr>
-            <w:r>
-              <w:rPr>
-                <w:rtl w:val="0"/>
-              </w:rPr>
+            <w:tcMar>
+              <w:top w:w="100.0" w:type="dxa"/>
+              <w:left w:w="100.0" w:type="dxa"/>
+              <w:bottom w:w="100.0" w:type="dxa"/>
+              <w:right w:w="100.0" w:type="dxa"/>
+            </w:tcMar>
+            <w:vAlign w:val="center"/>
+          </w:tcPr>
+          <w:p>
+            <w:pPr>
+              <w:jc w:val="center"/>
+              <w:rPr>
+                <w:sz w:val="18"/>
+                <w:szCs w:val="18"/>
+              </w:rPr>
+            </w:pPr>
+            <w:r>
+              <w:rPr>
+                <w:sz w:val="18"/>
+                <w:szCs w:val="18"/>
+                <w:rtl w:val="0"/>
+              </w:rPr>
+              <w:t xml:space="preserve">Desarrollo de software</w:t>
             </w:r>
           </w:p>
         </w:tc>
         <w:tc>
           <w:tcPr>
             <w:tcBorders>
-              <w:left w:color="ffffff" w:space="0" w:sz="4" w:val="single"/>
+              <w:top w:color="cccccc" w:space="0" w:sz="4" w:val="single"/>
+              <w:left w:color="cccccc" w:space="0" w:sz="4" w:val="single"/>
+              <w:bottom w:color="cccccc" w:space="0" w:sz="4" w:val="single"/>
+              <w:right w:color="cccccc" w:space="0" w:sz="4" w:val="single"/>
             </w:tcBorders>
-            <w:shd w:fill="d9d9d9" w:val="clear"/>
-          </w:tcPr>
-          <w:p>
-            <w:pPr>
-              <w:jc w:val="both"/>
-              <w:rPr>
-                <w:b w:val="1"/>
-                <w:bCs w:val="1"/>
-                <w:sz w:val="18"/>
-                <w:szCs w:val="18"/>
-              </w:rPr>
-            </w:pPr>
-            <w:r>
-              <w:rPr>
-                <w:rFonts w:ascii="Calibri" w:cs="Calibri" w:eastAsia="Calibri" w:hAnsi="Calibri"/>
-                <w:i w:val="1"/>
-                <w:iCs w:val="1"/>
-                <w:color w:val="548dd4"/>
-                <w:sz w:val="18"/>
-                <w:szCs w:val="18"/>
-                <w:rtl w:val="0"/>
-              </w:rPr>
-              <w:t xml:space="preserve">Escribe el nombre del integrante del equipo responsable de la actividad y tareas asociadas.</w:t>
-            </w:r>
-            <w:r>
-              <w:rPr>
-                <w:rtl w:val="0"/>
-              </w:rPr>
-            </w:r>
-          </w:p>
-        </w:tc>
-        <w:tc>
-          <w:tcPr/>
-          <w:p>
-            <w:pPr>
-              <w:jc w:val="both"/>
-              <w:rPr>
-                <w:b w:val="1"/>
-                <w:bCs w:val="1"/>
-                <w:sz w:val="18"/>
-                <w:szCs w:val="18"/>
-              </w:rPr>
-            </w:pPr>
-            <w:r>
-              <w:rPr>
-                <w:rFonts w:ascii="Calibri" w:cs="Calibri" w:eastAsia="Calibri" w:hAnsi="Calibri"/>
-                <w:i w:val="1"/>
-                <w:iCs w:val="1"/>
-                <w:color w:val="548dd4"/>
-                <w:sz w:val="18"/>
-                <w:szCs w:val="18"/>
-                <w:rtl w:val="0"/>
-              </w:rPr>
-              <w:t xml:space="preserve">Escribe las dificultades o facilitadores que se podrían presentar durante la ejecución de cada una de las actividades propuestas para llevar a cabo el plan de trabajo.</w:t>
-            </w:r>
-            <w:r>
-              <w:rPr>
-                <w:rtl w:val="0"/>
-              </w:rPr>
+            <w:tcMar>
+              <w:top w:w="100.0" w:type="dxa"/>
+              <w:left w:w="100.0" w:type="dxa"/>
+              <w:bottom w:w="100.0" w:type="dxa"/>
+              <w:right w:w="100.0" w:type="dxa"/>
+            </w:tcMar>
+            <w:vAlign w:val="center"/>
+          </w:tcPr>
+          <w:p>
+            <w:pPr>
+              <w:jc w:val="center"/>
+              <w:rPr>
+                <w:sz w:val="18"/>
+                <w:szCs w:val="18"/>
+              </w:rPr>
+            </w:pPr>
+            <w:r>
+              <w:rPr>
+                <w:sz w:val="18"/>
+                <w:szCs w:val="18"/>
+                <w:rtl w:val="0"/>
+              </w:rPr>
+              <w:t xml:space="preserve">Análisis de requerimientos</w:t>
+            </w:r>
+          </w:p>
+        </w:tc>
+        <w:tc>
+          <w:tcPr>
+            <w:tcBorders>
+              <w:top w:color="cccccc" w:space="0" w:sz="4" w:val="single"/>
+              <w:left w:color="cccccc" w:space="0" w:sz="4" w:val="single"/>
+              <w:bottom w:color="cccccc" w:space="0" w:sz="4" w:val="single"/>
+              <w:right w:color="cccccc" w:space="0" w:sz="4" w:val="single"/>
+            </w:tcBorders>
+            <w:tcMar>
+              <w:top w:w="100.0" w:type="dxa"/>
+              <w:left w:w="100.0" w:type="dxa"/>
+              <w:bottom w:w="100.0" w:type="dxa"/>
+              <w:right w:w="100.0" w:type="dxa"/>
+            </w:tcMar>
+            <w:vAlign w:val="center"/>
+          </w:tcPr>
+          <w:p>
+            <w:pPr>
+              <w:jc w:val="center"/>
+              <w:rPr>
+                <w:sz w:val="18"/>
+                <w:szCs w:val="18"/>
+              </w:rPr>
+            </w:pPr>
+            <w:r>
+              <w:rPr>
+                <w:sz w:val="18"/>
+                <w:szCs w:val="18"/>
+                <w:rtl w:val="0"/>
+              </w:rPr>
+              <w:t xml:space="preserve">Identificación de necesidades del sistema</w:t>
+            </w:r>
+          </w:p>
+        </w:tc>
+        <w:tc>
+          <w:tcPr>
+            <w:tcBorders>
+              <w:top w:color="cccccc" w:space="0" w:sz="4" w:val="single"/>
+              <w:left w:color="cccccc" w:space="0" w:sz="4" w:val="single"/>
+              <w:bottom w:color="cccccc" w:space="0" w:sz="4" w:val="single"/>
+              <w:right w:color="cccccc" w:space="0" w:sz="4" w:val="single"/>
+            </w:tcBorders>
+            <w:tcMar>
+              <w:top w:w="100.0" w:type="dxa"/>
+              <w:left w:w="100.0" w:type="dxa"/>
+              <w:bottom w:w="100.0" w:type="dxa"/>
+              <w:right w:w="100.0" w:type="dxa"/>
+            </w:tcMar>
+            <w:vAlign w:val="center"/>
+          </w:tcPr>
+          <w:p>
+            <w:pPr>
+              <w:jc w:val="center"/>
+              <w:rPr>
+                <w:sz w:val="18"/>
+                <w:szCs w:val="18"/>
+              </w:rPr>
+            </w:pPr>
+            <w:r>
+              <w:rPr>
+                <w:sz w:val="18"/>
+                <w:szCs w:val="18"/>
+                <w:rtl w:val="0"/>
+              </w:rPr>
+              <w:t xml:space="preserve">PC, documentos</w:t>
+            </w:r>
+          </w:p>
+        </w:tc>
+        <w:tc>
+          <w:tcPr>
+            <w:tcBorders>
+              <w:top w:color="cccccc" w:space="0" w:sz="4" w:val="single"/>
+              <w:left w:color="cccccc" w:space="0" w:sz="4" w:val="single"/>
+              <w:bottom w:color="cccccc" w:space="0" w:sz="4" w:val="single"/>
+              <w:right w:color="cccccc" w:space="0" w:sz="4" w:val="single"/>
+            </w:tcBorders>
+            <w:tcMar>
+              <w:top w:w="100.0" w:type="dxa"/>
+              <w:left w:w="100.0" w:type="dxa"/>
+              <w:bottom w:w="100.0" w:type="dxa"/>
+              <w:right w:w="100.0" w:type="dxa"/>
+            </w:tcMar>
+            <w:vAlign w:val="center"/>
+          </w:tcPr>
+          <w:p>
+            <w:pPr>
+              <w:jc w:val="center"/>
+              <w:rPr>
+                <w:sz w:val="18"/>
+                <w:szCs w:val="18"/>
+              </w:rPr>
+            </w:pPr>
+            <w:r>
+              <w:rPr>
+                <w:sz w:val="18"/>
+                <w:szCs w:val="18"/>
+                <w:rtl w:val="0"/>
+              </w:rPr>
+              <w:t xml:space="preserve">1 semana</w:t>
+            </w:r>
+          </w:p>
+        </w:tc>
+        <w:tc>
+          <w:tcPr>
+            <w:tcBorders>
+              <w:top w:color="cccccc" w:space="0" w:sz="4" w:val="single"/>
+              <w:left w:color="cccccc" w:space="0" w:sz="4" w:val="single"/>
+              <w:bottom w:color="cccccc" w:space="0" w:sz="4" w:val="single"/>
+              <w:right w:color="cccccc" w:space="0" w:sz="4" w:val="single"/>
+            </w:tcBorders>
+            <w:tcMar>
+              <w:top w:w="100.0" w:type="dxa"/>
+              <w:left w:w="100.0" w:type="dxa"/>
+              <w:bottom w:w="100.0" w:type="dxa"/>
+              <w:right w:w="100.0" w:type="dxa"/>
+            </w:tcMar>
+            <w:vAlign w:val="center"/>
+          </w:tcPr>
+          <w:p>
+            <w:pPr>
+              <w:jc w:val="center"/>
+              <w:rPr>
+                <w:sz w:val="18"/>
+                <w:szCs w:val="18"/>
+              </w:rPr>
+            </w:pPr>
+            <w:r>
+              <w:rPr>
+                <w:sz w:val="18"/>
+                <w:szCs w:val="18"/>
+                <w:rtl w:val="0"/>
+              </w:rPr>
+              <w:t xml:space="preserve">Equipo</w:t>
+            </w:r>
+          </w:p>
+        </w:tc>
+        <w:tc>
+          <w:tcPr>
+            <w:tcBorders>
+              <w:top w:color="cccccc" w:space="0" w:sz="4" w:val="single"/>
+              <w:left w:color="cccccc" w:space="0" w:sz="4" w:val="single"/>
+              <w:bottom w:color="cccccc" w:space="0" w:sz="4" w:val="single"/>
+              <w:right w:color="cccccc" w:space="0" w:sz="4" w:val="single"/>
+            </w:tcBorders>
+            <w:tcMar>
+              <w:top w:w="100.0" w:type="dxa"/>
+              <w:left w:w="100.0" w:type="dxa"/>
+              <w:bottom w:w="100.0" w:type="dxa"/>
+              <w:right w:w="100.0" w:type="dxa"/>
+            </w:tcMar>
+            <w:vAlign w:val="center"/>
+          </w:tcPr>
+          <w:p>
+            <w:pPr>
+              <w:jc w:val="center"/>
+              <w:rPr>
+                <w:sz w:val="18"/>
+                <w:szCs w:val="18"/>
+              </w:rPr>
+            </w:pPr>
+            <w:r>
+              <w:rPr>
+                <w:sz w:val="18"/>
+                <w:szCs w:val="18"/>
+                <w:rtl w:val="0"/>
+              </w:rPr>
+              <w:t xml:space="preserve">Base del proyecto</w:t>
             </w:r>
           </w:p>
         </w:tc>
@@ -4913,158 +5811,240 @@
           <w:tblHeader w:val="0"/>
         </w:trPr>
         <w:tc>
-          <w:tcPr/>
-          <w:p>
-            <w:pPr>
-              <w:jc w:val="both"/>
-              <w:rPr>
-                <w:rFonts w:ascii="Calibri" w:cs="Calibri" w:eastAsia="Calibri" w:hAnsi="Calibri"/>
-                <w:i w:val="1"/>
-                <w:iCs w:val="1"/>
-                <w:color w:val="548dd4"/>
-                <w:sz w:val="18"/>
-                <w:szCs w:val="18"/>
-              </w:rPr>
-            </w:pPr>
-            <w:r>
-              <w:rPr>
-                <w:rtl w:val="0"/>
-              </w:rPr>
-            </w:r>
-          </w:p>
-        </w:tc>
-        <w:tc>
-          <w:tcPr/>
-          <w:p>
-            <w:pPr>
-              <w:jc w:val="both"/>
-              <w:rPr>
-                <w:rFonts w:ascii="Calibri" w:cs="Calibri" w:eastAsia="Calibri" w:hAnsi="Calibri"/>
-                <w:i w:val="1"/>
-                <w:iCs w:val="1"/>
-                <w:color w:val="548dd4"/>
-                <w:sz w:val="18"/>
-                <w:szCs w:val="18"/>
-              </w:rPr>
-            </w:pPr>
-            <w:r>
-              <w:rPr>
-                <w:rtl w:val="0"/>
-              </w:rPr>
-            </w:r>
-          </w:p>
-        </w:tc>
-        <w:tc>
-          <w:tcPr/>
-          <w:p>
-            <w:pPr>
-              <w:jc w:val="both"/>
-              <w:rPr>
-                <w:rFonts w:ascii="Calibri" w:cs="Calibri" w:eastAsia="Calibri" w:hAnsi="Calibri"/>
-                <w:i w:val="1"/>
-                <w:iCs w:val="1"/>
-                <w:color w:val="548dd4"/>
-                <w:sz w:val="18"/>
-                <w:szCs w:val="18"/>
-              </w:rPr>
-            </w:pPr>
-            <w:r>
-              <w:rPr>
-                <w:rtl w:val="0"/>
-              </w:rPr>
-            </w:r>
-          </w:p>
-        </w:tc>
-        <w:tc>
-          <w:tcPr/>
-          <w:p>
-            <w:pPr>
-              <w:jc w:val="both"/>
-              <w:rPr>
-                <w:rFonts w:ascii="Calibri" w:cs="Calibri" w:eastAsia="Calibri" w:hAnsi="Calibri"/>
-                <w:i w:val="1"/>
-                <w:iCs w:val="1"/>
-                <w:color w:val="548dd4"/>
-                <w:sz w:val="18"/>
-                <w:szCs w:val="18"/>
-              </w:rPr>
-            </w:pPr>
-            <w:r>
-              <w:rPr>
-                <w:rtl w:val="0"/>
-              </w:rPr>
-            </w:r>
-          </w:p>
-        </w:tc>
-        <w:tc>
           <w:tcPr>
             <w:tcBorders>
-              <w:right w:color="ffffff" w:space="0" w:sz="4" w:val="single"/>
+              <w:top w:color="cccccc" w:space="0" w:sz="4" w:val="single"/>
+              <w:left w:color="cccccc" w:space="0" w:sz="4" w:val="single"/>
+              <w:bottom w:color="cccccc" w:space="0" w:sz="4" w:val="single"/>
+              <w:right w:color="cccccc" w:space="0" w:sz="4" w:val="single"/>
             </w:tcBorders>
-          </w:tcPr>
-          <w:p>
-            <w:pPr>
-              <w:jc w:val="both"/>
-              <w:rPr>
-                <w:rFonts w:ascii="Calibri" w:cs="Calibri" w:eastAsia="Calibri" w:hAnsi="Calibri"/>
-                <w:i w:val="1"/>
-                <w:iCs w:val="1"/>
-                <w:color w:val="548dd4"/>
-                <w:sz w:val="18"/>
-                <w:szCs w:val="18"/>
-              </w:rPr>
-            </w:pPr>
-            <w:r>
-              <w:rPr>
-                <w:rtl w:val="0"/>
-              </w:rPr>
+            <w:tcMar>
+              <w:top w:w="100.0" w:type="dxa"/>
+              <w:left w:w="100.0" w:type="dxa"/>
+              <w:bottom w:w="100.0" w:type="dxa"/>
+              <w:right w:w="100.0" w:type="dxa"/>
+            </w:tcMar>
+            <w:vAlign w:val="center"/>
+          </w:tcPr>
+          <w:p>
+            <w:pPr>
+              <w:jc w:val="center"/>
+              <w:rPr>
+                <w:sz w:val="18"/>
+                <w:szCs w:val="18"/>
+              </w:rPr>
+            </w:pPr>
+            <w:r>
+              <w:rPr>
+                <w:sz w:val="18"/>
+                <w:szCs w:val="18"/>
+                <w:rtl w:val="0"/>
+              </w:rPr>
+              <w:t xml:space="preserve">Modelamiento de datos</w:t>
             </w:r>
           </w:p>
         </w:tc>
         <w:tc>
           <w:tcPr>
             <w:tcBorders>
-              <w:left w:color="ffffff" w:space="0" w:sz="4" w:val="single"/>
+              <w:top w:color="cccccc" w:space="0" w:sz="4" w:val="single"/>
+              <w:left w:color="cccccc" w:space="0" w:sz="4" w:val="single"/>
+              <w:bottom w:color="cccccc" w:space="0" w:sz="4" w:val="single"/>
+              <w:right w:color="cccccc" w:space="0" w:sz="4" w:val="single"/>
             </w:tcBorders>
-            <w:shd w:fill="d9d9d9" w:val="clear"/>
-          </w:tcPr>
-          <w:p>
-            <w:pPr>
-              <w:jc w:val="both"/>
-              <w:rPr>
-                <w:rFonts w:ascii="Calibri" w:cs="Calibri" w:eastAsia="Calibri" w:hAnsi="Calibri"/>
-                <w:i w:val="1"/>
-                <w:iCs w:val="1"/>
-                <w:color w:val="548dd4"/>
-                <w:sz w:val="18"/>
-                <w:szCs w:val="18"/>
-              </w:rPr>
-            </w:pPr>
-            <w:r>
-              <w:rPr>
-                <w:rtl w:val="0"/>
-              </w:rPr>
-            </w:r>
-          </w:p>
-        </w:tc>
-        <w:tc>
-          <w:tcPr/>
-          <w:p>
-            <w:pPr>
-              <w:jc w:val="both"/>
-              <w:rPr>
-                <w:rFonts w:ascii="Calibri" w:cs="Calibri" w:eastAsia="Calibri" w:hAnsi="Calibri"/>
-                <w:i w:val="1"/>
-                <w:iCs w:val="1"/>
-                <w:color w:val="548dd4"/>
-                <w:sz w:val="18"/>
-                <w:szCs w:val="18"/>
-              </w:rPr>
-            </w:pPr>
-            <w:r>
-              <w:rPr>
-                <w:rtl w:val="0"/>
-              </w:rPr>
+            <w:tcMar>
+              <w:top w:w="100.0" w:type="dxa"/>
+              <w:left w:w="100.0" w:type="dxa"/>
+              <w:bottom w:w="100.0" w:type="dxa"/>
+              <w:right w:w="100.0" w:type="dxa"/>
+            </w:tcMar>
+            <w:vAlign w:val="center"/>
+          </w:tcPr>
+          <w:p>
+            <w:pPr>
+              <w:jc w:val="center"/>
+              <w:rPr>
+                <w:sz w:val="18"/>
+                <w:szCs w:val="18"/>
+              </w:rPr>
+            </w:pPr>
+            <w:r>
+              <w:rPr>
+                <w:sz w:val="18"/>
+                <w:szCs w:val="18"/>
+                <w:rtl w:val="0"/>
+              </w:rPr>
+              <w:t xml:space="preserve">Diseño de base de datos</w:t>
+            </w:r>
+          </w:p>
+        </w:tc>
+        <w:tc>
+          <w:tcPr>
+            <w:tcBorders>
+              <w:top w:color="cccccc" w:space="0" w:sz="4" w:val="single"/>
+              <w:left w:color="cccccc" w:space="0" w:sz="4" w:val="single"/>
+              <w:bottom w:color="cccccc" w:space="0" w:sz="4" w:val="single"/>
+              <w:right w:color="cccccc" w:space="0" w:sz="4" w:val="single"/>
+            </w:tcBorders>
+            <w:tcMar>
+              <w:top w:w="100.0" w:type="dxa"/>
+              <w:left w:w="100.0" w:type="dxa"/>
+              <w:bottom w:w="100.0" w:type="dxa"/>
+              <w:right w:w="100.0" w:type="dxa"/>
+            </w:tcMar>
+            <w:vAlign w:val="center"/>
+          </w:tcPr>
+          <w:p>
+            <w:pPr>
+              <w:jc w:val="center"/>
+              <w:rPr>
+                <w:sz w:val="18"/>
+                <w:szCs w:val="18"/>
+              </w:rPr>
+            </w:pPr>
+            <w:r>
+              <w:rPr>
+                <w:sz w:val="18"/>
+                <w:szCs w:val="18"/>
+                <w:rtl w:val="0"/>
+              </w:rPr>
+              <w:t xml:space="preserve">Creación del modelo de datos</w:t>
+            </w:r>
+          </w:p>
+        </w:tc>
+        <w:tc>
+          <w:tcPr>
+            <w:tcBorders>
+              <w:top w:color="cccccc" w:space="0" w:sz="4" w:val="single"/>
+              <w:left w:color="cccccc" w:space="0" w:sz="4" w:val="single"/>
+              <w:bottom w:color="cccccc" w:space="0" w:sz="4" w:val="single"/>
+              <w:right w:color="cccccc" w:space="0" w:sz="4" w:val="single"/>
+            </w:tcBorders>
+            <w:tcMar>
+              <w:top w:w="100.0" w:type="dxa"/>
+              <w:left w:w="100.0" w:type="dxa"/>
+              <w:bottom w:w="100.0" w:type="dxa"/>
+              <w:right w:w="100.0" w:type="dxa"/>
+            </w:tcMar>
+            <w:vAlign w:val="center"/>
+          </w:tcPr>
+          <w:p>
+            <w:pPr>
+              <w:jc w:val="center"/>
+              <w:rPr>
+                <w:sz w:val="18"/>
+                <w:szCs w:val="18"/>
+              </w:rPr>
+            </w:pPr>
+            <w:r>
+              <w:rPr>
+                <w:sz w:val="18"/>
+                <w:szCs w:val="18"/>
+                <w:rtl w:val="0"/>
+              </w:rPr>
+              <w:t xml:space="preserve">MySQL, diagramas</w:t>
+            </w:r>
+          </w:p>
+        </w:tc>
+        <w:tc>
+          <w:tcPr>
+            <w:tcBorders>
+              <w:top w:color="cccccc" w:space="0" w:sz="4" w:val="single"/>
+              <w:left w:color="cccccc" w:space="0" w:sz="4" w:val="single"/>
+              <w:bottom w:color="cccccc" w:space="0" w:sz="4" w:val="single"/>
+              <w:right w:color="cccccc" w:space="0" w:sz="4" w:val="single"/>
+            </w:tcBorders>
+            <w:tcMar>
+              <w:top w:w="100.0" w:type="dxa"/>
+              <w:left w:w="100.0" w:type="dxa"/>
+              <w:bottom w:w="100.0" w:type="dxa"/>
+              <w:right w:w="100.0" w:type="dxa"/>
+            </w:tcMar>
+            <w:vAlign w:val="center"/>
+          </w:tcPr>
+          <w:p>
+            <w:pPr>
+              <w:jc w:val="center"/>
+              <w:rPr>
+                <w:sz w:val="18"/>
+                <w:szCs w:val="18"/>
+              </w:rPr>
+            </w:pPr>
+            <w:r>
+              <w:rPr>
+                <w:sz w:val="18"/>
+                <w:szCs w:val="18"/>
+                <w:rtl w:val="0"/>
+              </w:rPr>
+              <w:t xml:space="preserve">1 semana</w:t>
+            </w:r>
+          </w:p>
+        </w:tc>
+        <w:tc>
+          <w:tcPr>
+            <w:tcBorders>
+              <w:top w:color="cccccc" w:space="0" w:sz="4" w:val="single"/>
+              <w:left w:color="cccccc" w:space="0" w:sz="4" w:val="single"/>
+              <w:bottom w:color="cccccc" w:space="0" w:sz="4" w:val="single"/>
+              <w:right w:color="cccccc" w:space="0" w:sz="4" w:val="single"/>
+            </w:tcBorders>
+            <w:tcMar>
+              <w:top w:w="100.0" w:type="dxa"/>
+              <w:left w:w="100.0" w:type="dxa"/>
+              <w:bottom w:w="100.0" w:type="dxa"/>
+              <w:right w:w="100.0" w:type="dxa"/>
+            </w:tcMar>
+            <w:vAlign w:val="center"/>
+          </w:tcPr>
+          <w:p>
+            <w:pPr>
+              <w:jc w:val="center"/>
+              <w:rPr>
+                <w:sz w:val="18"/>
+                <w:szCs w:val="18"/>
+              </w:rPr>
+            </w:pPr>
+            <w:r>
+              <w:rPr>
+                <w:sz w:val="18"/>
+                <w:szCs w:val="18"/>
+                <w:rtl w:val="0"/>
+              </w:rPr>
+              <w:t xml:space="preserve">Equipo</w:t>
+            </w:r>
+          </w:p>
+        </w:tc>
+        <w:tc>
+          <w:tcPr>
+            <w:tcBorders>
+              <w:top w:color="cccccc" w:space="0" w:sz="4" w:val="single"/>
+              <w:left w:color="cccccc" w:space="0" w:sz="4" w:val="single"/>
+              <w:bottom w:color="cccccc" w:space="0" w:sz="4" w:val="single"/>
+              <w:right w:color="cccccc" w:space="0" w:sz="4" w:val="single"/>
+            </w:tcBorders>
+            <w:tcMar>
+              <w:top w:w="100.0" w:type="dxa"/>
+              <w:left w:w="100.0" w:type="dxa"/>
+              <w:bottom w:w="100.0" w:type="dxa"/>
+              <w:right w:w="100.0" w:type="dxa"/>
+            </w:tcMar>
+            <w:vAlign w:val="center"/>
+          </w:tcPr>
+          <w:p>
+            <w:pPr>
+              <w:jc w:val="center"/>
+              <w:rPr>
+                <w:sz w:val="18"/>
+                <w:szCs w:val="18"/>
+              </w:rPr>
+            </w:pPr>
+            <w:r>
+              <w:rPr>
+                <w:sz w:val="18"/>
+                <w:szCs w:val="18"/>
+                <w:rtl w:val="0"/>
+              </w:rPr>
+              <w:t xml:space="preserve">Importante para desarrollo</w:t>
             </w:r>
           </w:p>
         </w:tc>
@@ -5075,158 +6055,1216 @@
           <w:tblHeader w:val="0"/>
         </w:trPr>
         <w:tc>
-          <w:tcPr/>
-          <w:p>
-            <w:pPr>
-              <w:jc w:val="both"/>
-              <w:rPr>
-                <w:rFonts w:ascii="Calibri" w:cs="Calibri" w:eastAsia="Calibri" w:hAnsi="Calibri"/>
-                <w:i w:val="1"/>
-                <w:iCs w:val="1"/>
-                <w:color w:val="548dd4"/>
-                <w:sz w:val="18"/>
-                <w:szCs w:val="18"/>
-              </w:rPr>
-            </w:pPr>
-            <w:r>
-              <w:rPr>
-                <w:rtl w:val="0"/>
-              </w:rPr>
-            </w:r>
-          </w:p>
-        </w:tc>
-        <w:tc>
-          <w:tcPr/>
-          <w:p>
-            <w:pPr>
-              <w:jc w:val="both"/>
-              <w:rPr>
-                <w:rFonts w:ascii="Calibri" w:cs="Calibri" w:eastAsia="Calibri" w:hAnsi="Calibri"/>
-                <w:i w:val="1"/>
-                <w:iCs w:val="1"/>
-                <w:color w:val="548dd4"/>
-                <w:sz w:val="18"/>
-                <w:szCs w:val="18"/>
-              </w:rPr>
-            </w:pPr>
-            <w:r>
-              <w:rPr>
-                <w:rtl w:val="0"/>
-              </w:rPr>
-            </w:r>
-          </w:p>
-        </w:tc>
-        <w:tc>
-          <w:tcPr/>
-          <w:p>
-            <w:pPr>
-              <w:jc w:val="both"/>
-              <w:rPr>
-                <w:rFonts w:ascii="Calibri" w:cs="Calibri" w:eastAsia="Calibri" w:hAnsi="Calibri"/>
-                <w:i w:val="1"/>
-                <w:iCs w:val="1"/>
-                <w:color w:val="548dd4"/>
-                <w:sz w:val="18"/>
-                <w:szCs w:val="18"/>
-              </w:rPr>
-            </w:pPr>
-            <w:r>
-              <w:rPr>
-                <w:rtl w:val="0"/>
-              </w:rPr>
-            </w:r>
-          </w:p>
-        </w:tc>
-        <w:tc>
-          <w:tcPr/>
-          <w:p>
-            <w:pPr>
-              <w:jc w:val="both"/>
-              <w:rPr>
-                <w:rFonts w:ascii="Calibri" w:cs="Calibri" w:eastAsia="Calibri" w:hAnsi="Calibri"/>
-                <w:i w:val="1"/>
-                <w:iCs w:val="1"/>
-                <w:color w:val="548dd4"/>
-                <w:sz w:val="18"/>
-                <w:szCs w:val="18"/>
-              </w:rPr>
-            </w:pPr>
-            <w:r>
-              <w:rPr>
-                <w:rtl w:val="0"/>
-              </w:rPr>
-            </w:r>
-          </w:p>
-        </w:tc>
-        <w:tc>
           <w:tcPr>
             <w:tcBorders>
-              <w:right w:color="ffffff" w:space="0" w:sz="4" w:val="single"/>
+              <w:top w:color="cccccc" w:space="0" w:sz="4" w:val="single"/>
+              <w:left w:color="cccccc" w:space="0" w:sz="4" w:val="single"/>
+              <w:bottom w:color="cccccc" w:space="0" w:sz="4" w:val="single"/>
+              <w:right w:color="cccccc" w:space="0" w:sz="4" w:val="single"/>
             </w:tcBorders>
-          </w:tcPr>
-          <w:p>
-            <w:pPr>
-              <w:jc w:val="both"/>
-              <w:rPr>
-                <w:rFonts w:ascii="Calibri" w:cs="Calibri" w:eastAsia="Calibri" w:hAnsi="Calibri"/>
-                <w:i w:val="1"/>
-                <w:iCs w:val="1"/>
-                <w:color w:val="548dd4"/>
-                <w:sz w:val="18"/>
-                <w:szCs w:val="18"/>
-              </w:rPr>
-            </w:pPr>
-            <w:r>
-              <w:rPr>
-                <w:rtl w:val="0"/>
-              </w:rPr>
+            <w:tcMar>
+              <w:top w:w="100.0" w:type="dxa"/>
+              <w:left w:w="100.0" w:type="dxa"/>
+              <w:bottom w:w="100.0" w:type="dxa"/>
+              <w:right w:w="100.0" w:type="dxa"/>
+            </w:tcMar>
+            <w:vAlign w:val="center"/>
+          </w:tcPr>
+          <w:p>
+            <w:pPr>
+              <w:jc w:val="center"/>
+              <w:rPr>
+                <w:sz w:val="18"/>
+                <w:szCs w:val="18"/>
+              </w:rPr>
+            </w:pPr>
+            <w:r>
+              <w:rPr>
+                <w:sz w:val="18"/>
+                <w:szCs w:val="18"/>
+                <w:rtl w:val="0"/>
+              </w:rPr>
+              <w:t xml:space="preserve">Desarrollo de software</w:t>
             </w:r>
           </w:p>
         </w:tc>
         <w:tc>
           <w:tcPr>
             <w:tcBorders>
-              <w:left w:color="ffffff" w:space="0" w:sz="4" w:val="single"/>
+              <w:top w:color="cccccc" w:space="0" w:sz="4" w:val="single"/>
+              <w:left w:color="cccccc" w:space="0" w:sz="4" w:val="single"/>
+              <w:bottom w:color="cccccc" w:space="0" w:sz="4" w:val="single"/>
+              <w:right w:color="cccccc" w:space="0" w:sz="4" w:val="single"/>
             </w:tcBorders>
-            <w:shd w:fill="d9d9d9" w:val="clear"/>
-          </w:tcPr>
-          <w:p>
-            <w:pPr>
-              <w:jc w:val="both"/>
-              <w:rPr>
-                <w:rFonts w:ascii="Calibri" w:cs="Calibri" w:eastAsia="Calibri" w:hAnsi="Calibri"/>
-                <w:i w:val="1"/>
-                <w:iCs w:val="1"/>
-                <w:color w:val="548dd4"/>
-                <w:sz w:val="18"/>
-                <w:szCs w:val="18"/>
-              </w:rPr>
-            </w:pPr>
-            <w:r>
-              <w:rPr>
-                <w:rtl w:val="0"/>
-              </w:rPr>
-            </w:r>
-          </w:p>
-        </w:tc>
-        <w:tc>
-          <w:tcPr/>
-          <w:p>
-            <w:pPr>
-              <w:jc w:val="both"/>
-              <w:rPr>
-                <w:rFonts w:ascii="Calibri" w:cs="Calibri" w:eastAsia="Calibri" w:hAnsi="Calibri"/>
-                <w:i w:val="1"/>
-                <w:iCs w:val="1"/>
-                <w:color w:val="548dd4"/>
-                <w:sz w:val="18"/>
-                <w:szCs w:val="18"/>
-              </w:rPr>
-            </w:pPr>
-            <w:r>
-              <w:rPr>
-                <w:rtl w:val="0"/>
-              </w:rPr>
+            <w:tcMar>
+              <w:top w:w="100.0" w:type="dxa"/>
+              <w:left w:w="100.0" w:type="dxa"/>
+              <w:bottom w:w="100.0" w:type="dxa"/>
+              <w:right w:w="100.0" w:type="dxa"/>
+            </w:tcMar>
+            <w:vAlign w:val="center"/>
+          </w:tcPr>
+          <w:p>
+            <w:pPr>
+              <w:jc w:val="center"/>
+              <w:rPr>
+                <w:sz w:val="18"/>
+                <w:szCs w:val="18"/>
+              </w:rPr>
+            </w:pPr>
+            <w:r>
+              <w:rPr>
+                <w:sz w:val="18"/>
+                <w:szCs w:val="18"/>
+                <w:rtl w:val="0"/>
+              </w:rPr>
+              <w:t xml:space="preserve">Desarrollo backend</w:t>
+            </w:r>
+          </w:p>
+        </w:tc>
+        <w:tc>
+          <w:tcPr>
+            <w:tcBorders>
+              <w:top w:color="cccccc" w:space="0" w:sz="4" w:val="single"/>
+              <w:left w:color="cccccc" w:space="0" w:sz="4" w:val="single"/>
+              <w:bottom w:color="cccccc" w:space="0" w:sz="4" w:val="single"/>
+              <w:right w:color="cccccc" w:space="0" w:sz="4" w:val="single"/>
+            </w:tcBorders>
+            <w:tcMar>
+              <w:top w:w="100.0" w:type="dxa"/>
+              <w:left w:w="100.0" w:type="dxa"/>
+              <w:bottom w:w="100.0" w:type="dxa"/>
+              <w:right w:w="100.0" w:type="dxa"/>
+            </w:tcMar>
+            <w:vAlign w:val="center"/>
+          </w:tcPr>
+          <w:p>
+            <w:pPr>
+              <w:jc w:val="center"/>
+              <w:rPr>
+                <w:sz w:val="18"/>
+                <w:szCs w:val="18"/>
+              </w:rPr>
+            </w:pPr>
+            <w:r>
+              <w:rPr>
+                <w:sz w:val="18"/>
+                <w:szCs w:val="18"/>
+                <w:rtl w:val="0"/>
+              </w:rPr>
+              <w:t xml:space="preserve">Programación de la lógica del sistema</w:t>
+            </w:r>
+          </w:p>
+        </w:tc>
+        <w:tc>
+          <w:tcPr>
+            <w:tcBorders>
+              <w:top w:color="cccccc" w:space="0" w:sz="4" w:val="single"/>
+              <w:left w:color="cccccc" w:space="0" w:sz="4" w:val="single"/>
+              <w:bottom w:color="cccccc" w:space="0" w:sz="4" w:val="single"/>
+              <w:right w:color="cccccc" w:space="0" w:sz="4" w:val="single"/>
+            </w:tcBorders>
+            <w:tcMar>
+              <w:top w:w="100.0" w:type="dxa"/>
+              <w:left w:w="100.0" w:type="dxa"/>
+              <w:bottom w:w="100.0" w:type="dxa"/>
+              <w:right w:w="100.0" w:type="dxa"/>
+            </w:tcMar>
+            <w:vAlign w:val="center"/>
+          </w:tcPr>
+          <w:p>
+            <w:pPr>
+              <w:jc w:val="center"/>
+              <w:rPr>
+                <w:sz w:val="18"/>
+                <w:szCs w:val="18"/>
+              </w:rPr>
+            </w:pPr>
+            <w:r>
+              <w:rPr>
+                <w:sz w:val="18"/>
+                <w:szCs w:val="18"/>
+                <w:rtl w:val="0"/>
+              </w:rPr>
+              <w:t xml:space="preserve">Lenguaje programación</w:t>
+            </w:r>
+          </w:p>
+        </w:tc>
+        <w:tc>
+          <w:tcPr>
+            <w:tcBorders>
+              <w:top w:color="cccccc" w:space="0" w:sz="4" w:val="single"/>
+              <w:left w:color="cccccc" w:space="0" w:sz="4" w:val="single"/>
+              <w:bottom w:color="cccccc" w:space="0" w:sz="4" w:val="single"/>
+              <w:right w:color="cccccc" w:space="0" w:sz="4" w:val="single"/>
+            </w:tcBorders>
+            <w:tcMar>
+              <w:top w:w="100.0" w:type="dxa"/>
+              <w:left w:w="100.0" w:type="dxa"/>
+              <w:bottom w:w="100.0" w:type="dxa"/>
+              <w:right w:w="100.0" w:type="dxa"/>
+            </w:tcMar>
+            <w:vAlign w:val="center"/>
+          </w:tcPr>
+          <w:p>
+            <w:pPr>
+              <w:jc w:val="center"/>
+              <w:rPr>
+                <w:sz w:val="18"/>
+                <w:szCs w:val="18"/>
+              </w:rPr>
+            </w:pPr>
+            <w:r>
+              <w:rPr>
+                <w:sz w:val="18"/>
+                <w:szCs w:val="18"/>
+                <w:rtl w:val="0"/>
+              </w:rPr>
+              <w:t xml:space="preserve">3 semanas</w:t>
+            </w:r>
+          </w:p>
+        </w:tc>
+        <w:tc>
+          <w:tcPr>
+            <w:tcBorders>
+              <w:top w:color="cccccc" w:space="0" w:sz="4" w:val="single"/>
+              <w:left w:color="cccccc" w:space="0" w:sz="4" w:val="single"/>
+              <w:bottom w:color="cccccc" w:space="0" w:sz="4" w:val="single"/>
+              <w:right w:color="cccccc" w:space="0" w:sz="4" w:val="single"/>
+            </w:tcBorders>
+            <w:tcMar>
+              <w:top w:w="100.0" w:type="dxa"/>
+              <w:left w:w="100.0" w:type="dxa"/>
+              <w:bottom w:w="100.0" w:type="dxa"/>
+              <w:right w:w="100.0" w:type="dxa"/>
+            </w:tcMar>
+            <w:vAlign w:val="center"/>
+          </w:tcPr>
+          <w:p>
+            <w:pPr>
+              <w:jc w:val="center"/>
+              <w:rPr>
+                <w:sz w:val="18"/>
+                <w:szCs w:val="18"/>
+              </w:rPr>
+            </w:pPr>
+            <w:r>
+              <w:rPr>
+                <w:sz w:val="18"/>
+                <w:szCs w:val="18"/>
+                <w:rtl w:val="0"/>
+              </w:rPr>
+              <w:t xml:space="preserve">Equipo</w:t>
+            </w:r>
+          </w:p>
+        </w:tc>
+        <w:tc>
+          <w:tcPr>
+            <w:tcBorders>
+              <w:top w:color="cccccc" w:space="0" w:sz="4" w:val="single"/>
+              <w:left w:color="cccccc" w:space="0" w:sz="4" w:val="single"/>
+              <w:bottom w:color="cccccc" w:space="0" w:sz="4" w:val="single"/>
+              <w:right w:color="cccccc" w:space="0" w:sz="4" w:val="single"/>
+            </w:tcBorders>
+            <w:tcMar>
+              <w:top w:w="100.0" w:type="dxa"/>
+              <w:left w:w="100.0" w:type="dxa"/>
+              <w:bottom w:w="100.0" w:type="dxa"/>
+              <w:right w:w="100.0" w:type="dxa"/>
+            </w:tcMar>
+            <w:vAlign w:val="center"/>
+          </w:tcPr>
+          <w:p>
+            <w:pPr>
+              <w:jc w:val="center"/>
+              <w:rPr>
+                <w:sz w:val="18"/>
+                <w:szCs w:val="18"/>
+              </w:rPr>
+            </w:pPr>
+            <w:r>
+              <w:rPr>
+                <w:sz w:val="18"/>
+                <w:szCs w:val="18"/>
+                <w:rtl w:val="0"/>
+              </w:rPr>
+              <w:t xml:space="preserve">Parte principal</w:t>
+            </w:r>
+          </w:p>
+        </w:tc>
+      </w:tr>
+      <w:tr>
+        <w:trPr>
+          <w:cantSplit w:val="0"/>
+          <w:tblHeader w:val="0"/>
+        </w:trPr>
+        <w:tc>
+          <w:tcPr>
+            <w:tcBorders>
+              <w:top w:color="cccccc" w:space="0" w:sz="4" w:val="single"/>
+              <w:left w:color="cccccc" w:space="0" w:sz="4" w:val="single"/>
+              <w:bottom w:color="cccccc" w:space="0" w:sz="4" w:val="single"/>
+              <w:right w:color="cccccc" w:space="0" w:sz="4" w:val="single"/>
+            </w:tcBorders>
+            <w:tcMar>
+              <w:top w:w="100.0" w:type="dxa"/>
+              <w:left w:w="100.0" w:type="dxa"/>
+              <w:bottom w:w="100.0" w:type="dxa"/>
+              <w:right w:w="100.0" w:type="dxa"/>
+            </w:tcMar>
+            <w:vAlign w:val="center"/>
+          </w:tcPr>
+          <w:p>
+            <w:pPr>
+              <w:jc w:val="center"/>
+              <w:rPr>
+                <w:sz w:val="18"/>
+                <w:szCs w:val="18"/>
+              </w:rPr>
+            </w:pPr>
+            <w:r>
+              <w:rPr>
+                <w:sz w:val="18"/>
+                <w:szCs w:val="18"/>
+                <w:rtl w:val="0"/>
+              </w:rPr>
+              <w:t xml:space="preserve">Desarrollo de software</w:t>
+            </w:r>
+          </w:p>
+        </w:tc>
+        <w:tc>
+          <w:tcPr>
+            <w:tcBorders>
+              <w:top w:color="cccccc" w:space="0" w:sz="4" w:val="single"/>
+              <w:left w:color="cccccc" w:space="0" w:sz="4" w:val="single"/>
+              <w:bottom w:color="cccccc" w:space="0" w:sz="4" w:val="single"/>
+              <w:right w:color="cccccc" w:space="0" w:sz="4" w:val="single"/>
+            </w:tcBorders>
+            <w:tcMar>
+              <w:top w:w="100.0" w:type="dxa"/>
+              <w:left w:w="100.0" w:type="dxa"/>
+              <w:bottom w:w="100.0" w:type="dxa"/>
+              <w:right w:w="100.0" w:type="dxa"/>
+            </w:tcMar>
+            <w:vAlign w:val="center"/>
+          </w:tcPr>
+          <w:p>
+            <w:pPr>
+              <w:jc w:val="center"/>
+              <w:rPr>
+                <w:sz w:val="18"/>
+                <w:szCs w:val="18"/>
+              </w:rPr>
+            </w:pPr>
+            <w:r>
+              <w:rPr>
+                <w:sz w:val="18"/>
+                <w:szCs w:val="18"/>
+                <w:rtl w:val="0"/>
+              </w:rPr>
+              <w:t xml:space="preserve">Desarrollo frontend</w:t>
+            </w:r>
+          </w:p>
+        </w:tc>
+        <w:tc>
+          <w:tcPr>
+            <w:tcBorders>
+              <w:top w:color="cccccc" w:space="0" w:sz="4" w:val="single"/>
+              <w:left w:color="cccccc" w:space="0" w:sz="4" w:val="single"/>
+              <w:bottom w:color="cccccc" w:space="0" w:sz="4" w:val="single"/>
+              <w:right w:color="cccccc" w:space="0" w:sz="4" w:val="single"/>
+            </w:tcBorders>
+            <w:tcMar>
+              <w:top w:w="100.0" w:type="dxa"/>
+              <w:left w:w="100.0" w:type="dxa"/>
+              <w:bottom w:w="100.0" w:type="dxa"/>
+              <w:right w:w="100.0" w:type="dxa"/>
+            </w:tcMar>
+            <w:vAlign w:val="center"/>
+          </w:tcPr>
+          <w:p>
+            <w:pPr>
+              <w:jc w:val="center"/>
+              <w:rPr>
+                <w:sz w:val="18"/>
+                <w:szCs w:val="18"/>
+              </w:rPr>
+            </w:pPr>
+            <w:r>
+              <w:rPr>
+                <w:sz w:val="18"/>
+                <w:szCs w:val="18"/>
+                <w:rtl w:val="0"/>
+              </w:rPr>
+              <w:t xml:space="preserve">Diseño de interfaz de usuario</w:t>
+            </w:r>
+          </w:p>
+        </w:tc>
+        <w:tc>
+          <w:tcPr>
+            <w:tcBorders>
+              <w:top w:color="cccccc" w:space="0" w:sz="4" w:val="single"/>
+              <w:left w:color="cccccc" w:space="0" w:sz="4" w:val="single"/>
+              <w:bottom w:color="cccccc" w:space="0" w:sz="4" w:val="single"/>
+              <w:right w:color="cccccc" w:space="0" w:sz="4" w:val="single"/>
+            </w:tcBorders>
+            <w:tcMar>
+              <w:top w:w="100.0" w:type="dxa"/>
+              <w:left w:w="100.0" w:type="dxa"/>
+              <w:bottom w:w="100.0" w:type="dxa"/>
+              <w:right w:w="100.0" w:type="dxa"/>
+            </w:tcMar>
+            <w:vAlign w:val="center"/>
+          </w:tcPr>
+          <w:p>
+            <w:pPr>
+              <w:jc w:val="center"/>
+              <w:rPr>
+                <w:sz w:val="18"/>
+                <w:szCs w:val="18"/>
+              </w:rPr>
+            </w:pPr>
+            <w:r>
+              <w:rPr>
+                <w:sz w:val="18"/>
+                <w:szCs w:val="18"/>
+                <w:rtl w:val="0"/>
+              </w:rPr>
+              <w:t xml:space="preserve">HTML, CSS, JS</w:t>
+            </w:r>
+          </w:p>
+        </w:tc>
+        <w:tc>
+          <w:tcPr>
+            <w:tcBorders>
+              <w:top w:color="cccccc" w:space="0" w:sz="4" w:val="single"/>
+              <w:left w:color="cccccc" w:space="0" w:sz="4" w:val="single"/>
+              <w:bottom w:color="cccccc" w:space="0" w:sz="4" w:val="single"/>
+              <w:right w:color="cccccc" w:space="0" w:sz="4" w:val="single"/>
+            </w:tcBorders>
+            <w:tcMar>
+              <w:top w:w="100.0" w:type="dxa"/>
+              <w:left w:w="100.0" w:type="dxa"/>
+              <w:bottom w:w="100.0" w:type="dxa"/>
+              <w:right w:w="100.0" w:type="dxa"/>
+            </w:tcMar>
+            <w:vAlign w:val="center"/>
+          </w:tcPr>
+          <w:p>
+            <w:pPr>
+              <w:jc w:val="center"/>
+              <w:rPr>
+                <w:sz w:val="18"/>
+                <w:szCs w:val="18"/>
+              </w:rPr>
+            </w:pPr>
+            <w:r>
+              <w:rPr>
+                <w:sz w:val="18"/>
+                <w:szCs w:val="18"/>
+                <w:rtl w:val="0"/>
+              </w:rPr>
+              <w:t xml:space="preserve">3 semanas</w:t>
+            </w:r>
+          </w:p>
+        </w:tc>
+        <w:tc>
+          <w:tcPr>
+            <w:tcBorders>
+              <w:top w:color="cccccc" w:space="0" w:sz="4" w:val="single"/>
+              <w:left w:color="cccccc" w:space="0" w:sz="4" w:val="single"/>
+              <w:bottom w:color="cccccc" w:space="0" w:sz="4" w:val="single"/>
+              <w:right w:color="cccccc" w:space="0" w:sz="4" w:val="single"/>
+            </w:tcBorders>
+            <w:tcMar>
+              <w:top w:w="100.0" w:type="dxa"/>
+              <w:left w:w="100.0" w:type="dxa"/>
+              <w:bottom w:w="100.0" w:type="dxa"/>
+              <w:right w:w="100.0" w:type="dxa"/>
+            </w:tcMar>
+            <w:vAlign w:val="center"/>
+          </w:tcPr>
+          <w:p>
+            <w:pPr>
+              <w:jc w:val="center"/>
+              <w:rPr>
+                <w:sz w:val="18"/>
+                <w:szCs w:val="18"/>
+              </w:rPr>
+            </w:pPr>
+            <w:r>
+              <w:rPr>
+                <w:sz w:val="18"/>
+                <w:szCs w:val="18"/>
+                <w:rtl w:val="0"/>
+              </w:rPr>
+              <w:t xml:space="preserve">Equipo</w:t>
+            </w:r>
+          </w:p>
+        </w:tc>
+        <w:tc>
+          <w:tcPr>
+            <w:tcBorders>
+              <w:top w:color="cccccc" w:space="0" w:sz="4" w:val="single"/>
+              <w:left w:color="cccccc" w:space="0" w:sz="4" w:val="single"/>
+              <w:bottom w:color="cccccc" w:space="0" w:sz="4" w:val="single"/>
+              <w:right w:color="cccccc" w:space="0" w:sz="4" w:val="single"/>
+            </w:tcBorders>
+            <w:tcMar>
+              <w:top w:w="100.0" w:type="dxa"/>
+              <w:left w:w="100.0" w:type="dxa"/>
+              <w:bottom w:w="100.0" w:type="dxa"/>
+              <w:right w:w="100.0" w:type="dxa"/>
+            </w:tcMar>
+            <w:vAlign w:val="center"/>
+          </w:tcPr>
+          <w:p>
+            <w:pPr>
+              <w:jc w:val="center"/>
+              <w:rPr>
+                <w:sz w:val="18"/>
+                <w:szCs w:val="18"/>
+              </w:rPr>
+            </w:pPr>
+            <w:r>
+              <w:rPr>
+                <w:sz w:val="18"/>
+                <w:szCs w:val="18"/>
+                <w:rtl w:val="0"/>
+              </w:rPr>
+              <w:t xml:space="preserve">Enfocado en usabilidad</w:t>
+            </w:r>
+          </w:p>
+        </w:tc>
+      </w:tr>
+      <w:tr>
+        <w:trPr>
+          <w:cantSplit w:val="0"/>
+          <w:tblHeader w:val="0"/>
+        </w:trPr>
+        <w:tc>
+          <w:tcPr>
+            <w:tcBorders>
+              <w:top w:color="cccccc" w:space="0" w:sz="4" w:val="single"/>
+              <w:left w:color="cccccc" w:space="0" w:sz="4" w:val="single"/>
+              <w:bottom w:color="cccccc" w:space="0" w:sz="4" w:val="single"/>
+              <w:right w:color="cccccc" w:space="0" w:sz="4" w:val="single"/>
+            </w:tcBorders>
+            <w:tcMar>
+              <w:top w:w="100.0" w:type="dxa"/>
+              <w:left w:w="100.0" w:type="dxa"/>
+              <w:bottom w:w="100.0" w:type="dxa"/>
+              <w:right w:w="100.0" w:type="dxa"/>
+            </w:tcMar>
+            <w:vAlign w:val="center"/>
+          </w:tcPr>
+          <w:p>
+            <w:pPr>
+              <w:jc w:val="center"/>
+              <w:rPr>
+                <w:sz w:val="18"/>
+                <w:szCs w:val="18"/>
+              </w:rPr>
+            </w:pPr>
+            <w:r>
+              <w:rPr>
+                <w:sz w:val="18"/>
+                <w:szCs w:val="18"/>
+                <w:rtl w:val="0"/>
+              </w:rPr>
+              <w:t xml:space="preserve">Inteligencia de negocios</w:t>
+            </w:r>
+          </w:p>
+        </w:tc>
+        <w:tc>
+          <w:tcPr>
+            <w:tcBorders>
+              <w:top w:color="cccccc" w:space="0" w:sz="4" w:val="single"/>
+              <w:left w:color="cccccc" w:space="0" w:sz="4" w:val="single"/>
+              <w:bottom w:color="cccccc" w:space="0" w:sz="4" w:val="single"/>
+              <w:right w:color="cccccc" w:space="0" w:sz="4" w:val="single"/>
+            </w:tcBorders>
+            <w:tcMar>
+              <w:top w:w="100.0" w:type="dxa"/>
+              <w:left w:w="100.0" w:type="dxa"/>
+              <w:bottom w:w="100.0" w:type="dxa"/>
+              <w:right w:w="100.0" w:type="dxa"/>
+            </w:tcMar>
+            <w:vAlign w:val="center"/>
+          </w:tcPr>
+          <w:p>
+            <w:pPr>
+              <w:jc w:val="center"/>
+              <w:rPr>
+                <w:sz w:val="18"/>
+                <w:szCs w:val="18"/>
+              </w:rPr>
+            </w:pPr>
+            <w:r>
+              <w:rPr>
+                <w:sz w:val="18"/>
+                <w:szCs w:val="18"/>
+                <w:rtl w:val="0"/>
+              </w:rPr>
+              <w:t xml:space="preserve">Desarrollo de dashboards</w:t>
+            </w:r>
+          </w:p>
+        </w:tc>
+        <w:tc>
+          <w:tcPr>
+            <w:tcBorders>
+              <w:top w:color="cccccc" w:space="0" w:sz="4" w:val="single"/>
+              <w:left w:color="cccccc" w:space="0" w:sz="4" w:val="single"/>
+              <w:bottom w:color="cccccc" w:space="0" w:sz="4" w:val="single"/>
+              <w:right w:color="cccccc" w:space="0" w:sz="4" w:val="single"/>
+            </w:tcBorders>
+            <w:tcMar>
+              <w:top w:w="100.0" w:type="dxa"/>
+              <w:left w:w="100.0" w:type="dxa"/>
+              <w:bottom w:w="100.0" w:type="dxa"/>
+              <w:right w:w="100.0" w:type="dxa"/>
+            </w:tcMar>
+            <w:vAlign w:val="center"/>
+          </w:tcPr>
+          <w:p>
+            <w:pPr>
+              <w:jc w:val="center"/>
+              <w:rPr>
+                <w:sz w:val="18"/>
+                <w:szCs w:val="18"/>
+              </w:rPr>
+            </w:pPr>
+            <w:r>
+              <w:rPr>
+                <w:sz w:val="18"/>
+                <w:szCs w:val="18"/>
+                <w:rtl w:val="0"/>
+              </w:rPr>
+              <w:t xml:space="preserve">Implementación de gráficos y métricas</w:t>
+            </w:r>
+          </w:p>
+        </w:tc>
+        <w:tc>
+          <w:tcPr>
+            <w:tcBorders>
+              <w:top w:color="cccccc" w:space="0" w:sz="4" w:val="single"/>
+              <w:left w:color="cccccc" w:space="0" w:sz="4" w:val="single"/>
+              <w:bottom w:color="cccccc" w:space="0" w:sz="4" w:val="single"/>
+              <w:right w:color="cccccc" w:space="0" w:sz="4" w:val="single"/>
+            </w:tcBorders>
+            <w:tcMar>
+              <w:top w:w="100.0" w:type="dxa"/>
+              <w:left w:w="100.0" w:type="dxa"/>
+              <w:bottom w:w="100.0" w:type="dxa"/>
+              <w:right w:w="100.0" w:type="dxa"/>
+            </w:tcMar>
+            <w:vAlign w:val="center"/>
+          </w:tcPr>
+          <w:p>
+            <w:pPr>
+              <w:jc w:val="center"/>
+              <w:rPr>
+                <w:sz w:val="18"/>
+                <w:szCs w:val="18"/>
+              </w:rPr>
+            </w:pPr>
+            <w:r>
+              <w:rPr>
+                <w:sz w:val="18"/>
+                <w:szCs w:val="18"/>
+                <w:rtl w:val="0"/>
+              </w:rPr>
+              <w:t xml:space="preserve">Librerías gráficas</w:t>
+            </w:r>
+          </w:p>
+        </w:tc>
+        <w:tc>
+          <w:tcPr>
+            <w:tcBorders>
+              <w:top w:color="cccccc" w:space="0" w:sz="4" w:val="single"/>
+              <w:left w:color="cccccc" w:space="0" w:sz="4" w:val="single"/>
+              <w:bottom w:color="cccccc" w:space="0" w:sz="4" w:val="single"/>
+              <w:right w:color="cccccc" w:space="0" w:sz="4" w:val="single"/>
+            </w:tcBorders>
+            <w:tcMar>
+              <w:top w:w="100.0" w:type="dxa"/>
+              <w:left w:w="100.0" w:type="dxa"/>
+              <w:bottom w:w="100.0" w:type="dxa"/>
+              <w:right w:w="100.0" w:type="dxa"/>
+            </w:tcMar>
+            <w:vAlign w:val="center"/>
+          </w:tcPr>
+          <w:p>
+            <w:pPr>
+              <w:jc w:val="center"/>
+              <w:rPr>
+                <w:sz w:val="18"/>
+                <w:szCs w:val="18"/>
+              </w:rPr>
+            </w:pPr>
+            <w:r>
+              <w:rPr>
+                <w:sz w:val="18"/>
+                <w:szCs w:val="18"/>
+                <w:rtl w:val="0"/>
+              </w:rPr>
+              <w:t xml:space="preserve">1 semana</w:t>
+            </w:r>
+          </w:p>
+        </w:tc>
+        <w:tc>
+          <w:tcPr>
+            <w:tcBorders>
+              <w:top w:color="cccccc" w:space="0" w:sz="4" w:val="single"/>
+              <w:left w:color="cccccc" w:space="0" w:sz="4" w:val="single"/>
+              <w:bottom w:color="cccccc" w:space="0" w:sz="4" w:val="single"/>
+              <w:right w:color="cccccc" w:space="0" w:sz="4" w:val="single"/>
+            </w:tcBorders>
+            <w:tcMar>
+              <w:top w:w="100.0" w:type="dxa"/>
+              <w:left w:w="100.0" w:type="dxa"/>
+              <w:bottom w:w="100.0" w:type="dxa"/>
+              <w:right w:w="100.0" w:type="dxa"/>
+            </w:tcMar>
+            <w:vAlign w:val="center"/>
+          </w:tcPr>
+          <w:p>
+            <w:pPr>
+              <w:jc w:val="center"/>
+              <w:rPr>
+                <w:sz w:val="18"/>
+                <w:szCs w:val="18"/>
+              </w:rPr>
+            </w:pPr>
+            <w:r>
+              <w:rPr>
+                <w:sz w:val="18"/>
+                <w:szCs w:val="18"/>
+                <w:rtl w:val="0"/>
+              </w:rPr>
+              <w:t xml:space="preserve">Equipo</w:t>
+            </w:r>
+          </w:p>
+        </w:tc>
+        <w:tc>
+          <w:tcPr>
+            <w:tcBorders>
+              <w:top w:color="cccccc" w:space="0" w:sz="4" w:val="single"/>
+              <w:left w:color="cccccc" w:space="0" w:sz="4" w:val="single"/>
+              <w:bottom w:color="cccccc" w:space="0" w:sz="4" w:val="single"/>
+              <w:right w:color="cccccc" w:space="0" w:sz="4" w:val="single"/>
+            </w:tcBorders>
+            <w:tcMar>
+              <w:top w:w="100.0" w:type="dxa"/>
+              <w:left w:w="100.0" w:type="dxa"/>
+              <w:bottom w:w="100.0" w:type="dxa"/>
+              <w:right w:w="100.0" w:type="dxa"/>
+            </w:tcMar>
+            <w:vAlign w:val="center"/>
+          </w:tcPr>
+          <w:p>
+            <w:pPr>
+              <w:jc w:val="center"/>
+              <w:rPr>
+                <w:sz w:val="18"/>
+                <w:szCs w:val="18"/>
+              </w:rPr>
+            </w:pPr>
+            <w:r>
+              <w:rPr>
+                <w:sz w:val="18"/>
+                <w:szCs w:val="18"/>
+                <w:rtl w:val="0"/>
+              </w:rPr>
+              <w:t xml:space="preserve">Valor agregado</w:t>
+            </w:r>
+          </w:p>
+        </w:tc>
+      </w:tr>
+      <w:tr>
+        <w:trPr>
+          <w:cantSplit w:val="0"/>
+          <w:tblHeader w:val="0"/>
+        </w:trPr>
+        <w:tc>
+          <w:tcPr>
+            <w:tcBorders>
+              <w:top w:color="cccccc" w:space="0" w:sz="4" w:val="single"/>
+              <w:left w:color="cccccc" w:space="0" w:sz="4" w:val="single"/>
+              <w:bottom w:color="cccccc" w:space="0" w:sz="4" w:val="single"/>
+              <w:right w:color="cccccc" w:space="0" w:sz="4" w:val="single"/>
+            </w:tcBorders>
+            <w:tcMar>
+              <w:top w:w="100.0" w:type="dxa"/>
+              <w:left w:w="100.0" w:type="dxa"/>
+              <w:bottom w:w="100.0" w:type="dxa"/>
+              <w:right w:w="100.0" w:type="dxa"/>
+            </w:tcMar>
+            <w:vAlign w:val="center"/>
+          </w:tcPr>
+          <w:p>
+            <w:pPr>
+              <w:jc w:val="center"/>
+              <w:rPr>
+                <w:sz w:val="18"/>
+                <w:szCs w:val="18"/>
+              </w:rPr>
+            </w:pPr>
+            <w:r>
+              <w:rPr>
+                <w:sz w:val="18"/>
+                <w:szCs w:val="18"/>
+                <w:rtl w:val="0"/>
+              </w:rPr>
+              <w:t xml:space="preserve">Evaluación</w:t>
+            </w:r>
+          </w:p>
+        </w:tc>
+        <w:tc>
+          <w:tcPr>
+            <w:tcBorders>
+              <w:top w:color="cccccc" w:space="0" w:sz="4" w:val="single"/>
+              <w:left w:color="cccccc" w:space="0" w:sz="4" w:val="single"/>
+              <w:bottom w:color="cccccc" w:space="0" w:sz="4" w:val="single"/>
+              <w:right w:color="cccccc" w:space="0" w:sz="4" w:val="single"/>
+            </w:tcBorders>
+            <w:tcMar>
+              <w:top w:w="100.0" w:type="dxa"/>
+              <w:left w:w="100.0" w:type="dxa"/>
+              <w:bottom w:w="100.0" w:type="dxa"/>
+              <w:right w:w="100.0" w:type="dxa"/>
+            </w:tcMar>
+            <w:vAlign w:val="center"/>
+          </w:tcPr>
+          <w:p>
+            <w:pPr>
+              <w:jc w:val="center"/>
+              <w:rPr>
+                <w:sz w:val="18"/>
+                <w:szCs w:val="18"/>
+              </w:rPr>
+            </w:pPr>
+            <w:r>
+              <w:rPr>
+                <w:sz w:val="18"/>
+                <w:szCs w:val="18"/>
+                <w:rtl w:val="0"/>
+              </w:rPr>
+              <w:t xml:space="preserve">Pruebas del sistema</w:t>
+            </w:r>
+          </w:p>
+        </w:tc>
+        <w:tc>
+          <w:tcPr>
+            <w:tcBorders>
+              <w:top w:color="cccccc" w:space="0" w:sz="4" w:val="single"/>
+              <w:left w:color="cccccc" w:space="0" w:sz="4" w:val="single"/>
+              <w:bottom w:color="cccccc" w:space="0" w:sz="4" w:val="single"/>
+              <w:right w:color="cccccc" w:space="0" w:sz="4" w:val="single"/>
+            </w:tcBorders>
+            <w:tcMar>
+              <w:top w:w="100.0" w:type="dxa"/>
+              <w:left w:w="100.0" w:type="dxa"/>
+              <w:bottom w:w="100.0" w:type="dxa"/>
+              <w:right w:w="100.0" w:type="dxa"/>
+            </w:tcMar>
+            <w:vAlign w:val="center"/>
+          </w:tcPr>
+          <w:p>
+            <w:pPr>
+              <w:jc w:val="center"/>
+              <w:rPr>
+                <w:sz w:val="18"/>
+                <w:szCs w:val="18"/>
+              </w:rPr>
+            </w:pPr>
+            <w:r>
+              <w:rPr>
+                <w:sz w:val="18"/>
+                <w:szCs w:val="18"/>
+                <w:rtl w:val="0"/>
+              </w:rPr>
+              <w:t xml:space="preserve">Verificación del funcionamiento</w:t>
+            </w:r>
+          </w:p>
+        </w:tc>
+        <w:tc>
+          <w:tcPr>
+            <w:tcBorders>
+              <w:top w:color="cccccc" w:space="0" w:sz="4" w:val="single"/>
+              <w:left w:color="cccccc" w:space="0" w:sz="4" w:val="single"/>
+              <w:bottom w:color="cccccc" w:space="0" w:sz="4" w:val="single"/>
+              <w:right w:color="cccccc" w:space="0" w:sz="4" w:val="single"/>
+            </w:tcBorders>
+            <w:tcMar>
+              <w:top w:w="100.0" w:type="dxa"/>
+              <w:left w:w="100.0" w:type="dxa"/>
+              <w:bottom w:w="100.0" w:type="dxa"/>
+              <w:right w:w="100.0" w:type="dxa"/>
+            </w:tcMar>
+            <w:vAlign w:val="center"/>
+          </w:tcPr>
+          <w:p>
+            <w:pPr>
+              <w:jc w:val="center"/>
+              <w:rPr>
+                <w:sz w:val="18"/>
+                <w:szCs w:val="18"/>
+              </w:rPr>
+            </w:pPr>
+            <w:r>
+              <w:rPr>
+                <w:sz w:val="18"/>
+                <w:szCs w:val="18"/>
+                <w:rtl w:val="0"/>
+              </w:rPr>
+              <w:t xml:space="preserve">Casos de prueba</w:t>
+            </w:r>
+          </w:p>
+        </w:tc>
+        <w:tc>
+          <w:tcPr>
+            <w:tcBorders>
+              <w:top w:color="cccccc" w:space="0" w:sz="4" w:val="single"/>
+              <w:left w:color="cccccc" w:space="0" w:sz="4" w:val="single"/>
+              <w:bottom w:color="cccccc" w:space="0" w:sz="4" w:val="single"/>
+              <w:right w:color="cccccc" w:space="0" w:sz="4" w:val="single"/>
+            </w:tcBorders>
+            <w:tcMar>
+              <w:top w:w="100.0" w:type="dxa"/>
+              <w:left w:w="100.0" w:type="dxa"/>
+              <w:bottom w:w="100.0" w:type="dxa"/>
+              <w:right w:w="100.0" w:type="dxa"/>
+            </w:tcMar>
+            <w:vAlign w:val="center"/>
+          </w:tcPr>
+          <w:p>
+            <w:pPr>
+              <w:jc w:val="center"/>
+              <w:rPr>
+                <w:sz w:val="18"/>
+                <w:szCs w:val="18"/>
+              </w:rPr>
+            </w:pPr>
+            <w:r>
+              <w:rPr>
+                <w:sz w:val="18"/>
+                <w:szCs w:val="18"/>
+                <w:rtl w:val="0"/>
+              </w:rPr>
+              <w:t xml:space="preserve">1 semana</w:t>
+            </w:r>
+          </w:p>
+        </w:tc>
+        <w:tc>
+          <w:tcPr>
+            <w:tcBorders>
+              <w:top w:color="cccccc" w:space="0" w:sz="4" w:val="single"/>
+              <w:left w:color="cccccc" w:space="0" w:sz="4" w:val="single"/>
+              <w:bottom w:color="cccccc" w:space="0" w:sz="4" w:val="single"/>
+              <w:right w:color="cccccc" w:space="0" w:sz="4" w:val="single"/>
+            </w:tcBorders>
+            <w:tcMar>
+              <w:top w:w="100.0" w:type="dxa"/>
+              <w:left w:w="100.0" w:type="dxa"/>
+              <w:bottom w:w="100.0" w:type="dxa"/>
+              <w:right w:w="100.0" w:type="dxa"/>
+            </w:tcMar>
+            <w:vAlign w:val="center"/>
+          </w:tcPr>
+          <w:p>
+            <w:pPr>
+              <w:jc w:val="center"/>
+              <w:rPr>
+                <w:sz w:val="18"/>
+                <w:szCs w:val="18"/>
+              </w:rPr>
+            </w:pPr>
+            <w:r>
+              <w:rPr>
+                <w:sz w:val="18"/>
+                <w:szCs w:val="18"/>
+                <w:rtl w:val="0"/>
+              </w:rPr>
+              <w:t xml:space="preserve">Equipo</w:t>
+            </w:r>
+          </w:p>
+        </w:tc>
+        <w:tc>
+          <w:tcPr>
+            <w:tcBorders>
+              <w:top w:color="cccccc" w:space="0" w:sz="4" w:val="single"/>
+              <w:left w:color="cccccc" w:space="0" w:sz="4" w:val="single"/>
+              <w:bottom w:color="cccccc" w:space="0" w:sz="4" w:val="single"/>
+              <w:right w:color="cccccc" w:space="0" w:sz="4" w:val="single"/>
+            </w:tcBorders>
+            <w:tcMar>
+              <w:top w:w="100.0" w:type="dxa"/>
+              <w:left w:w="100.0" w:type="dxa"/>
+              <w:bottom w:w="100.0" w:type="dxa"/>
+              <w:right w:w="100.0" w:type="dxa"/>
+            </w:tcMar>
+            <w:vAlign w:val="center"/>
+          </w:tcPr>
+          <w:p>
+            <w:pPr>
+              <w:jc w:val="center"/>
+              <w:rPr>
+                <w:sz w:val="18"/>
+                <w:szCs w:val="18"/>
+              </w:rPr>
+            </w:pPr>
+            <w:r>
+              <w:rPr>
+                <w:sz w:val="18"/>
+                <w:szCs w:val="18"/>
+                <w:rtl w:val="0"/>
+              </w:rPr>
+              <w:t xml:space="preserve">Validación</w:t>
+            </w:r>
+          </w:p>
+        </w:tc>
+      </w:tr>
+      <w:tr>
+        <w:trPr>
+          <w:cantSplit w:val="0"/>
+          <w:tblHeader w:val="0"/>
+        </w:trPr>
+        <w:tc>
+          <w:tcPr>
+            <w:tcBorders>
+              <w:top w:color="cccccc" w:space="0" w:sz="4" w:val="single"/>
+              <w:left w:color="cccccc" w:space="0" w:sz="4" w:val="single"/>
+              <w:bottom w:color="cccccc" w:space="0" w:sz="4" w:val="single"/>
+              <w:right w:color="cccccc" w:space="0" w:sz="4" w:val="single"/>
+            </w:tcBorders>
+            <w:tcMar>
+              <w:top w:w="100.0" w:type="dxa"/>
+              <w:left w:w="100.0" w:type="dxa"/>
+              <w:bottom w:w="100.0" w:type="dxa"/>
+              <w:right w:w="100.0" w:type="dxa"/>
+            </w:tcMar>
+            <w:vAlign w:val="center"/>
+          </w:tcPr>
+          <w:p>
+            <w:pPr>
+              <w:jc w:val="center"/>
+              <w:rPr>
+                <w:sz w:val="18"/>
+                <w:szCs w:val="18"/>
+              </w:rPr>
+            </w:pPr>
+            <w:r>
+              <w:rPr>
+                <w:sz w:val="18"/>
+                <w:szCs w:val="18"/>
+                <w:rtl w:val="0"/>
+              </w:rPr>
+              <w:t xml:space="preserve">Documentación</w:t>
+            </w:r>
+          </w:p>
+        </w:tc>
+        <w:tc>
+          <w:tcPr>
+            <w:tcBorders>
+              <w:top w:color="cccccc" w:space="0" w:sz="4" w:val="single"/>
+              <w:left w:color="cccccc" w:space="0" w:sz="4" w:val="single"/>
+              <w:bottom w:color="cccccc" w:space="0" w:sz="4" w:val="single"/>
+              <w:right w:color="cccccc" w:space="0" w:sz="4" w:val="single"/>
+            </w:tcBorders>
+            <w:tcMar>
+              <w:top w:w="100.0" w:type="dxa"/>
+              <w:left w:w="100.0" w:type="dxa"/>
+              <w:bottom w:w="100.0" w:type="dxa"/>
+              <w:right w:w="100.0" w:type="dxa"/>
+            </w:tcMar>
+            <w:vAlign w:val="center"/>
+          </w:tcPr>
+          <w:p>
+            <w:pPr>
+              <w:jc w:val="center"/>
+              <w:rPr>
+                <w:sz w:val="18"/>
+                <w:szCs w:val="18"/>
+              </w:rPr>
+            </w:pPr>
+            <w:r>
+              <w:rPr>
+                <w:sz w:val="18"/>
+                <w:szCs w:val="18"/>
+                <w:rtl w:val="0"/>
+              </w:rPr>
+              <w:t xml:space="preserve">Informe final</w:t>
+            </w:r>
+          </w:p>
+        </w:tc>
+        <w:tc>
+          <w:tcPr>
+            <w:tcBorders>
+              <w:top w:color="cccccc" w:space="0" w:sz="4" w:val="single"/>
+              <w:left w:color="cccccc" w:space="0" w:sz="4" w:val="single"/>
+              <w:bottom w:color="cccccc" w:space="0" w:sz="4" w:val="single"/>
+              <w:right w:color="cccccc" w:space="0" w:sz="4" w:val="single"/>
+            </w:tcBorders>
+            <w:tcMar>
+              <w:top w:w="100.0" w:type="dxa"/>
+              <w:left w:w="100.0" w:type="dxa"/>
+              <w:bottom w:w="100.0" w:type="dxa"/>
+              <w:right w:w="100.0" w:type="dxa"/>
+            </w:tcMar>
+            <w:vAlign w:val="center"/>
+          </w:tcPr>
+          <w:p>
+            <w:pPr>
+              <w:jc w:val="center"/>
+              <w:rPr>
+                <w:sz w:val="18"/>
+                <w:szCs w:val="18"/>
+              </w:rPr>
+            </w:pPr>
+            <w:r>
+              <w:rPr>
+                <w:sz w:val="18"/>
+                <w:szCs w:val="18"/>
+                <w:rtl w:val="0"/>
+              </w:rPr>
+              <w:t xml:space="preserve">Elaboración del documento final</w:t>
+            </w:r>
+          </w:p>
+        </w:tc>
+        <w:tc>
+          <w:tcPr>
+            <w:tcBorders>
+              <w:top w:color="cccccc" w:space="0" w:sz="4" w:val="single"/>
+              <w:left w:color="cccccc" w:space="0" w:sz="4" w:val="single"/>
+              <w:bottom w:color="cccccc" w:space="0" w:sz="4" w:val="single"/>
+              <w:right w:color="cccccc" w:space="0" w:sz="4" w:val="single"/>
+            </w:tcBorders>
+            <w:tcMar>
+              <w:top w:w="100.0" w:type="dxa"/>
+              <w:left w:w="100.0" w:type="dxa"/>
+              <w:bottom w:w="100.0" w:type="dxa"/>
+              <w:right w:w="100.0" w:type="dxa"/>
+            </w:tcMar>
+            <w:vAlign w:val="center"/>
+          </w:tcPr>
+          <w:p>
+            <w:pPr>
+              <w:jc w:val="center"/>
+              <w:rPr>
+                <w:sz w:val="18"/>
+                <w:szCs w:val="18"/>
+              </w:rPr>
+            </w:pPr>
+            <w:r>
+              <w:rPr>
+                <w:sz w:val="18"/>
+                <w:szCs w:val="18"/>
+                <w:rtl w:val="0"/>
+              </w:rPr>
+              <w:t xml:space="preserve">Word</w:t>
+            </w:r>
+          </w:p>
+        </w:tc>
+        <w:tc>
+          <w:tcPr>
+            <w:tcBorders>
+              <w:top w:color="cccccc" w:space="0" w:sz="4" w:val="single"/>
+              <w:left w:color="cccccc" w:space="0" w:sz="4" w:val="single"/>
+              <w:bottom w:color="cccccc" w:space="0" w:sz="4" w:val="single"/>
+              <w:right w:color="cccccc" w:space="0" w:sz="4" w:val="single"/>
+            </w:tcBorders>
+            <w:tcMar>
+              <w:top w:w="100.0" w:type="dxa"/>
+              <w:left w:w="100.0" w:type="dxa"/>
+              <w:bottom w:w="100.0" w:type="dxa"/>
+              <w:right w:w="100.0" w:type="dxa"/>
+            </w:tcMar>
+            <w:vAlign w:val="center"/>
+          </w:tcPr>
+          <w:p>
+            <w:pPr>
+              <w:jc w:val="center"/>
+              <w:rPr>
+                <w:sz w:val="18"/>
+                <w:szCs w:val="18"/>
+              </w:rPr>
+            </w:pPr>
+            <w:r>
+              <w:rPr>
+                <w:sz w:val="18"/>
+                <w:szCs w:val="18"/>
+                <w:rtl w:val="0"/>
+              </w:rPr>
+              <w:t xml:space="preserve">1 semana</w:t>
+            </w:r>
+          </w:p>
+        </w:tc>
+        <w:tc>
+          <w:tcPr>
+            <w:tcBorders>
+              <w:top w:color="cccccc" w:space="0" w:sz="4" w:val="single"/>
+              <w:left w:color="cccccc" w:space="0" w:sz="4" w:val="single"/>
+              <w:bottom w:color="cccccc" w:space="0" w:sz="4" w:val="single"/>
+              <w:right w:color="cccccc" w:space="0" w:sz="4" w:val="single"/>
+            </w:tcBorders>
+            <w:tcMar>
+              <w:top w:w="100.0" w:type="dxa"/>
+              <w:left w:w="100.0" w:type="dxa"/>
+              <w:bottom w:w="100.0" w:type="dxa"/>
+              <w:right w:w="100.0" w:type="dxa"/>
+            </w:tcMar>
+            <w:vAlign w:val="center"/>
+          </w:tcPr>
+          <w:p>
+            <w:pPr>
+              <w:jc w:val="center"/>
+              <w:rPr>
+                <w:sz w:val="18"/>
+                <w:szCs w:val="18"/>
+              </w:rPr>
+            </w:pPr>
+            <w:r>
+              <w:rPr>
+                <w:sz w:val="18"/>
+                <w:szCs w:val="18"/>
+                <w:rtl w:val="0"/>
+              </w:rPr>
+              <w:t xml:space="preserve">Equipo</w:t>
+            </w:r>
+          </w:p>
+        </w:tc>
+        <w:tc>
+          <w:tcPr>
+            <w:tcBorders>
+              <w:top w:color="cccccc" w:space="0" w:sz="4" w:val="single"/>
+              <w:left w:color="cccccc" w:space="0" w:sz="4" w:val="single"/>
+              <w:bottom w:color="cccccc" w:space="0" w:sz="4" w:val="single"/>
+              <w:right w:color="cccccc" w:space="0" w:sz="4" w:val="single"/>
+            </w:tcBorders>
+            <w:tcMar>
+              <w:top w:w="100.0" w:type="dxa"/>
+              <w:left w:w="100.0" w:type="dxa"/>
+              <w:bottom w:w="100.0" w:type="dxa"/>
+              <w:right w:w="100.0" w:type="dxa"/>
+            </w:tcMar>
+            <w:vAlign w:val="center"/>
+          </w:tcPr>
+          <w:p>
+            <w:pPr>
+              <w:jc w:val="center"/>
+              <w:rPr>
+                <w:sz w:val="18"/>
+                <w:szCs w:val="18"/>
+              </w:rPr>
+            </w:pPr>
+            <w:r>
+              <w:rPr>
+                <w:sz w:val="18"/>
+                <w:szCs w:val="18"/>
+                <w:rtl w:val="0"/>
+              </w:rPr>
+              <w:t xml:space="preserve">Entrega final</w:t>
             </w:r>
           </w:p>
         </w:tc>
@@ -5308,1967 +7346,6 @@
           </w:p>
         </w:tc>
       </w:tr>
-      <w:tr>
-        <w:trPr>
-          <w:cantSplit w:val="0"/>
-          <w:trHeight w:val="440" w:hRule="atLeast"/>
-          <w:tblHeader w:val="0"/>
-        </w:trPr>
-        <w:tc>
-          <w:tcPr>
-            <w:shd w:fill="d9e2f3" w:val="clear"/>
-            <w:vAlign w:val="center"/>
-          </w:tcPr>
-          <w:p>
-            <w:pPr>
-              <w:keepNext w:val="0"/>
-              <w:keepLines w:val="0"/>
-              <w:pageBreakBefore w:val="0"/>
-              <w:widowControl w:val="1"/>
-              <w:pBdr>
-                <w:top w:space="0" w:sz="0" w:val="nil"/>
-                <w:left w:space="0" w:sz="0" w:val="nil"/>
-                <w:bottom w:space="0" w:sz="0" w:val="nil"/>
-                <w:right w:space="0" w:sz="0" w:val="nil"/>
-                <w:between w:space="0" w:sz="0" w:val="nil"/>
-              </w:pBdr>
-              <w:shd w:fill="auto" w:val="clear"/>
-              <w:tabs>
-                <w:tab w:val="center" w:leader="none" w:pos="4419"/>
-                <w:tab w:val="right" w:leader="none" w:pos="8838"/>
-              </w:tabs>
-              <w:spacing w:after="0" w:before="0" w:line="240" w:lineRule="auto"/>
-              <w:ind w:left="0" w:right="0" w:firstLine="0"/>
-              <w:jc w:val="both"/>
-              <w:rPr>
-                <w:rFonts w:ascii="Calibri" w:cs="Calibri" w:eastAsia="Calibri" w:hAnsi="Calibri"/>
-                <w:b w:val="0"/>
-                <w:bCs w:val="0"/>
-                <w:i w:val="0"/>
-                <w:iCs w:val="0"/>
-                <w:smallCaps w:val="0"/>
-                <w:strike w:val="0"/>
-                <w:color w:val="1f3864"/>
-                <w:sz w:val="22"/>
-                <w:szCs w:val="22"/>
-                <w:u w:val="none"/>
-                <w:shd w:fill="auto" w:val="clear"/>
-                <w:vertAlign w:val="baseline"/>
-              </w:rPr>
-            </w:pPr>
-            <w:r>
-              <w:rPr>
-                <w:rFonts w:ascii="Calibri" w:cs="Calibri" w:eastAsia="Calibri" w:hAnsi="Calibri"/>
-                <w:b w:val="0"/>
-                <w:bCs w:val="0"/>
-                <w:i w:val="0"/>
-                <w:iCs w:val="0"/>
-                <w:smallCaps w:val="0"/>
-                <w:strike w:val="0"/>
-                <w:color w:val="1f3864"/>
-                <w:sz w:val="22"/>
-                <w:szCs w:val="22"/>
-                <w:u w:val="none"/>
-                <w:shd w:fill="auto" w:val="clear"/>
-                <w:vertAlign w:val="baseline"/>
-                <w:rtl w:val="0"/>
-              </w:rPr>
-              <w:t xml:space="preserve">Busca un formato de Carta Gantt que te acomode y organiza en este las actividades planificadas en el punto anterior considerando el periodo asignado para el desarrollo de tu Proyecto APT. Debes mantener la temporalidad del periodo académico en el desarrollo de las tres fases que contempla la Asignatura de Portafolio de Título.</w:t>
-            </w:r>
-          </w:p>
-        </w:tc>
-      </w:tr>
-    </w:tbl>
-    <w:p>
-      <w:pPr>
-        <w:spacing w:after="0" w:line="360" w:lineRule="auto"/>
-        <w:jc w:val="both"/>
-        <w:rPr>
-          <w:b w:val="1"/>
-          <w:bCs w:val="1"/>
-          <w:sz w:val="24"/>
-          <w:szCs w:val="24"/>
-        </w:rPr>
-      </w:pPr>
-      <w:r>
-        <w:rPr>
-          <w:rtl w:val="0"/>
-        </w:rPr>
-      </w:r>
-    </w:p>
-    <w:p>
-      <w:pPr>
-        <w:spacing w:after="0" w:line="360" w:lineRule="auto"/>
-        <w:jc w:val="both"/>
-        <w:rPr>
-          <w:b w:val="1"/>
-          <w:bCs w:val="1"/>
-          <w:sz w:val="24"/>
-          <w:szCs w:val="24"/>
-        </w:rPr>
-      </w:pPr>
-      <w:r>
-        <w:rPr>
-          <w:rtl w:val="0"/>
-        </w:rPr>
-      </w:r>
-    </w:p>
-    <w:tbl>
-      <w:tblPr>
-        <w:tblStyle w:val="Table16"/>
-        <w:tblW w:w="10801.999999999998" w:type="dxa"/>
-        <w:jc w:val="left"/>
-        <w:tblInd w:w="-1160.0" w:type="dxa"/>
-        <w:tblBorders>
-          <w:top w:color="bfbfbf" w:space="0" w:sz="4" w:val="single"/>
-          <w:left w:color="bfbfbf" w:space="0" w:sz="4" w:val="single"/>
-          <w:bottom w:color="bfbfbf" w:space="0" w:sz="4" w:val="single"/>
-          <w:right w:color="bfbfbf" w:space="0" w:sz="4" w:val="single"/>
-          <w:insideH w:color="bfbfbf" w:space="0" w:sz="4" w:val="single"/>
-          <w:insideV w:color="bfbfbf" w:space="0" w:sz="4" w:val="single"/>
-        </w:tblBorders>
-        <w:tblLayout w:type="fixed"/>
-        <w:tblLook w:val="0400"/>
-      </w:tblPr>
-      <w:tblGrid>
-        <w:gridCol w:w="1351"/>
-        <w:gridCol w:w="536"/>
-        <w:gridCol w:w="522"/>
-        <w:gridCol w:w="523"/>
-        <w:gridCol w:w="526"/>
-        <w:gridCol w:w="523"/>
-        <w:gridCol w:w="523"/>
-        <w:gridCol w:w="523"/>
-        <w:gridCol w:w="523"/>
-        <w:gridCol w:w="523"/>
-        <w:gridCol w:w="523"/>
-        <w:gridCol w:w="523"/>
-        <w:gridCol w:w="523"/>
-        <w:gridCol w:w="525"/>
-        <w:gridCol w:w="525"/>
-        <w:gridCol w:w="525"/>
-        <w:gridCol w:w="7"/>
-        <w:gridCol w:w="518"/>
-        <w:gridCol w:w="525"/>
-        <w:gridCol w:w="525"/>
-        <w:gridCol w:w="10"/>
-        <w:tblGridChange w:id="0">
-          <w:tblGrid>
-            <w:gridCol w:w="1351"/>
-            <w:gridCol w:w="536"/>
-            <w:gridCol w:w="522"/>
-            <w:gridCol w:w="523"/>
-            <w:gridCol w:w="526"/>
-            <w:gridCol w:w="523"/>
-            <w:gridCol w:w="523"/>
-            <w:gridCol w:w="523"/>
-            <w:gridCol w:w="523"/>
-            <w:gridCol w:w="523"/>
-            <w:gridCol w:w="523"/>
-            <w:gridCol w:w="523"/>
-            <w:gridCol w:w="523"/>
-            <w:gridCol w:w="525"/>
-            <w:gridCol w:w="525"/>
-            <w:gridCol w:w="525"/>
-            <w:gridCol w:w="7"/>
-            <w:gridCol w:w="518"/>
-            <w:gridCol w:w="525"/>
-            <w:gridCol w:w="525"/>
-            <w:gridCol w:w="10"/>
-          </w:tblGrid>
-        </w:tblGridChange>
-      </w:tblGrid>
-      <w:tr>
-        <w:trPr>
-          <w:cantSplit w:val="0"/>
-          <w:trHeight w:val="294" w:hRule="atLeast"/>
-          <w:tblHeader w:val="0"/>
-        </w:trPr>
-        <w:tc>
-          <w:tcPr>
-            <w:vMerge w:val="restart"/>
-          </w:tcPr>
-          <w:p>
-            <w:pPr>
-              <w:spacing w:line="360" w:lineRule="auto"/>
-              <w:jc w:val="both"/>
-              <w:rPr>
-                <w:b w:val="1"/>
-                <w:bCs w:val="1"/>
-                <w:sz w:val="16"/>
-                <w:szCs w:val="16"/>
-              </w:rPr>
-            </w:pPr>
-            <w:r>
-              <w:rPr>
-                <w:b w:val="1"/>
-                <w:bCs w:val="1"/>
-                <w:sz w:val="16"/>
-                <w:szCs w:val="16"/>
-                <w:rtl w:val="0"/>
-              </w:rPr>
-              <w:t xml:space="preserve">Actividad</w:t>
-            </w:r>
-          </w:p>
-        </w:tc>
-        <w:tc>
-          <w:tcPr>
-            <w:gridSpan w:val="4"/>
-            <w:shd w:fill="e2efd9" w:val="clear"/>
-          </w:tcPr>
-          <w:p>
-            <w:pPr>
-              <w:spacing w:line="360" w:lineRule="auto"/>
-              <w:jc w:val="center"/>
-              <w:rPr>
-                <w:b w:val="1"/>
-                <w:bCs w:val="1"/>
-                <w:sz w:val="16"/>
-                <w:szCs w:val="16"/>
-              </w:rPr>
-            </w:pPr>
-            <w:r>
-              <w:rPr>
-                <w:b w:val="1"/>
-                <w:bCs w:val="1"/>
-                <w:sz w:val="16"/>
-                <w:szCs w:val="16"/>
-                <w:rtl w:val="0"/>
-              </w:rPr>
-              <w:t xml:space="preserve">Fase 1</w:t>
-            </w:r>
-          </w:p>
-        </w:tc>
-        <w:tc>
-          <w:tcPr>
-            <w:gridSpan w:val="12"/>
-            <w:shd w:fill="fff2cc" w:val="clear"/>
-          </w:tcPr>
-          <w:p>
-            <w:pPr>
-              <w:spacing w:line="360" w:lineRule="auto"/>
-              <w:jc w:val="center"/>
-              <w:rPr>
-                <w:b w:val="1"/>
-                <w:bCs w:val="1"/>
-                <w:sz w:val="16"/>
-                <w:szCs w:val="16"/>
-              </w:rPr>
-            </w:pPr>
-            <w:r>
-              <w:rPr>
-                <w:b w:val="1"/>
-                <w:bCs w:val="1"/>
-                <w:sz w:val="16"/>
-                <w:szCs w:val="16"/>
-                <w:rtl w:val="0"/>
-              </w:rPr>
-              <w:t xml:space="preserve">Fase 2</w:t>
-            </w:r>
-          </w:p>
-        </w:tc>
-        <w:tc>
-          <w:tcPr>
-            <w:gridSpan w:val="4"/>
-            <w:shd w:fill="fbe5d5" w:val="clear"/>
-          </w:tcPr>
-          <w:p>
-            <w:pPr>
-              <w:spacing w:line="360" w:lineRule="auto"/>
-              <w:jc w:val="center"/>
-              <w:rPr>
-                <w:b w:val="1"/>
-                <w:bCs w:val="1"/>
-                <w:sz w:val="16"/>
-                <w:szCs w:val="16"/>
-              </w:rPr>
-            </w:pPr>
-            <w:r>
-              <w:rPr>
-                <w:b w:val="1"/>
-                <w:bCs w:val="1"/>
-                <w:sz w:val="16"/>
-                <w:szCs w:val="16"/>
-                <w:rtl w:val="0"/>
-              </w:rPr>
-              <w:t xml:space="preserve">Fase 3</w:t>
-            </w:r>
-          </w:p>
-        </w:tc>
-      </w:tr>
-      <w:tr>
-        <w:trPr>
-          <w:cantSplit w:val="0"/>
-          <w:trHeight w:val="303" w:hRule="atLeast"/>
-          <w:tblHeader w:val="0"/>
-        </w:trPr>
-        <w:tc>
-          <w:tcPr>
-            <w:vMerge w:val="continue"/>
-          </w:tcPr>
-          <w:p>
-            <w:pPr>
-              <w:keepNext w:val="0"/>
-              <w:keepLines w:val="0"/>
-              <w:pageBreakBefore w:val="0"/>
-              <w:widowControl w:val="0"/>
-              <w:pBdr>
-                <w:top w:space="0" w:sz="0" w:val="nil"/>
-                <w:left w:space="0" w:sz="0" w:val="nil"/>
-                <w:bottom w:space="0" w:sz="0" w:val="nil"/>
-                <w:right w:space="0" w:sz="0" w:val="nil"/>
-                <w:between w:space="0" w:sz="0" w:val="nil"/>
-              </w:pBdr>
-              <w:shd w:fill="auto" w:val="clear"/>
-              <w:spacing w:after="0" w:before="0" w:line="276" w:lineRule="auto"/>
-              <w:ind w:left="0" w:right="0" w:firstLine="0"/>
-              <w:jc w:val="left"/>
-              <w:rPr>
-                <w:b w:val="1"/>
-                <w:bCs w:val="1"/>
-                <w:sz w:val="16"/>
-                <w:szCs w:val="16"/>
-              </w:rPr>
-            </w:pPr>
-            <w:r>
-              <w:rPr>
-                <w:rtl w:val="0"/>
-              </w:rPr>
-            </w:r>
-          </w:p>
-        </w:tc>
-        <w:tc>
-          <w:tcPr/>
-          <w:p>
-            <w:pPr>
-              <w:spacing w:line="360" w:lineRule="auto"/>
-              <w:jc w:val="center"/>
-              <w:rPr>
-                <w:b w:val="1"/>
-                <w:bCs w:val="1"/>
-                <w:sz w:val="16"/>
-                <w:szCs w:val="16"/>
-              </w:rPr>
-            </w:pPr>
-            <w:r>
-              <w:rPr>
-                <w:b w:val="1"/>
-                <w:bCs w:val="1"/>
-                <w:sz w:val="16"/>
-                <w:szCs w:val="16"/>
-                <w:rtl w:val="0"/>
-              </w:rPr>
-              <w:t xml:space="preserve">S 1</w:t>
-            </w:r>
-          </w:p>
-        </w:tc>
-        <w:tc>
-          <w:tcPr/>
-          <w:p>
-            <w:pPr>
-              <w:spacing w:line="360" w:lineRule="auto"/>
-              <w:jc w:val="center"/>
-              <w:rPr>
-                <w:b w:val="1"/>
-                <w:bCs w:val="1"/>
-                <w:sz w:val="16"/>
-                <w:szCs w:val="16"/>
-              </w:rPr>
-            </w:pPr>
-            <w:r>
-              <w:rPr>
-                <w:b w:val="1"/>
-                <w:bCs w:val="1"/>
-                <w:sz w:val="16"/>
-                <w:szCs w:val="16"/>
-                <w:rtl w:val="0"/>
-              </w:rPr>
-              <w:t xml:space="preserve">S 2</w:t>
-            </w:r>
-          </w:p>
-        </w:tc>
-        <w:tc>
-          <w:tcPr/>
-          <w:p>
-            <w:pPr>
-              <w:spacing w:line="360" w:lineRule="auto"/>
-              <w:jc w:val="center"/>
-              <w:rPr>
-                <w:b w:val="1"/>
-                <w:bCs w:val="1"/>
-                <w:sz w:val="16"/>
-                <w:szCs w:val="16"/>
-              </w:rPr>
-            </w:pPr>
-            <w:r>
-              <w:rPr>
-                <w:b w:val="1"/>
-                <w:bCs w:val="1"/>
-                <w:sz w:val="16"/>
-                <w:szCs w:val="16"/>
-                <w:rtl w:val="0"/>
-              </w:rPr>
-              <w:t xml:space="preserve">S 3</w:t>
-            </w:r>
-          </w:p>
-        </w:tc>
-        <w:tc>
-          <w:tcPr/>
-          <w:p>
-            <w:pPr>
-              <w:spacing w:line="360" w:lineRule="auto"/>
-              <w:jc w:val="center"/>
-              <w:rPr>
-                <w:b w:val="1"/>
-                <w:bCs w:val="1"/>
-                <w:sz w:val="16"/>
-                <w:szCs w:val="16"/>
-              </w:rPr>
-            </w:pPr>
-            <w:r>
-              <w:rPr>
-                <w:b w:val="1"/>
-                <w:bCs w:val="1"/>
-                <w:sz w:val="16"/>
-                <w:szCs w:val="16"/>
-                <w:rtl w:val="0"/>
-              </w:rPr>
-              <w:t xml:space="preserve">S 4</w:t>
-            </w:r>
-          </w:p>
-        </w:tc>
-        <w:tc>
-          <w:tcPr/>
-          <w:p>
-            <w:pPr>
-              <w:spacing w:line="360" w:lineRule="auto"/>
-              <w:jc w:val="center"/>
-              <w:rPr>
-                <w:b w:val="1"/>
-                <w:bCs w:val="1"/>
-                <w:sz w:val="16"/>
-                <w:szCs w:val="16"/>
-              </w:rPr>
-            </w:pPr>
-            <w:r>
-              <w:rPr>
-                <w:b w:val="1"/>
-                <w:bCs w:val="1"/>
-                <w:sz w:val="16"/>
-                <w:szCs w:val="16"/>
-                <w:rtl w:val="0"/>
-              </w:rPr>
-              <w:t xml:space="preserve">S 5</w:t>
-            </w:r>
-          </w:p>
-        </w:tc>
-        <w:tc>
-          <w:tcPr/>
-          <w:p>
-            <w:pPr>
-              <w:spacing w:line="360" w:lineRule="auto"/>
-              <w:jc w:val="center"/>
-              <w:rPr>
-                <w:b w:val="1"/>
-                <w:bCs w:val="1"/>
-                <w:sz w:val="16"/>
-                <w:szCs w:val="16"/>
-              </w:rPr>
-            </w:pPr>
-            <w:r>
-              <w:rPr>
-                <w:b w:val="1"/>
-                <w:bCs w:val="1"/>
-                <w:sz w:val="16"/>
-                <w:szCs w:val="16"/>
-                <w:rtl w:val="0"/>
-              </w:rPr>
-              <w:t xml:space="preserve">S 6</w:t>
-            </w:r>
-          </w:p>
-        </w:tc>
-        <w:tc>
-          <w:tcPr/>
-          <w:p>
-            <w:pPr>
-              <w:spacing w:line="360" w:lineRule="auto"/>
-              <w:jc w:val="center"/>
-              <w:rPr>
-                <w:b w:val="1"/>
-                <w:bCs w:val="1"/>
-                <w:sz w:val="16"/>
-                <w:szCs w:val="16"/>
-              </w:rPr>
-            </w:pPr>
-            <w:r>
-              <w:rPr>
-                <w:b w:val="1"/>
-                <w:bCs w:val="1"/>
-                <w:sz w:val="16"/>
-                <w:szCs w:val="16"/>
-                <w:rtl w:val="0"/>
-              </w:rPr>
-              <w:t xml:space="preserve">S 7</w:t>
-            </w:r>
-          </w:p>
-        </w:tc>
-        <w:tc>
-          <w:tcPr/>
-          <w:p>
-            <w:pPr>
-              <w:spacing w:line="360" w:lineRule="auto"/>
-              <w:jc w:val="center"/>
-              <w:rPr>
-                <w:b w:val="1"/>
-                <w:bCs w:val="1"/>
-                <w:sz w:val="16"/>
-                <w:szCs w:val="16"/>
-              </w:rPr>
-            </w:pPr>
-            <w:r>
-              <w:rPr>
-                <w:b w:val="1"/>
-                <w:bCs w:val="1"/>
-                <w:sz w:val="16"/>
-                <w:szCs w:val="16"/>
-                <w:rtl w:val="0"/>
-              </w:rPr>
-              <w:t xml:space="preserve">S 8</w:t>
-            </w:r>
-          </w:p>
-        </w:tc>
-        <w:tc>
-          <w:tcPr/>
-          <w:p>
-            <w:pPr>
-              <w:spacing w:line="360" w:lineRule="auto"/>
-              <w:jc w:val="center"/>
-              <w:rPr>
-                <w:b w:val="1"/>
-                <w:bCs w:val="1"/>
-                <w:sz w:val="16"/>
-                <w:szCs w:val="16"/>
-              </w:rPr>
-            </w:pPr>
-            <w:r>
-              <w:rPr>
-                <w:b w:val="1"/>
-                <w:bCs w:val="1"/>
-                <w:sz w:val="16"/>
-                <w:szCs w:val="16"/>
-                <w:rtl w:val="0"/>
-              </w:rPr>
-              <w:t xml:space="preserve">S 9</w:t>
-            </w:r>
-          </w:p>
-        </w:tc>
-        <w:tc>
-          <w:tcPr/>
-          <w:p>
-            <w:pPr>
-              <w:spacing w:line="360" w:lineRule="auto"/>
-              <w:jc w:val="center"/>
-              <w:rPr>
-                <w:b w:val="1"/>
-                <w:bCs w:val="1"/>
-                <w:sz w:val="16"/>
-                <w:szCs w:val="16"/>
-              </w:rPr>
-            </w:pPr>
-            <w:r>
-              <w:rPr>
-                <w:b w:val="1"/>
-                <w:bCs w:val="1"/>
-                <w:sz w:val="16"/>
-                <w:szCs w:val="16"/>
-                <w:rtl w:val="0"/>
-              </w:rPr>
-              <w:t xml:space="preserve">S 10</w:t>
-            </w:r>
-          </w:p>
-        </w:tc>
-        <w:tc>
-          <w:tcPr/>
-          <w:p>
-            <w:pPr>
-              <w:spacing w:line="360" w:lineRule="auto"/>
-              <w:jc w:val="center"/>
-              <w:rPr>
-                <w:b w:val="1"/>
-                <w:bCs w:val="1"/>
-                <w:sz w:val="16"/>
-                <w:szCs w:val="16"/>
-              </w:rPr>
-            </w:pPr>
-            <w:r>
-              <w:rPr>
-                <w:b w:val="1"/>
-                <w:bCs w:val="1"/>
-                <w:sz w:val="16"/>
-                <w:szCs w:val="16"/>
-                <w:rtl w:val="0"/>
-              </w:rPr>
-              <w:t xml:space="preserve">S 11</w:t>
-            </w:r>
-          </w:p>
-        </w:tc>
-        <w:tc>
-          <w:tcPr/>
-          <w:p>
-            <w:pPr>
-              <w:spacing w:line="360" w:lineRule="auto"/>
-              <w:jc w:val="center"/>
-              <w:rPr>
-                <w:b w:val="1"/>
-                <w:bCs w:val="1"/>
-                <w:sz w:val="16"/>
-                <w:szCs w:val="16"/>
-              </w:rPr>
-            </w:pPr>
-            <w:r>
-              <w:rPr>
-                <w:b w:val="1"/>
-                <w:bCs w:val="1"/>
-                <w:sz w:val="16"/>
-                <w:szCs w:val="16"/>
-                <w:rtl w:val="0"/>
-              </w:rPr>
-              <w:t xml:space="preserve">S 12</w:t>
-            </w:r>
-          </w:p>
-        </w:tc>
-        <w:tc>
-          <w:tcPr/>
-          <w:p>
-            <w:pPr>
-              <w:spacing w:line="360" w:lineRule="auto"/>
-              <w:jc w:val="center"/>
-              <w:rPr>
-                <w:b w:val="1"/>
-                <w:bCs w:val="1"/>
-                <w:sz w:val="16"/>
-                <w:szCs w:val="16"/>
-              </w:rPr>
-            </w:pPr>
-            <w:r>
-              <w:rPr>
-                <w:b w:val="1"/>
-                <w:bCs w:val="1"/>
-                <w:sz w:val="16"/>
-                <w:szCs w:val="16"/>
-                <w:rtl w:val="0"/>
-              </w:rPr>
-              <w:t xml:space="preserve">S 13</w:t>
-            </w:r>
-          </w:p>
-        </w:tc>
-        <w:tc>
-          <w:tcPr/>
-          <w:p>
-            <w:pPr>
-              <w:spacing w:line="360" w:lineRule="auto"/>
-              <w:jc w:val="center"/>
-              <w:rPr>
-                <w:b w:val="1"/>
-                <w:bCs w:val="1"/>
-                <w:sz w:val="16"/>
-                <w:szCs w:val="16"/>
-              </w:rPr>
-            </w:pPr>
-            <w:r>
-              <w:rPr>
-                <w:b w:val="1"/>
-                <w:bCs w:val="1"/>
-                <w:sz w:val="16"/>
-                <w:szCs w:val="16"/>
-                <w:rtl w:val="0"/>
-              </w:rPr>
-              <w:t xml:space="preserve">S 14</w:t>
-            </w:r>
-          </w:p>
-        </w:tc>
-        <w:tc>
-          <w:tcPr/>
-          <w:p>
-            <w:pPr>
-              <w:spacing w:line="360" w:lineRule="auto"/>
-              <w:jc w:val="center"/>
-              <w:rPr>
-                <w:b w:val="1"/>
-                <w:bCs w:val="1"/>
-                <w:sz w:val="16"/>
-                <w:szCs w:val="16"/>
-              </w:rPr>
-            </w:pPr>
-            <w:r>
-              <w:rPr>
-                <w:b w:val="1"/>
-                <w:bCs w:val="1"/>
-                <w:sz w:val="16"/>
-                <w:szCs w:val="16"/>
-                <w:rtl w:val="0"/>
-              </w:rPr>
-              <w:t xml:space="preserve">S 15</w:t>
-            </w:r>
-          </w:p>
-        </w:tc>
-        <w:tc>
-          <w:tcPr>
-            <w:gridSpan w:val="2"/>
-          </w:tcPr>
-          <w:p>
-            <w:pPr>
-              <w:spacing w:line="360" w:lineRule="auto"/>
-              <w:jc w:val="center"/>
-              <w:rPr>
-                <w:b w:val="1"/>
-                <w:bCs w:val="1"/>
-                <w:sz w:val="16"/>
-                <w:szCs w:val="16"/>
-              </w:rPr>
-            </w:pPr>
-            <w:r>
-              <w:rPr>
-                <w:b w:val="1"/>
-                <w:bCs w:val="1"/>
-                <w:sz w:val="16"/>
-                <w:szCs w:val="16"/>
-                <w:rtl w:val="0"/>
-              </w:rPr>
-              <w:t xml:space="preserve">S 16</w:t>
-            </w:r>
-          </w:p>
-        </w:tc>
-        <w:tc>
-          <w:tcPr/>
-          <w:p>
-            <w:pPr>
-              <w:spacing w:line="360" w:lineRule="auto"/>
-              <w:jc w:val="center"/>
-              <w:rPr>
-                <w:b w:val="1"/>
-                <w:bCs w:val="1"/>
-                <w:sz w:val="16"/>
-                <w:szCs w:val="16"/>
-              </w:rPr>
-            </w:pPr>
-            <w:r>
-              <w:rPr>
-                <w:b w:val="1"/>
-                <w:bCs w:val="1"/>
-                <w:sz w:val="16"/>
-                <w:szCs w:val="16"/>
-                <w:rtl w:val="0"/>
-              </w:rPr>
-              <w:t xml:space="preserve">S 17</w:t>
-            </w:r>
-          </w:p>
-        </w:tc>
-        <w:tc>
-          <w:tcPr/>
-          <w:p>
-            <w:pPr>
-              <w:spacing w:line="360" w:lineRule="auto"/>
-              <w:jc w:val="center"/>
-              <w:rPr>
-                <w:b w:val="1"/>
-                <w:bCs w:val="1"/>
-                <w:sz w:val="16"/>
-                <w:szCs w:val="16"/>
-              </w:rPr>
-            </w:pPr>
-            <w:r>
-              <w:rPr>
-                <w:b w:val="1"/>
-                <w:bCs w:val="1"/>
-                <w:sz w:val="16"/>
-                <w:szCs w:val="16"/>
-                <w:rtl w:val="0"/>
-              </w:rPr>
-              <w:t xml:space="preserve">S 18</w:t>
-            </w:r>
-          </w:p>
-        </w:tc>
-      </w:tr>
-      <w:tr>
-        <w:trPr>
-          <w:cantSplit w:val="0"/>
-          <w:trHeight w:val="294" w:hRule="atLeast"/>
-          <w:tblHeader w:val="0"/>
-        </w:trPr>
-        <w:tc>
-          <w:tcPr/>
-          <w:p>
-            <w:pPr>
-              <w:spacing w:line="360" w:lineRule="auto"/>
-              <w:jc w:val="both"/>
-              <w:rPr>
-                <w:b w:val="1"/>
-                <w:bCs w:val="1"/>
-                <w:sz w:val="16"/>
-                <w:szCs w:val="16"/>
-              </w:rPr>
-            </w:pPr>
-            <w:r>
-              <w:rPr>
-                <w:rFonts w:ascii="Calibri" w:cs="Calibri" w:eastAsia="Calibri" w:hAnsi="Calibri"/>
-                <w:i w:val="1"/>
-                <w:iCs w:val="1"/>
-                <w:color w:val="548dd4"/>
-                <w:sz w:val="16"/>
-                <w:szCs w:val="16"/>
-                <w:rtl w:val="0"/>
-              </w:rPr>
-              <w:t xml:space="preserve">Describe actividades del punto anterior</w:t>
-            </w:r>
-            <w:r>
-              <w:rPr>
-                <w:rtl w:val="0"/>
-              </w:rPr>
-            </w:r>
-          </w:p>
-        </w:tc>
-        <w:tc>
-          <w:tcPr/>
-          <w:p>
-            <w:pPr>
-              <w:spacing w:line="360" w:lineRule="auto"/>
-              <w:jc w:val="both"/>
-              <w:rPr>
-                <w:b w:val="1"/>
-                <w:bCs w:val="1"/>
-                <w:sz w:val="16"/>
-                <w:szCs w:val="16"/>
-              </w:rPr>
-            </w:pPr>
-            <w:r>
-              <w:rPr>
-                <w:rtl w:val="0"/>
-              </w:rPr>
-            </w:r>
-          </w:p>
-        </w:tc>
-        <w:tc>
-          <w:tcPr/>
-          <w:p>
-            <w:pPr>
-              <w:spacing w:line="360" w:lineRule="auto"/>
-              <w:jc w:val="both"/>
-              <w:rPr>
-                <w:b w:val="1"/>
-                <w:bCs w:val="1"/>
-                <w:sz w:val="16"/>
-                <w:szCs w:val="16"/>
-              </w:rPr>
-            </w:pPr>
-            <w:r>
-              <w:rPr>
-                <w:rtl w:val="0"/>
-              </w:rPr>
-            </w:r>
-          </w:p>
-        </w:tc>
-        <w:tc>
-          <w:tcPr/>
-          <w:p>
-            <w:pPr>
-              <w:spacing w:line="360" w:lineRule="auto"/>
-              <w:jc w:val="both"/>
-              <w:rPr>
-                <w:b w:val="1"/>
-                <w:bCs w:val="1"/>
-                <w:sz w:val="16"/>
-                <w:szCs w:val="16"/>
-              </w:rPr>
-            </w:pPr>
-            <w:r>
-              <w:rPr>
-                <w:rtl w:val="0"/>
-              </w:rPr>
-            </w:r>
-          </w:p>
-        </w:tc>
-        <w:tc>
-          <w:tcPr/>
-          <w:p>
-            <w:pPr>
-              <w:spacing w:line="360" w:lineRule="auto"/>
-              <w:jc w:val="both"/>
-              <w:rPr>
-                <w:b w:val="1"/>
-                <w:bCs w:val="1"/>
-                <w:sz w:val="16"/>
-                <w:szCs w:val="16"/>
-              </w:rPr>
-            </w:pPr>
-            <w:r>
-              <w:rPr>
-                <w:rtl w:val="0"/>
-              </w:rPr>
-            </w:r>
-          </w:p>
-        </w:tc>
-        <w:tc>
-          <w:tcPr/>
-          <w:p>
-            <w:pPr>
-              <w:spacing w:line="360" w:lineRule="auto"/>
-              <w:jc w:val="both"/>
-              <w:rPr>
-                <w:b w:val="1"/>
-                <w:bCs w:val="1"/>
-                <w:sz w:val="16"/>
-                <w:szCs w:val="16"/>
-              </w:rPr>
-            </w:pPr>
-            <w:r>
-              <w:rPr>
-                <w:rtl w:val="0"/>
-              </w:rPr>
-            </w:r>
-          </w:p>
-        </w:tc>
-        <w:tc>
-          <w:tcPr/>
-          <w:p>
-            <w:pPr>
-              <w:spacing w:line="360" w:lineRule="auto"/>
-              <w:jc w:val="both"/>
-              <w:rPr>
-                <w:b w:val="1"/>
-                <w:bCs w:val="1"/>
-                <w:sz w:val="16"/>
-                <w:szCs w:val="16"/>
-              </w:rPr>
-            </w:pPr>
-            <w:r>
-              <w:rPr>
-                <w:rtl w:val="0"/>
-              </w:rPr>
-            </w:r>
-          </w:p>
-        </w:tc>
-        <w:tc>
-          <w:tcPr/>
-          <w:p>
-            <w:pPr>
-              <w:spacing w:line="360" w:lineRule="auto"/>
-              <w:jc w:val="both"/>
-              <w:rPr>
-                <w:b w:val="1"/>
-                <w:bCs w:val="1"/>
-                <w:sz w:val="16"/>
-                <w:szCs w:val="16"/>
-              </w:rPr>
-            </w:pPr>
-            <w:r>
-              <w:rPr>
-                <w:rtl w:val="0"/>
-              </w:rPr>
-            </w:r>
-          </w:p>
-        </w:tc>
-        <w:tc>
-          <w:tcPr/>
-          <w:p>
-            <w:pPr>
-              <w:spacing w:line="360" w:lineRule="auto"/>
-              <w:jc w:val="both"/>
-              <w:rPr>
-                <w:b w:val="1"/>
-                <w:bCs w:val="1"/>
-                <w:sz w:val="16"/>
-                <w:szCs w:val="16"/>
-              </w:rPr>
-            </w:pPr>
-            <w:r>
-              <w:rPr>
-                <w:rtl w:val="0"/>
-              </w:rPr>
-            </w:r>
-          </w:p>
-        </w:tc>
-        <w:tc>
-          <w:tcPr/>
-          <w:p>
-            <w:pPr>
-              <w:spacing w:line="360" w:lineRule="auto"/>
-              <w:jc w:val="both"/>
-              <w:rPr>
-                <w:b w:val="1"/>
-                <w:bCs w:val="1"/>
-                <w:sz w:val="16"/>
-                <w:szCs w:val="16"/>
-              </w:rPr>
-            </w:pPr>
-            <w:r>
-              <w:rPr>
-                <w:rtl w:val="0"/>
-              </w:rPr>
-            </w:r>
-          </w:p>
-        </w:tc>
-        <w:tc>
-          <w:tcPr/>
-          <w:p>
-            <w:pPr>
-              <w:spacing w:line="360" w:lineRule="auto"/>
-              <w:jc w:val="both"/>
-              <w:rPr>
-                <w:b w:val="1"/>
-                <w:bCs w:val="1"/>
-                <w:sz w:val="16"/>
-                <w:szCs w:val="16"/>
-              </w:rPr>
-            </w:pPr>
-            <w:r>
-              <w:rPr>
-                <w:rtl w:val="0"/>
-              </w:rPr>
-            </w:r>
-          </w:p>
-        </w:tc>
-        <w:tc>
-          <w:tcPr/>
-          <w:p>
-            <w:pPr>
-              <w:spacing w:line="360" w:lineRule="auto"/>
-              <w:jc w:val="both"/>
-              <w:rPr>
-                <w:b w:val="1"/>
-                <w:bCs w:val="1"/>
-                <w:sz w:val="16"/>
-                <w:szCs w:val="16"/>
-              </w:rPr>
-            </w:pPr>
-            <w:r>
-              <w:rPr>
-                <w:rtl w:val="0"/>
-              </w:rPr>
-            </w:r>
-          </w:p>
-        </w:tc>
-        <w:tc>
-          <w:tcPr/>
-          <w:p>
-            <w:pPr>
-              <w:spacing w:line="360" w:lineRule="auto"/>
-              <w:jc w:val="both"/>
-              <w:rPr>
-                <w:b w:val="1"/>
-                <w:bCs w:val="1"/>
-                <w:sz w:val="16"/>
-                <w:szCs w:val="16"/>
-              </w:rPr>
-            </w:pPr>
-            <w:r>
-              <w:rPr>
-                <w:rtl w:val="0"/>
-              </w:rPr>
-            </w:r>
-          </w:p>
-        </w:tc>
-        <w:tc>
-          <w:tcPr/>
-          <w:p>
-            <w:pPr>
-              <w:spacing w:line="360" w:lineRule="auto"/>
-              <w:jc w:val="both"/>
-              <w:rPr>
-                <w:b w:val="1"/>
-                <w:bCs w:val="1"/>
-                <w:sz w:val="16"/>
-                <w:szCs w:val="16"/>
-              </w:rPr>
-            </w:pPr>
-            <w:r>
-              <w:rPr>
-                <w:rtl w:val="0"/>
-              </w:rPr>
-            </w:r>
-          </w:p>
-        </w:tc>
-        <w:tc>
-          <w:tcPr/>
-          <w:p>
-            <w:pPr>
-              <w:spacing w:line="360" w:lineRule="auto"/>
-              <w:jc w:val="both"/>
-              <w:rPr>
-                <w:b w:val="1"/>
-                <w:bCs w:val="1"/>
-                <w:sz w:val="16"/>
-                <w:szCs w:val="16"/>
-              </w:rPr>
-            </w:pPr>
-            <w:r>
-              <w:rPr>
-                <w:rtl w:val="0"/>
-              </w:rPr>
-            </w:r>
-          </w:p>
-        </w:tc>
-        <w:tc>
-          <w:tcPr/>
-          <w:p>
-            <w:pPr>
-              <w:spacing w:line="360" w:lineRule="auto"/>
-              <w:jc w:val="both"/>
-              <w:rPr>
-                <w:b w:val="1"/>
-                <w:bCs w:val="1"/>
-                <w:sz w:val="16"/>
-                <w:szCs w:val="16"/>
-              </w:rPr>
-            </w:pPr>
-            <w:r>
-              <w:rPr>
-                <w:rtl w:val="0"/>
-              </w:rPr>
-            </w:r>
-          </w:p>
-        </w:tc>
-        <w:tc>
-          <w:tcPr>
-            <w:gridSpan w:val="2"/>
-          </w:tcPr>
-          <w:p>
-            <w:pPr>
-              <w:spacing w:line="360" w:lineRule="auto"/>
-              <w:jc w:val="both"/>
-              <w:rPr>
-                <w:b w:val="1"/>
-                <w:bCs w:val="1"/>
-                <w:sz w:val="16"/>
-                <w:szCs w:val="16"/>
-              </w:rPr>
-            </w:pPr>
-            <w:r>
-              <w:rPr>
-                <w:rtl w:val="0"/>
-              </w:rPr>
-            </w:r>
-          </w:p>
-        </w:tc>
-        <w:tc>
-          <w:tcPr/>
-          <w:p>
-            <w:pPr>
-              <w:spacing w:line="360" w:lineRule="auto"/>
-              <w:jc w:val="both"/>
-              <w:rPr>
-                <w:b w:val="1"/>
-                <w:bCs w:val="1"/>
-                <w:sz w:val="16"/>
-                <w:szCs w:val="16"/>
-              </w:rPr>
-            </w:pPr>
-            <w:r>
-              <w:rPr>
-                <w:rtl w:val="0"/>
-              </w:rPr>
-            </w:r>
-          </w:p>
-        </w:tc>
-        <w:tc>
-          <w:tcPr/>
-          <w:p>
-            <w:pPr>
-              <w:spacing w:line="360" w:lineRule="auto"/>
-              <w:jc w:val="both"/>
-              <w:rPr>
-                <w:b w:val="1"/>
-                <w:bCs w:val="1"/>
-                <w:sz w:val="16"/>
-                <w:szCs w:val="16"/>
-              </w:rPr>
-            </w:pPr>
-            <w:r>
-              <w:rPr>
-                <w:rtl w:val="0"/>
-              </w:rPr>
-            </w:r>
-          </w:p>
-        </w:tc>
-      </w:tr>
-      <w:tr>
-        <w:trPr>
-          <w:cantSplit w:val="0"/>
-          <w:trHeight w:val="303" w:hRule="atLeast"/>
-          <w:tblHeader w:val="0"/>
-        </w:trPr>
-        <w:tc>
-          <w:tcPr/>
-          <w:p>
-            <w:pPr>
-              <w:spacing w:line="360" w:lineRule="auto"/>
-              <w:jc w:val="both"/>
-              <w:rPr>
-                <w:b w:val="1"/>
-                <w:bCs w:val="1"/>
-                <w:sz w:val="16"/>
-                <w:szCs w:val="16"/>
-              </w:rPr>
-            </w:pPr>
-            <w:r>
-              <w:rPr>
-                <w:rtl w:val="0"/>
-              </w:rPr>
-            </w:r>
-          </w:p>
-        </w:tc>
-        <w:tc>
-          <w:tcPr/>
-          <w:p>
-            <w:pPr>
-              <w:spacing w:line="360" w:lineRule="auto"/>
-              <w:jc w:val="both"/>
-              <w:rPr>
-                <w:b w:val="1"/>
-                <w:bCs w:val="1"/>
-                <w:sz w:val="16"/>
-                <w:szCs w:val="16"/>
-              </w:rPr>
-            </w:pPr>
-            <w:r>
-              <w:rPr>
-                <w:rtl w:val="0"/>
-              </w:rPr>
-            </w:r>
-          </w:p>
-        </w:tc>
-        <w:tc>
-          <w:tcPr/>
-          <w:p>
-            <w:pPr>
-              <w:spacing w:line="360" w:lineRule="auto"/>
-              <w:jc w:val="both"/>
-              <w:rPr>
-                <w:b w:val="1"/>
-                <w:bCs w:val="1"/>
-                <w:sz w:val="16"/>
-                <w:szCs w:val="16"/>
-              </w:rPr>
-            </w:pPr>
-            <w:r>
-              <w:rPr>
-                <w:rtl w:val="0"/>
-              </w:rPr>
-            </w:r>
-          </w:p>
-        </w:tc>
-        <w:tc>
-          <w:tcPr/>
-          <w:p>
-            <w:pPr>
-              <w:spacing w:line="360" w:lineRule="auto"/>
-              <w:jc w:val="both"/>
-              <w:rPr>
-                <w:b w:val="1"/>
-                <w:bCs w:val="1"/>
-                <w:sz w:val="16"/>
-                <w:szCs w:val="16"/>
-              </w:rPr>
-            </w:pPr>
-            <w:r>
-              <w:rPr>
-                <w:rtl w:val="0"/>
-              </w:rPr>
-            </w:r>
-          </w:p>
-        </w:tc>
-        <w:tc>
-          <w:tcPr/>
-          <w:p>
-            <w:pPr>
-              <w:spacing w:line="360" w:lineRule="auto"/>
-              <w:jc w:val="both"/>
-              <w:rPr>
-                <w:b w:val="1"/>
-                <w:bCs w:val="1"/>
-                <w:sz w:val="16"/>
-                <w:szCs w:val="16"/>
-              </w:rPr>
-            </w:pPr>
-            <w:r>
-              <w:rPr>
-                <w:rtl w:val="0"/>
-              </w:rPr>
-            </w:r>
-          </w:p>
-        </w:tc>
-        <w:tc>
-          <w:tcPr/>
-          <w:p>
-            <w:pPr>
-              <w:spacing w:line="360" w:lineRule="auto"/>
-              <w:jc w:val="both"/>
-              <w:rPr>
-                <w:b w:val="1"/>
-                <w:bCs w:val="1"/>
-                <w:sz w:val="16"/>
-                <w:szCs w:val="16"/>
-              </w:rPr>
-            </w:pPr>
-            <w:r>
-              <w:rPr>
-                <w:rtl w:val="0"/>
-              </w:rPr>
-            </w:r>
-          </w:p>
-        </w:tc>
-        <w:tc>
-          <w:tcPr/>
-          <w:p>
-            <w:pPr>
-              <w:spacing w:line="360" w:lineRule="auto"/>
-              <w:jc w:val="both"/>
-              <w:rPr>
-                <w:b w:val="1"/>
-                <w:bCs w:val="1"/>
-                <w:sz w:val="16"/>
-                <w:szCs w:val="16"/>
-              </w:rPr>
-            </w:pPr>
-            <w:r>
-              <w:rPr>
-                <w:rtl w:val="0"/>
-              </w:rPr>
-            </w:r>
-          </w:p>
-        </w:tc>
-        <w:tc>
-          <w:tcPr/>
-          <w:p>
-            <w:pPr>
-              <w:spacing w:line="360" w:lineRule="auto"/>
-              <w:jc w:val="both"/>
-              <w:rPr>
-                <w:b w:val="1"/>
-                <w:bCs w:val="1"/>
-                <w:sz w:val="16"/>
-                <w:szCs w:val="16"/>
-              </w:rPr>
-            </w:pPr>
-            <w:r>
-              <w:rPr>
-                <w:rtl w:val="0"/>
-              </w:rPr>
-            </w:r>
-          </w:p>
-        </w:tc>
-        <w:tc>
-          <w:tcPr/>
-          <w:p>
-            <w:pPr>
-              <w:spacing w:line="360" w:lineRule="auto"/>
-              <w:jc w:val="both"/>
-              <w:rPr>
-                <w:b w:val="1"/>
-                <w:bCs w:val="1"/>
-                <w:sz w:val="16"/>
-                <w:szCs w:val="16"/>
-              </w:rPr>
-            </w:pPr>
-            <w:r>
-              <w:rPr>
-                <w:rtl w:val="0"/>
-              </w:rPr>
-            </w:r>
-          </w:p>
-        </w:tc>
-        <w:tc>
-          <w:tcPr/>
-          <w:p>
-            <w:pPr>
-              <w:spacing w:line="360" w:lineRule="auto"/>
-              <w:jc w:val="both"/>
-              <w:rPr>
-                <w:b w:val="1"/>
-                <w:bCs w:val="1"/>
-                <w:sz w:val="16"/>
-                <w:szCs w:val="16"/>
-              </w:rPr>
-            </w:pPr>
-            <w:r>
-              <w:rPr>
-                <w:rtl w:val="0"/>
-              </w:rPr>
-            </w:r>
-          </w:p>
-        </w:tc>
-        <w:tc>
-          <w:tcPr/>
-          <w:p>
-            <w:pPr>
-              <w:spacing w:line="360" w:lineRule="auto"/>
-              <w:jc w:val="both"/>
-              <w:rPr>
-                <w:b w:val="1"/>
-                <w:bCs w:val="1"/>
-                <w:sz w:val="16"/>
-                <w:szCs w:val="16"/>
-              </w:rPr>
-            </w:pPr>
-            <w:r>
-              <w:rPr>
-                <w:rtl w:val="0"/>
-              </w:rPr>
-            </w:r>
-          </w:p>
-        </w:tc>
-        <w:tc>
-          <w:tcPr/>
-          <w:p>
-            <w:pPr>
-              <w:spacing w:line="360" w:lineRule="auto"/>
-              <w:jc w:val="both"/>
-              <w:rPr>
-                <w:b w:val="1"/>
-                <w:bCs w:val="1"/>
-                <w:sz w:val="16"/>
-                <w:szCs w:val="16"/>
-              </w:rPr>
-            </w:pPr>
-            <w:r>
-              <w:rPr>
-                <w:rtl w:val="0"/>
-              </w:rPr>
-            </w:r>
-          </w:p>
-        </w:tc>
-        <w:tc>
-          <w:tcPr/>
-          <w:p>
-            <w:pPr>
-              <w:spacing w:line="360" w:lineRule="auto"/>
-              <w:jc w:val="both"/>
-              <w:rPr>
-                <w:b w:val="1"/>
-                <w:bCs w:val="1"/>
-                <w:sz w:val="16"/>
-                <w:szCs w:val="16"/>
-              </w:rPr>
-            </w:pPr>
-            <w:r>
-              <w:rPr>
-                <w:rtl w:val="0"/>
-              </w:rPr>
-            </w:r>
-          </w:p>
-        </w:tc>
-        <w:tc>
-          <w:tcPr/>
-          <w:p>
-            <w:pPr>
-              <w:spacing w:line="360" w:lineRule="auto"/>
-              <w:jc w:val="both"/>
-              <w:rPr>
-                <w:b w:val="1"/>
-                <w:bCs w:val="1"/>
-                <w:sz w:val="16"/>
-                <w:szCs w:val="16"/>
-              </w:rPr>
-            </w:pPr>
-            <w:r>
-              <w:rPr>
-                <w:rtl w:val="0"/>
-              </w:rPr>
-            </w:r>
-          </w:p>
-        </w:tc>
-        <w:tc>
-          <w:tcPr/>
-          <w:p>
-            <w:pPr>
-              <w:spacing w:line="360" w:lineRule="auto"/>
-              <w:jc w:val="both"/>
-              <w:rPr>
-                <w:b w:val="1"/>
-                <w:bCs w:val="1"/>
-                <w:sz w:val="16"/>
-                <w:szCs w:val="16"/>
-              </w:rPr>
-            </w:pPr>
-            <w:r>
-              <w:rPr>
-                <w:rtl w:val="0"/>
-              </w:rPr>
-            </w:r>
-          </w:p>
-        </w:tc>
-        <w:tc>
-          <w:tcPr/>
-          <w:p>
-            <w:pPr>
-              <w:spacing w:line="360" w:lineRule="auto"/>
-              <w:jc w:val="both"/>
-              <w:rPr>
-                <w:b w:val="1"/>
-                <w:bCs w:val="1"/>
-                <w:sz w:val="16"/>
-                <w:szCs w:val="16"/>
-              </w:rPr>
-            </w:pPr>
-            <w:r>
-              <w:rPr>
-                <w:rtl w:val="0"/>
-              </w:rPr>
-            </w:r>
-          </w:p>
-        </w:tc>
-        <w:tc>
-          <w:tcPr>
-            <w:gridSpan w:val="2"/>
-          </w:tcPr>
-          <w:p>
-            <w:pPr>
-              <w:spacing w:line="360" w:lineRule="auto"/>
-              <w:jc w:val="both"/>
-              <w:rPr>
-                <w:b w:val="1"/>
-                <w:bCs w:val="1"/>
-                <w:sz w:val="16"/>
-                <w:szCs w:val="16"/>
-              </w:rPr>
-            </w:pPr>
-            <w:r>
-              <w:rPr>
-                <w:rtl w:val="0"/>
-              </w:rPr>
-            </w:r>
-          </w:p>
-        </w:tc>
-        <w:tc>
-          <w:tcPr/>
-          <w:p>
-            <w:pPr>
-              <w:spacing w:line="360" w:lineRule="auto"/>
-              <w:jc w:val="both"/>
-              <w:rPr>
-                <w:b w:val="1"/>
-                <w:bCs w:val="1"/>
-                <w:sz w:val="16"/>
-                <w:szCs w:val="16"/>
-              </w:rPr>
-            </w:pPr>
-            <w:r>
-              <w:rPr>
-                <w:rtl w:val="0"/>
-              </w:rPr>
-            </w:r>
-          </w:p>
-        </w:tc>
-        <w:tc>
-          <w:tcPr/>
-          <w:p>
-            <w:pPr>
-              <w:spacing w:line="360" w:lineRule="auto"/>
-              <w:jc w:val="both"/>
-              <w:rPr>
-                <w:b w:val="1"/>
-                <w:bCs w:val="1"/>
-                <w:sz w:val="16"/>
-                <w:szCs w:val="16"/>
-              </w:rPr>
-            </w:pPr>
-            <w:r>
-              <w:rPr>
-                <w:rtl w:val="0"/>
-              </w:rPr>
-            </w:r>
-          </w:p>
-        </w:tc>
-      </w:tr>
-      <w:tr>
-        <w:trPr>
-          <w:cantSplit w:val="0"/>
-          <w:trHeight w:val="294" w:hRule="atLeast"/>
-          <w:tblHeader w:val="0"/>
-        </w:trPr>
-        <w:tc>
-          <w:tcPr/>
-          <w:p>
-            <w:pPr>
-              <w:spacing w:line="360" w:lineRule="auto"/>
-              <w:jc w:val="both"/>
-              <w:rPr>
-                <w:b w:val="1"/>
-                <w:bCs w:val="1"/>
-                <w:sz w:val="16"/>
-                <w:szCs w:val="16"/>
-              </w:rPr>
-            </w:pPr>
-            <w:r>
-              <w:rPr>
-                <w:rtl w:val="0"/>
-              </w:rPr>
-            </w:r>
-          </w:p>
-        </w:tc>
-        <w:tc>
-          <w:tcPr/>
-          <w:p>
-            <w:pPr>
-              <w:spacing w:line="360" w:lineRule="auto"/>
-              <w:jc w:val="both"/>
-              <w:rPr>
-                <w:b w:val="1"/>
-                <w:bCs w:val="1"/>
-                <w:sz w:val="16"/>
-                <w:szCs w:val="16"/>
-              </w:rPr>
-            </w:pPr>
-            <w:r>
-              <w:rPr>
-                <w:rtl w:val="0"/>
-              </w:rPr>
-            </w:r>
-          </w:p>
-        </w:tc>
-        <w:tc>
-          <w:tcPr/>
-          <w:p>
-            <w:pPr>
-              <w:spacing w:line="360" w:lineRule="auto"/>
-              <w:jc w:val="both"/>
-              <w:rPr>
-                <w:b w:val="1"/>
-                <w:bCs w:val="1"/>
-                <w:sz w:val="16"/>
-                <w:szCs w:val="16"/>
-              </w:rPr>
-            </w:pPr>
-            <w:r>
-              <w:rPr>
-                <w:rtl w:val="0"/>
-              </w:rPr>
-            </w:r>
-          </w:p>
-        </w:tc>
-        <w:tc>
-          <w:tcPr/>
-          <w:p>
-            <w:pPr>
-              <w:spacing w:line="360" w:lineRule="auto"/>
-              <w:jc w:val="both"/>
-              <w:rPr>
-                <w:b w:val="1"/>
-                <w:bCs w:val="1"/>
-                <w:sz w:val="16"/>
-                <w:szCs w:val="16"/>
-              </w:rPr>
-            </w:pPr>
-            <w:r>
-              <w:rPr>
-                <w:rtl w:val="0"/>
-              </w:rPr>
-            </w:r>
-          </w:p>
-        </w:tc>
-        <w:tc>
-          <w:tcPr/>
-          <w:p>
-            <w:pPr>
-              <w:spacing w:line="360" w:lineRule="auto"/>
-              <w:jc w:val="both"/>
-              <w:rPr>
-                <w:b w:val="1"/>
-                <w:bCs w:val="1"/>
-                <w:sz w:val="16"/>
-                <w:szCs w:val="16"/>
-              </w:rPr>
-            </w:pPr>
-            <w:r>
-              <w:rPr>
-                <w:rtl w:val="0"/>
-              </w:rPr>
-            </w:r>
-          </w:p>
-        </w:tc>
-        <w:tc>
-          <w:tcPr/>
-          <w:p>
-            <w:pPr>
-              <w:spacing w:line="360" w:lineRule="auto"/>
-              <w:jc w:val="both"/>
-              <w:rPr>
-                <w:b w:val="1"/>
-                <w:bCs w:val="1"/>
-                <w:sz w:val="16"/>
-                <w:szCs w:val="16"/>
-              </w:rPr>
-            </w:pPr>
-            <w:r>
-              <w:rPr>
-                <w:rtl w:val="0"/>
-              </w:rPr>
-            </w:r>
-          </w:p>
-        </w:tc>
-        <w:tc>
-          <w:tcPr/>
-          <w:p>
-            <w:pPr>
-              <w:spacing w:line="360" w:lineRule="auto"/>
-              <w:jc w:val="both"/>
-              <w:rPr>
-                <w:b w:val="1"/>
-                <w:bCs w:val="1"/>
-                <w:sz w:val="16"/>
-                <w:szCs w:val="16"/>
-              </w:rPr>
-            </w:pPr>
-            <w:r>
-              <w:rPr>
-                <w:rtl w:val="0"/>
-              </w:rPr>
-            </w:r>
-          </w:p>
-        </w:tc>
-        <w:tc>
-          <w:tcPr/>
-          <w:p>
-            <w:pPr>
-              <w:spacing w:line="360" w:lineRule="auto"/>
-              <w:jc w:val="both"/>
-              <w:rPr>
-                <w:b w:val="1"/>
-                <w:bCs w:val="1"/>
-                <w:sz w:val="16"/>
-                <w:szCs w:val="16"/>
-              </w:rPr>
-            </w:pPr>
-            <w:r>
-              <w:rPr>
-                <w:rtl w:val="0"/>
-              </w:rPr>
-            </w:r>
-          </w:p>
-        </w:tc>
-        <w:tc>
-          <w:tcPr/>
-          <w:p>
-            <w:pPr>
-              <w:spacing w:line="360" w:lineRule="auto"/>
-              <w:jc w:val="both"/>
-              <w:rPr>
-                <w:b w:val="1"/>
-                <w:bCs w:val="1"/>
-                <w:sz w:val="16"/>
-                <w:szCs w:val="16"/>
-              </w:rPr>
-            </w:pPr>
-            <w:r>
-              <w:rPr>
-                <w:rtl w:val="0"/>
-              </w:rPr>
-            </w:r>
-          </w:p>
-        </w:tc>
-        <w:tc>
-          <w:tcPr/>
-          <w:p>
-            <w:pPr>
-              <w:spacing w:line="360" w:lineRule="auto"/>
-              <w:jc w:val="both"/>
-              <w:rPr>
-                <w:b w:val="1"/>
-                <w:bCs w:val="1"/>
-                <w:sz w:val="16"/>
-                <w:szCs w:val="16"/>
-              </w:rPr>
-            </w:pPr>
-            <w:r>
-              <w:rPr>
-                <w:rtl w:val="0"/>
-              </w:rPr>
-            </w:r>
-          </w:p>
-        </w:tc>
-        <w:tc>
-          <w:tcPr/>
-          <w:p>
-            <w:pPr>
-              <w:spacing w:line="360" w:lineRule="auto"/>
-              <w:jc w:val="both"/>
-              <w:rPr>
-                <w:b w:val="1"/>
-                <w:bCs w:val="1"/>
-                <w:sz w:val="16"/>
-                <w:szCs w:val="16"/>
-              </w:rPr>
-            </w:pPr>
-            <w:r>
-              <w:rPr>
-                <w:rtl w:val="0"/>
-              </w:rPr>
-            </w:r>
-          </w:p>
-        </w:tc>
-        <w:tc>
-          <w:tcPr/>
-          <w:p>
-            <w:pPr>
-              <w:spacing w:line="360" w:lineRule="auto"/>
-              <w:jc w:val="both"/>
-              <w:rPr>
-                <w:b w:val="1"/>
-                <w:bCs w:val="1"/>
-                <w:sz w:val="16"/>
-                <w:szCs w:val="16"/>
-              </w:rPr>
-            </w:pPr>
-            <w:r>
-              <w:rPr>
-                <w:rtl w:val="0"/>
-              </w:rPr>
-            </w:r>
-          </w:p>
-        </w:tc>
-        <w:tc>
-          <w:tcPr/>
-          <w:p>
-            <w:pPr>
-              <w:spacing w:line="360" w:lineRule="auto"/>
-              <w:jc w:val="both"/>
-              <w:rPr>
-                <w:b w:val="1"/>
-                <w:bCs w:val="1"/>
-                <w:sz w:val="16"/>
-                <w:szCs w:val="16"/>
-              </w:rPr>
-            </w:pPr>
-            <w:r>
-              <w:rPr>
-                <w:rtl w:val="0"/>
-              </w:rPr>
-            </w:r>
-          </w:p>
-        </w:tc>
-        <w:tc>
-          <w:tcPr/>
-          <w:p>
-            <w:pPr>
-              <w:spacing w:line="360" w:lineRule="auto"/>
-              <w:jc w:val="both"/>
-              <w:rPr>
-                <w:b w:val="1"/>
-                <w:bCs w:val="1"/>
-                <w:sz w:val="16"/>
-                <w:szCs w:val="16"/>
-              </w:rPr>
-            </w:pPr>
-            <w:r>
-              <w:rPr>
-                <w:rtl w:val="0"/>
-              </w:rPr>
-            </w:r>
-          </w:p>
-        </w:tc>
-        <w:tc>
-          <w:tcPr/>
-          <w:p>
-            <w:pPr>
-              <w:spacing w:line="360" w:lineRule="auto"/>
-              <w:jc w:val="both"/>
-              <w:rPr>
-                <w:b w:val="1"/>
-                <w:bCs w:val="1"/>
-                <w:sz w:val="16"/>
-                <w:szCs w:val="16"/>
-              </w:rPr>
-            </w:pPr>
-            <w:r>
-              <w:rPr>
-                <w:rtl w:val="0"/>
-              </w:rPr>
-            </w:r>
-          </w:p>
-        </w:tc>
-        <w:tc>
-          <w:tcPr/>
-          <w:p>
-            <w:pPr>
-              <w:spacing w:line="360" w:lineRule="auto"/>
-              <w:jc w:val="both"/>
-              <w:rPr>
-                <w:b w:val="1"/>
-                <w:bCs w:val="1"/>
-                <w:sz w:val="16"/>
-                <w:szCs w:val="16"/>
-              </w:rPr>
-            </w:pPr>
-            <w:r>
-              <w:rPr>
-                <w:rtl w:val="0"/>
-              </w:rPr>
-            </w:r>
-          </w:p>
-        </w:tc>
-        <w:tc>
-          <w:tcPr>
-            <w:gridSpan w:val="2"/>
-          </w:tcPr>
-          <w:p>
-            <w:pPr>
-              <w:spacing w:line="360" w:lineRule="auto"/>
-              <w:jc w:val="both"/>
-              <w:rPr>
-                <w:b w:val="1"/>
-                <w:bCs w:val="1"/>
-                <w:sz w:val="16"/>
-                <w:szCs w:val="16"/>
-              </w:rPr>
-            </w:pPr>
-            <w:r>
-              <w:rPr>
-                <w:rtl w:val="0"/>
-              </w:rPr>
-            </w:r>
-          </w:p>
-        </w:tc>
-        <w:tc>
-          <w:tcPr/>
-          <w:p>
-            <w:pPr>
-              <w:spacing w:line="360" w:lineRule="auto"/>
-              <w:jc w:val="both"/>
-              <w:rPr>
-                <w:b w:val="1"/>
-                <w:bCs w:val="1"/>
-                <w:sz w:val="16"/>
-                <w:szCs w:val="16"/>
-              </w:rPr>
-            </w:pPr>
-            <w:r>
-              <w:rPr>
-                <w:rtl w:val="0"/>
-              </w:rPr>
-            </w:r>
-          </w:p>
-        </w:tc>
-        <w:tc>
-          <w:tcPr/>
-          <w:p>
-            <w:pPr>
-              <w:spacing w:line="360" w:lineRule="auto"/>
-              <w:jc w:val="both"/>
-              <w:rPr>
-                <w:b w:val="1"/>
-                <w:bCs w:val="1"/>
-                <w:sz w:val="16"/>
-                <w:szCs w:val="16"/>
-              </w:rPr>
-            </w:pPr>
-            <w:r>
-              <w:rPr>
-                <w:rtl w:val="0"/>
-              </w:rPr>
-            </w:r>
-          </w:p>
-        </w:tc>
-      </w:tr>
     </w:tbl>
     <w:p>
       <w:pPr>
@@ -7280,8 +7357,46 @@
         </w:rPr>
       </w:r>
     </w:p>
+    <w:p>
+      <w:pPr>
+        <w:rPr/>
+      </w:pPr>
+      <w:r>
+        <w:rPr>
+          <w:rtl w:val="0"/>
+        </w:rPr>
+        <w:t xml:space="preserve">Link Tablero Kanban:</w:t>
+      </w:r>
+    </w:p>
+    <w:p>
+      <w:pPr>
+        <w:rPr>
+          <w:color w:val="4a86e8"/>
+          <w:sz w:val="24"/>
+          <w:szCs w:val="24"/>
+          <w:u w:val="single"/>
+        </w:rPr>
+      </w:pPr>
+      <w:hyperlink r:id="rId11">
+        <w:r>
+          <w:rPr>
+            <w:color w:val="1155cc"/>
+            <w:sz w:val="24"/>
+            <w:szCs w:val="24"/>
+            <w:u w:val="single"/>
+            <w:rtl w:val="0"/>
+          </w:rPr>
+          <w:t xml:space="preserve">https://miro.com/welcomeonboard/OEtNNGtRcllyTnVrS2Mzdm5ZYzBxbWcvTVE5eGc5c0d6N0E2VkwvSFAyWWhzNnpBcjlMMEdzY3E3eXhzS1MraHJMcjJmb2VLRlVEZjlTNnlrTjhLbVNsUXY1clZTVlJoNmhzNXc1RGhBYXhUZjMzUkZ4dkFvZU83aEN1cFY0R2dQdGo1ZEV3bUdPQWRZUHQzSGl6V2NBPT0hdjE=?share_link_id=498457257798</w:t>
+        </w:r>
+      </w:hyperlink>
+      <w:r>
+        <w:rPr>
+          <w:rtl w:val="0"/>
+        </w:rPr>
+      </w:r>
+    </w:p>
     <w:sectPr>
-      <w:headerReference r:id="rId11" w:type="default"/>
+      <w:headerReference r:id="rId12" w:type="default"/>
       <w:pgSz w:h="16838" w:w="11906" w:orient="portrait"/>
       <w:pgMar w:bottom="1417" w:top="1417" w:left="1701" w:right="1701" w:header="708" w:footer="708"/>
       <w:pgNumType w:start="1"/>
@@ -7297,7 +7412,6 @@
       <w:pPr>
         <w:keepNext w:val="0"/>
         <w:keepLines w:val="0"/>
-        <w:pageBreakBefore w:val="0"/>
         <w:widowControl w:val="1"/>
         <w:pBdr>
           <w:top w:space="0" w:sz="0" w:val="nil"/>
@@ -7382,7 +7496,6 @@
     <w:pPr>
       <w:keepNext w:val="0"/>
       <w:keepLines w:val="0"/>
-      <w:pageBreakBefore w:val="0"/>
       <w:widowControl w:val="0"/>
       <w:pBdr>
         <w:top w:space="0" w:sz="0" w:val="nil"/>
@@ -7419,7 +7532,7 @@
   </w:p>
   <w:tbl>
     <w:tblPr>
-      <w:tblStyle w:val="Table17"/>
+      <w:tblStyle w:val="Table16"/>
       <w:tblW w:w="9923.0" w:type="dxa"/>
       <w:jc w:val="left"/>
       <w:tblInd w:w="-709.0" w:type="dxa"/>
@@ -7536,7 +7649,7 @@
               <wp:inline distB="0" distT="0" distL="0" distR="0">
                 <wp:extent cx="1996440" cy="428625"/>
                 <wp:effectExtent b="0" l="0" r="0" t="0"/>
-                <wp:docPr descr="http://www.duoc.cl/normasgraficas/normasgraficas/marca-duoc/6logo-fondo-transparente/fondo-transparente.png" id="49" name="image1.png"/>
+                <wp:docPr descr="http://www.duoc.cl/normasgraficas/normasgraficas/marca-duoc/6logo-fondo-transparente/fondo-transparente.png" id="2" name="image1.png"/>
                 <a:graphic>
                   <a:graphicData uri="http://schemas.openxmlformats.org/drawingml/2006/picture">
                     <pic:pic>
@@ -7578,7 +7691,6 @@
     <w:pPr>
       <w:keepNext w:val="0"/>
       <w:keepLines w:val="0"/>
-      <w:pageBreakBefore w:val="0"/>
       <w:widowControl w:val="1"/>
       <w:pBdr>
         <w:top w:space="0" w:sz="0" w:val="nil"/>
@@ -7623,6 +7735,336 @@
 <file path=word/numbering.xml><?xml version="1.0" encoding="utf-8"?>
 <w:numbering xmlns:mc="http://schemas.openxmlformats.org/markup-compatibility/2006" xmlns:o="urn:schemas-microsoft-com:office:office" xmlns:r="http://schemas.openxmlformats.org/officeDocument/2006/relationships" xmlns:m="http://schemas.openxmlformats.org/officeDocument/2006/math" xmlns:v="urn:schemas-microsoft-com:vml" xmlns:wp="http://schemas.openxmlformats.org/drawingml/2006/wordprocessingDrawing" xmlns:w10="urn:schemas-microsoft-com:office:word" xmlns:w="http://schemas.openxmlformats.org/wordprocessingml/2006/main" xmlns:wne="http://schemas.microsoft.com/office/word/2006/wordml" xmlns:sl="http://schemas.openxmlformats.org/schemaLibrary/2006/main" xmlns:a="http://schemas.openxmlformats.org/drawingml/2006/main" xmlns:pic="http://schemas.openxmlformats.org/drawingml/2006/picture" xmlns:c="http://schemas.openxmlformats.org/drawingml/2006/chart" xmlns:lc="http://schemas.openxmlformats.org/drawingml/2006/lockedCanvas" xmlns:dgm="http://schemas.openxmlformats.org/drawingml/2006/diagram" xmlns:wps="http://schemas.microsoft.com/office/word/2010/wordprocessingShape" xmlns:wpg="http://schemas.microsoft.com/office/word/2010/wordprocessingGroup" xmlns:w14="http://schemas.microsoft.com/office/word/2010/wordml" xmlns:w15="http://schemas.microsoft.com/office/word/2012/wordml" xmlns:w16="http://schemas.microsoft.com/office/word/2018/wordml" xmlns:w16cex="http://schemas.microsoft.com/office/word/2018/wordml/cex" xmlns:w16cid="http://schemas.microsoft.com/office/word/2016/wordml/cid" xmlns="http://schemas.microsoft.com/office/tasks/2019/documenttasks" xmlns:cr="http://schemas.microsoft.com/office/comments/2020/reactions">
   <w:abstractNum w:abstractNumId="1">
+    <w:lvl w:ilvl="0">
+      <w:start w:val="1"/>
+      <w:numFmt w:val="bullet"/>
+      <w:lvlText w:val="●"/>
+      <w:lvlJc w:val="left"/>
+      <w:pPr>
+        <w:ind w:left="720" w:hanging="360"/>
+      </w:pPr>
+      <w:rPr>
+        <w:u w:val="none"/>
+      </w:rPr>
+    </w:lvl>
+    <w:lvl w:ilvl="1">
+      <w:start w:val="1"/>
+      <w:numFmt w:val="bullet"/>
+      <w:lvlText w:val="○"/>
+      <w:lvlJc w:val="left"/>
+      <w:pPr>
+        <w:ind w:left="1440" w:hanging="360"/>
+      </w:pPr>
+      <w:rPr>
+        <w:u w:val="none"/>
+      </w:rPr>
+    </w:lvl>
+    <w:lvl w:ilvl="2">
+      <w:start w:val="1"/>
+      <w:numFmt w:val="bullet"/>
+      <w:lvlText w:val="■"/>
+      <w:lvlJc w:val="left"/>
+      <w:pPr>
+        <w:ind w:left="2160" w:hanging="360"/>
+      </w:pPr>
+      <w:rPr>
+        <w:u w:val="none"/>
+      </w:rPr>
+    </w:lvl>
+    <w:lvl w:ilvl="3">
+      <w:start w:val="1"/>
+      <w:numFmt w:val="bullet"/>
+      <w:lvlText w:val="●"/>
+      <w:lvlJc w:val="left"/>
+      <w:pPr>
+        <w:ind w:left="2880" w:hanging="360"/>
+      </w:pPr>
+      <w:rPr>
+        <w:u w:val="none"/>
+      </w:rPr>
+    </w:lvl>
+    <w:lvl w:ilvl="4">
+      <w:start w:val="1"/>
+      <w:numFmt w:val="bullet"/>
+      <w:lvlText w:val="○"/>
+      <w:lvlJc w:val="left"/>
+      <w:pPr>
+        <w:ind w:left="3600" w:hanging="360"/>
+      </w:pPr>
+      <w:rPr>
+        <w:u w:val="none"/>
+      </w:rPr>
+    </w:lvl>
+    <w:lvl w:ilvl="5">
+      <w:start w:val="1"/>
+      <w:numFmt w:val="bullet"/>
+      <w:lvlText w:val="■"/>
+      <w:lvlJc w:val="left"/>
+      <w:pPr>
+        <w:ind w:left="4320" w:hanging="360"/>
+      </w:pPr>
+      <w:rPr>
+        <w:u w:val="none"/>
+      </w:rPr>
+    </w:lvl>
+    <w:lvl w:ilvl="6">
+      <w:start w:val="1"/>
+      <w:numFmt w:val="bullet"/>
+      <w:lvlText w:val="●"/>
+      <w:lvlJc w:val="left"/>
+      <w:pPr>
+        <w:ind w:left="5040" w:hanging="360"/>
+      </w:pPr>
+      <w:rPr>
+        <w:u w:val="none"/>
+      </w:rPr>
+    </w:lvl>
+    <w:lvl w:ilvl="7">
+      <w:start w:val="1"/>
+      <w:numFmt w:val="bullet"/>
+      <w:lvlText w:val="○"/>
+      <w:lvlJc w:val="left"/>
+      <w:pPr>
+        <w:ind w:left="5760" w:hanging="360"/>
+      </w:pPr>
+      <w:rPr>
+        <w:u w:val="none"/>
+      </w:rPr>
+    </w:lvl>
+    <w:lvl w:ilvl="8">
+      <w:start w:val="1"/>
+      <w:numFmt w:val="bullet"/>
+      <w:lvlText w:val="■"/>
+      <w:lvlJc w:val="left"/>
+      <w:pPr>
+        <w:ind w:left="6480" w:hanging="360"/>
+      </w:pPr>
+      <w:rPr>
+        <w:u w:val="none"/>
+      </w:rPr>
+    </w:lvl>
+  </w:abstractNum>
+  <w:abstractNum w:abstractNumId="2">
+    <w:lvl w:ilvl="0">
+      <w:start w:val="1"/>
+      <w:numFmt w:val="bullet"/>
+      <w:lvlText w:val="●"/>
+      <w:lvlJc w:val="left"/>
+      <w:pPr>
+        <w:ind w:left="720" w:hanging="360"/>
+      </w:pPr>
+      <w:rPr>
+        <w:u w:val="none"/>
+      </w:rPr>
+    </w:lvl>
+    <w:lvl w:ilvl="1">
+      <w:start w:val="1"/>
+      <w:numFmt w:val="bullet"/>
+      <w:lvlText w:val="○"/>
+      <w:lvlJc w:val="left"/>
+      <w:pPr>
+        <w:ind w:left="1440" w:hanging="360"/>
+      </w:pPr>
+      <w:rPr>
+        <w:u w:val="none"/>
+      </w:rPr>
+    </w:lvl>
+    <w:lvl w:ilvl="2">
+      <w:start w:val="1"/>
+      <w:numFmt w:val="bullet"/>
+      <w:lvlText w:val="■"/>
+      <w:lvlJc w:val="left"/>
+      <w:pPr>
+        <w:ind w:left="2160" w:hanging="360"/>
+      </w:pPr>
+      <w:rPr>
+        <w:u w:val="none"/>
+      </w:rPr>
+    </w:lvl>
+    <w:lvl w:ilvl="3">
+      <w:start w:val="1"/>
+      <w:numFmt w:val="bullet"/>
+      <w:lvlText w:val="●"/>
+      <w:lvlJc w:val="left"/>
+      <w:pPr>
+        <w:ind w:left="2880" w:hanging="360"/>
+      </w:pPr>
+      <w:rPr>
+        <w:u w:val="none"/>
+      </w:rPr>
+    </w:lvl>
+    <w:lvl w:ilvl="4">
+      <w:start w:val="1"/>
+      <w:numFmt w:val="bullet"/>
+      <w:lvlText w:val="○"/>
+      <w:lvlJc w:val="left"/>
+      <w:pPr>
+        <w:ind w:left="3600" w:hanging="360"/>
+      </w:pPr>
+      <w:rPr>
+        <w:u w:val="none"/>
+      </w:rPr>
+    </w:lvl>
+    <w:lvl w:ilvl="5">
+      <w:start w:val="1"/>
+      <w:numFmt w:val="bullet"/>
+      <w:lvlText w:val="■"/>
+      <w:lvlJc w:val="left"/>
+      <w:pPr>
+        <w:ind w:left="4320" w:hanging="360"/>
+      </w:pPr>
+      <w:rPr>
+        <w:u w:val="none"/>
+      </w:rPr>
+    </w:lvl>
+    <w:lvl w:ilvl="6">
+      <w:start w:val="1"/>
+      <w:numFmt w:val="bullet"/>
+      <w:lvlText w:val="●"/>
+      <w:lvlJc w:val="left"/>
+      <w:pPr>
+        <w:ind w:left="5040" w:hanging="360"/>
+      </w:pPr>
+      <w:rPr>
+        <w:u w:val="none"/>
+      </w:rPr>
+    </w:lvl>
+    <w:lvl w:ilvl="7">
+      <w:start w:val="1"/>
+      <w:numFmt w:val="bullet"/>
+      <w:lvlText w:val="○"/>
+      <w:lvlJc w:val="left"/>
+      <w:pPr>
+        <w:ind w:left="5760" w:hanging="360"/>
+      </w:pPr>
+      <w:rPr>
+        <w:u w:val="none"/>
+      </w:rPr>
+    </w:lvl>
+    <w:lvl w:ilvl="8">
+      <w:start w:val="1"/>
+      <w:numFmt w:val="bullet"/>
+      <w:lvlText w:val="■"/>
+      <w:lvlJc w:val="left"/>
+      <w:pPr>
+        <w:ind w:left="6480" w:hanging="360"/>
+      </w:pPr>
+      <w:rPr>
+        <w:u w:val="none"/>
+      </w:rPr>
+    </w:lvl>
+  </w:abstractNum>
+  <w:abstractNum w:abstractNumId="3">
+    <w:lvl w:ilvl="0">
+      <w:start w:val="1"/>
+      <w:numFmt w:val="bullet"/>
+      <w:lvlText w:val="●"/>
+      <w:lvlJc w:val="left"/>
+      <w:pPr>
+        <w:ind w:left="283.4645669291342" w:hanging="283.4645669291342"/>
+      </w:pPr>
+      <w:rPr>
+        <w:u w:val="none"/>
+      </w:rPr>
+    </w:lvl>
+    <w:lvl w:ilvl="1">
+      <w:start w:val="1"/>
+      <w:numFmt w:val="bullet"/>
+      <w:lvlText w:val="○"/>
+      <w:lvlJc w:val="left"/>
+      <w:pPr>
+        <w:ind w:left="1440" w:hanging="360"/>
+      </w:pPr>
+      <w:rPr>
+        <w:u w:val="none"/>
+      </w:rPr>
+    </w:lvl>
+    <w:lvl w:ilvl="2">
+      <w:start w:val="1"/>
+      <w:numFmt w:val="bullet"/>
+      <w:lvlText w:val="■"/>
+      <w:lvlJc w:val="left"/>
+      <w:pPr>
+        <w:ind w:left="2160" w:hanging="360"/>
+      </w:pPr>
+      <w:rPr>
+        <w:u w:val="none"/>
+      </w:rPr>
+    </w:lvl>
+    <w:lvl w:ilvl="3">
+      <w:start w:val="1"/>
+      <w:numFmt w:val="bullet"/>
+      <w:lvlText w:val="●"/>
+      <w:lvlJc w:val="left"/>
+      <w:pPr>
+        <w:ind w:left="2880" w:hanging="360"/>
+      </w:pPr>
+      <w:rPr>
+        <w:u w:val="none"/>
+      </w:rPr>
+    </w:lvl>
+    <w:lvl w:ilvl="4">
+      <w:start w:val="1"/>
+      <w:numFmt w:val="bullet"/>
+      <w:lvlText w:val="○"/>
+      <w:lvlJc w:val="left"/>
+      <w:pPr>
+        <w:ind w:left="3600" w:hanging="360"/>
+      </w:pPr>
+      <w:rPr>
+        <w:u w:val="none"/>
+      </w:rPr>
+    </w:lvl>
+    <w:lvl w:ilvl="5">
+      <w:start w:val="1"/>
+      <w:numFmt w:val="bullet"/>
+      <w:lvlText w:val="■"/>
+      <w:lvlJc w:val="left"/>
+      <w:pPr>
+        <w:ind w:left="4320" w:hanging="360"/>
+      </w:pPr>
+      <w:rPr>
+        <w:u w:val="none"/>
+      </w:rPr>
+    </w:lvl>
+    <w:lvl w:ilvl="6">
+      <w:start w:val="1"/>
+      <w:numFmt w:val="bullet"/>
+      <w:lvlText w:val="●"/>
+      <w:lvlJc w:val="left"/>
+      <w:pPr>
+        <w:ind w:left="5040" w:hanging="360"/>
+      </w:pPr>
+      <w:rPr>
+        <w:u w:val="none"/>
+      </w:rPr>
+    </w:lvl>
+    <w:lvl w:ilvl="7">
+      <w:start w:val="1"/>
+      <w:numFmt w:val="bullet"/>
+      <w:lvlText w:val="○"/>
+      <w:lvlJc w:val="left"/>
+      <w:pPr>
+        <w:ind w:left="5760" w:hanging="360"/>
+      </w:pPr>
+      <w:rPr>
+        <w:u w:val="none"/>
+      </w:rPr>
+    </w:lvl>
+    <w:lvl w:ilvl="8">
+      <w:start w:val="1"/>
+      <w:numFmt w:val="bullet"/>
+      <w:lvlText w:val="■"/>
+      <w:lvlJc w:val="left"/>
+      <w:pPr>
+        <w:ind w:left="6480" w:hanging="360"/>
+      </w:pPr>
+      <w:rPr>
+        <w:u w:val="none"/>
+      </w:rPr>
+    </w:lvl>
+  </w:abstractNum>
+  <w:abstractNum w:abstractNumId="4">
     <w:lvl w:ilvl="0">
       <w:start w:val="1"/>
       <w:numFmt w:val="upperLetter"/>
@@ -7716,190 +8158,334 @@
       <w:rPr/>
     </w:lvl>
   </w:abstractNum>
-  <w:abstractNum w:abstractNumId="2">
-    <w:lvl w:ilvl="0">
-      <w:start w:val="1"/>
-      <w:numFmt w:val="decimal"/>
-      <w:lvlText w:val="(%1)"/>
-      <w:lvlJc w:val="left"/>
-      <w:pPr>
-        <w:ind w:left="720" w:hanging="360"/>
-      </w:pPr>
-      <w:rPr/>
-    </w:lvl>
-    <w:lvl w:ilvl="1">
-      <w:start w:val="1"/>
-      <w:numFmt w:val="lowerLetter"/>
-      <w:lvlText w:val="%2."/>
-      <w:lvlJc w:val="left"/>
-      <w:pPr>
-        <w:ind w:left="1440" w:hanging="360"/>
-      </w:pPr>
-      <w:rPr/>
-    </w:lvl>
-    <w:lvl w:ilvl="2">
-      <w:start w:val="1"/>
-      <w:numFmt w:val="lowerRoman"/>
-      <w:lvlText w:val="%3."/>
-      <w:lvlJc w:val="right"/>
-      <w:pPr>
-        <w:ind w:left="2160" w:hanging="180"/>
-      </w:pPr>
-      <w:rPr/>
-    </w:lvl>
-    <w:lvl w:ilvl="3">
-      <w:start w:val="1"/>
-      <w:numFmt w:val="decimal"/>
-      <w:lvlText w:val="%4."/>
-      <w:lvlJc w:val="left"/>
-      <w:pPr>
-        <w:ind w:left="2880" w:hanging="360"/>
-      </w:pPr>
-      <w:rPr/>
-    </w:lvl>
-    <w:lvl w:ilvl="4">
-      <w:start w:val="1"/>
-      <w:numFmt w:val="lowerLetter"/>
-      <w:lvlText w:val="%5."/>
-      <w:lvlJc w:val="left"/>
-      <w:pPr>
-        <w:ind w:left="3600" w:hanging="360"/>
-      </w:pPr>
-      <w:rPr/>
-    </w:lvl>
-    <w:lvl w:ilvl="5">
-      <w:start w:val="1"/>
-      <w:numFmt w:val="lowerRoman"/>
-      <w:lvlText w:val="%6."/>
-      <w:lvlJc w:val="right"/>
-      <w:pPr>
-        <w:ind w:left="4320" w:hanging="180"/>
-      </w:pPr>
-      <w:rPr/>
-    </w:lvl>
-    <w:lvl w:ilvl="6">
-      <w:start w:val="1"/>
-      <w:numFmt w:val="decimal"/>
-      <w:lvlText w:val="%7."/>
-      <w:lvlJc w:val="left"/>
-      <w:pPr>
-        <w:ind w:left="5040" w:hanging="360"/>
-      </w:pPr>
-      <w:rPr/>
-    </w:lvl>
-    <w:lvl w:ilvl="7">
-      <w:start w:val="1"/>
-      <w:numFmt w:val="lowerLetter"/>
-      <w:lvlText w:val="%8."/>
-      <w:lvlJc w:val="left"/>
-      <w:pPr>
-        <w:ind w:left="5760" w:hanging="360"/>
-      </w:pPr>
-      <w:rPr/>
-    </w:lvl>
-    <w:lvl w:ilvl="8">
-      <w:start w:val="1"/>
-      <w:numFmt w:val="lowerRoman"/>
-      <w:lvlText w:val="%9."/>
-      <w:lvlJc w:val="right"/>
-      <w:pPr>
-        <w:ind w:left="6480" w:hanging="180"/>
-      </w:pPr>
-      <w:rPr/>
-    </w:lvl>
-  </w:abstractNum>
-  <w:abstractNum w:abstractNumId="3">
+  <w:abstractNum w:abstractNumId="5">
     <w:lvl w:ilvl="0">
       <w:start w:val="1"/>
       <w:numFmt w:val="bullet"/>
       <w:lvlText w:val="●"/>
       <w:lvlJc w:val="left"/>
       <w:pPr>
-        <w:ind w:left="1080" w:hanging="360"/>
+        <w:ind w:left="720" w:hanging="360"/>
       </w:pPr>
       <w:rPr>
-        <w:rFonts w:ascii="Noto Sans Symbols" w:cs="Noto Sans Symbols" w:eastAsia="Noto Sans Symbols" w:hAnsi="Noto Sans Symbols"/>
+        <w:u w:val="none"/>
       </w:rPr>
     </w:lvl>
     <w:lvl w:ilvl="1">
       <w:start w:val="1"/>
-      <w:numFmt w:val="lowerLetter"/>
-      <w:lvlText w:val="%2."/>
+      <w:numFmt w:val="bullet"/>
+      <w:lvlText w:val="○"/>
       <w:lvlJc w:val="left"/>
       <w:pPr>
-        <w:ind w:left="1800" w:hanging="360"/>
+        <w:ind w:left="1440" w:hanging="360"/>
       </w:pPr>
-      <w:rPr/>
+      <w:rPr>
+        <w:u w:val="none"/>
+      </w:rPr>
     </w:lvl>
     <w:lvl w:ilvl="2">
       <w:start w:val="1"/>
-      <w:numFmt w:val="lowerRoman"/>
-      <w:lvlText w:val="%3."/>
-      <w:lvlJc w:val="right"/>
+      <w:numFmt w:val="bullet"/>
+      <w:lvlText w:val="■"/>
+      <w:lvlJc w:val="left"/>
       <w:pPr>
-        <w:ind w:left="2520" w:hanging="180"/>
+        <w:ind w:left="2160" w:hanging="360"/>
       </w:pPr>
-      <w:rPr/>
+      <w:rPr>
+        <w:u w:val="none"/>
+      </w:rPr>
     </w:lvl>
     <w:lvl w:ilvl="3">
       <w:start w:val="1"/>
-      <w:numFmt w:val="decimal"/>
-      <w:lvlText w:val="%4."/>
+      <w:numFmt w:val="bullet"/>
+      <w:lvlText w:val="●"/>
       <w:lvlJc w:val="left"/>
       <w:pPr>
-        <w:ind w:left="3240" w:hanging="360"/>
+        <w:ind w:left="2880" w:hanging="360"/>
       </w:pPr>
-      <w:rPr/>
+      <w:rPr>
+        <w:u w:val="none"/>
+      </w:rPr>
     </w:lvl>
     <w:lvl w:ilvl="4">
       <w:start w:val="1"/>
-      <w:numFmt w:val="lowerLetter"/>
-      <w:lvlText w:val="%5."/>
+      <w:numFmt w:val="bullet"/>
+      <w:lvlText w:val="○"/>
       <w:lvlJc w:val="left"/>
       <w:pPr>
-        <w:ind w:left="3960" w:hanging="360"/>
+        <w:ind w:left="3600" w:hanging="360"/>
       </w:pPr>
-      <w:rPr/>
+      <w:rPr>
+        <w:u w:val="none"/>
+      </w:rPr>
     </w:lvl>
     <w:lvl w:ilvl="5">
       <w:start w:val="1"/>
-      <w:numFmt w:val="lowerRoman"/>
-      <w:lvlText w:val="%6."/>
-      <w:lvlJc w:val="right"/>
+      <w:numFmt w:val="bullet"/>
+      <w:lvlText w:val="■"/>
+      <w:lvlJc w:val="left"/>
       <w:pPr>
-        <w:ind w:left="4680" w:hanging="180"/>
+        <w:ind w:left="4320" w:hanging="360"/>
       </w:pPr>
-      <w:rPr/>
+      <w:rPr>
+        <w:u w:val="none"/>
+      </w:rPr>
     </w:lvl>
     <w:lvl w:ilvl="6">
       <w:start w:val="1"/>
-      <w:numFmt w:val="decimal"/>
-      <w:lvlText w:val="%7."/>
+      <w:numFmt w:val="bullet"/>
+      <w:lvlText w:val="●"/>
       <w:lvlJc w:val="left"/>
       <w:pPr>
-        <w:ind w:left="5400" w:hanging="360"/>
+        <w:ind w:left="5040" w:hanging="360"/>
       </w:pPr>
-      <w:rPr/>
+      <w:rPr>
+        <w:u w:val="none"/>
+      </w:rPr>
     </w:lvl>
     <w:lvl w:ilvl="7">
       <w:start w:val="1"/>
-      <w:numFmt w:val="lowerLetter"/>
-      <w:lvlText w:val="%8."/>
+      <w:numFmt w:val="bullet"/>
+      <w:lvlText w:val="○"/>
       <w:lvlJc w:val="left"/>
       <w:pPr>
-        <w:ind w:left="6120" w:hanging="360"/>
+        <w:ind w:left="5760" w:hanging="360"/>
       </w:pPr>
-      <w:rPr/>
+      <w:rPr>
+        <w:u w:val="none"/>
+      </w:rPr>
     </w:lvl>
     <w:lvl w:ilvl="8">
       <w:start w:val="1"/>
-      <w:numFmt w:val="lowerRoman"/>
-      <w:lvlText w:val="%9."/>
-      <w:lvlJc w:val="right"/>
+      <w:numFmt w:val="bullet"/>
+      <w:lvlText w:val="■"/>
+      <w:lvlJc w:val="left"/>
       <w:pPr>
-        <w:ind w:left="6840" w:hanging="180"/>
+        <w:ind w:left="6480" w:hanging="360"/>
       </w:pPr>
-      <w:rPr/>
+      <w:rPr>
+        <w:u w:val="none"/>
+      </w:rPr>
+    </w:lvl>
+  </w:abstractNum>
+  <w:abstractNum w:abstractNumId="6">
+    <w:lvl w:ilvl="0">
+      <w:start w:val="1"/>
+      <w:numFmt w:val="bullet"/>
+      <w:lvlText w:val="●"/>
+      <w:lvlJc w:val="left"/>
+      <w:pPr>
+        <w:ind w:left="720" w:hanging="360"/>
+      </w:pPr>
+      <w:rPr>
+        <w:u w:val="none"/>
+      </w:rPr>
+    </w:lvl>
+    <w:lvl w:ilvl="1">
+      <w:start w:val="1"/>
+      <w:numFmt w:val="bullet"/>
+      <w:lvlText w:val="○"/>
+      <w:lvlJc w:val="left"/>
+      <w:pPr>
+        <w:ind w:left="1440" w:hanging="360"/>
+      </w:pPr>
+      <w:rPr>
+        <w:u w:val="none"/>
+      </w:rPr>
+    </w:lvl>
+    <w:lvl w:ilvl="2">
+      <w:start w:val="1"/>
+      <w:numFmt w:val="bullet"/>
+      <w:lvlText w:val="■"/>
+      <w:lvlJc w:val="left"/>
+      <w:pPr>
+        <w:ind w:left="2160" w:hanging="360"/>
+      </w:pPr>
+      <w:rPr>
+        <w:u w:val="none"/>
+      </w:rPr>
+    </w:lvl>
+    <w:lvl w:ilvl="3">
+      <w:start w:val="1"/>
+      <w:numFmt w:val="bullet"/>
+      <w:lvlText w:val="●"/>
+      <w:lvlJc w:val="left"/>
+      <w:pPr>
+        <w:ind w:left="2880" w:hanging="360"/>
+      </w:pPr>
+      <w:rPr>
+        <w:u w:val="none"/>
+      </w:rPr>
+    </w:lvl>
+    <w:lvl w:ilvl="4">
+      <w:start w:val="1"/>
+      <w:numFmt w:val="bullet"/>
+      <w:lvlText w:val="○"/>
+      <w:lvlJc w:val="left"/>
+      <w:pPr>
+        <w:ind w:left="3600" w:hanging="360"/>
+      </w:pPr>
+      <w:rPr>
+        <w:u w:val="none"/>
+      </w:rPr>
+    </w:lvl>
+    <w:lvl w:ilvl="5">
+      <w:start w:val="1"/>
+      <w:numFmt w:val="bullet"/>
+      <w:lvlText w:val="■"/>
+      <w:lvlJc w:val="left"/>
+      <w:pPr>
+        <w:ind w:left="4320" w:hanging="360"/>
+      </w:pPr>
+      <w:rPr>
+        <w:u w:val="none"/>
+      </w:rPr>
+    </w:lvl>
+    <w:lvl w:ilvl="6">
+      <w:start w:val="1"/>
+      <w:numFmt w:val="bullet"/>
+      <w:lvlText w:val="●"/>
+      <w:lvlJc w:val="left"/>
+      <w:pPr>
+        <w:ind w:left="5040" w:hanging="360"/>
+      </w:pPr>
+      <w:rPr>
+        <w:u w:val="none"/>
+      </w:rPr>
+    </w:lvl>
+    <w:lvl w:ilvl="7">
+      <w:start w:val="1"/>
+      <w:numFmt w:val="bullet"/>
+      <w:lvlText w:val="○"/>
+      <w:lvlJc w:val="left"/>
+      <w:pPr>
+        <w:ind w:left="5760" w:hanging="360"/>
+      </w:pPr>
+      <w:rPr>
+        <w:u w:val="none"/>
+      </w:rPr>
+    </w:lvl>
+    <w:lvl w:ilvl="8">
+      <w:start w:val="1"/>
+      <w:numFmt w:val="bullet"/>
+      <w:lvlText w:val="■"/>
+      <w:lvlJc w:val="left"/>
+      <w:pPr>
+        <w:ind w:left="6480" w:hanging="360"/>
+      </w:pPr>
+      <w:rPr>
+        <w:u w:val="none"/>
+      </w:rPr>
+    </w:lvl>
+  </w:abstractNum>
+  <w:abstractNum w:abstractNumId="7">
+    <w:lvl w:ilvl="0">
+      <w:start w:val="1"/>
+      <w:numFmt w:val="bullet"/>
+      <w:lvlText w:val="●"/>
+      <w:lvlJc w:val="left"/>
+      <w:pPr>
+        <w:ind w:left="720" w:hanging="360"/>
+      </w:pPr>
+      <w:rPr>
+        <w:u w:val="none"/>
+      </w:rPr>
+    </w:lvl>
+    <w:lvl w:ilvl="1">
+      <w:start w:val="1"/>
+      <w:numFmt w:val="bullet"/>
+      <w:lvlText w:val="○"/>
+      <w:lvlJc w:val="left"/>
+      <w:pPr>
+        <w:ind w:left="1440" w:hanging="360"/>
+      </w:pPr>
+      <w:rPr>
+        <w:u w:val="none"/>
+      </w:rPr>
+    </w:lvl>
+    <w:lvl w:ilvl="2">
+      <w:start w:val="1"/>
+      <w:numFmt w:val="bullet"/>
+      <w:lvlText w:val="■"/>
+      <w:lvlJc w:val="left"/>
+      <w:pPr>
+        <w:ind w:left="2160" w:hanging="360"/>
+      </w:pPr>
+      <w:rPr>
+        <w:u w:val="none"/>
+      </w:rPr>
+    </w:lvl>
+    <w:lvl w:ilvl="3">
+      <w:start w:val="1"/>
+      <w:numFmt w:val="bullet"/>
+      <w:lvlText w:val="●"/>
+      <w:lvlJc w:val="left"/>
+      <w:pPr>
+        <w:ind w:left="2880" w:hanging="360"/>
+      </w:pPr>
+      <w:rPr>
+        <w:u w:val="none"/>
+      </w:rPr>
+    </w:lvl>
+    <w:lvl w:ilvl="4">
+      <w:start w:val="1"/>
+      <w:numFmt w:val="bullet"/>
+      <w:lvlText w:val="○"/>
+      <w:lvlJc w:val="left"/>
+      <w:pPr>
+        <w:ind w:left="3600" w:hanging="360"/>
+      </w:pPr>
+      <w:rPr>
+        <w:u w:val="none"/>
+      </w:rPr>
+    </w:lvl>
+    <w:lvl w:ilvl="5">
+      <w:start w:val="1"/>
+      <w:numFmt w:val="bullet"/>
+      <w:lvlText w:val="■"/>
+      <w:lvlJc w:val="left"/>
+      <w:pPr>
+        <w:ind w:left="4320" w:hanging="360"/>
+      </w:pPr>
+      <w:rPr>
+        <w:u w:val="none"/>
+      </w:rPr>
+    </w:lvl>
+    <w:lvl w:ilvl="6">
+      <w:start w:val="1"/>
+      <w:numFmt w:val="bullet"/>
+      <w:lvlText w:val="●"/>
+      <w:lvlJc w:val="left"/>
+      <w:pPr>
+        <w:ind w:left="5040" w:hanging="360"/>
+      </w:pPr>
+      <w:rPr>
+        <w:u w:val="none"/>
+      </w:rPr>
+    </w:lvl>
+    <w:lvl w:ilvl="7">
+      <w:start w:val="1"/>
+      <w:numFmt w:val="bullet"/>
+      <w:lvlText w:val="○"/>
+      <w:lvlJc w:val="left"/>
+      <w:pPr>
+        <w:ind w:left="5760" w:hanging="360"/>
+      </w:pPr>
+      <w:rPr>
+        <w:u w:val="none"/>
+      </w:rPr>
+    </w:lvl>
+    <w:lvl w:ilvl="8">
+      <w:start w:val="1"/>
+      <w:numFmt w:val="bullet"/>
+      <w:lvlText w:val="■"/>
+      <w:lvlJc w:val="left"/>
+      <w:pPr>
+        <w:ind w:left="6480" w:hanging="360"/>
+      </w:pPr>
+      <w:rPr>
+        <w:u w:val="none"/>
+      </w:rPr>
     </w:lvl>
   </w:abstractNum>
   <w:num w:numId="1">
@@ -7910,6 +8496,18 @@
   </w:num>
   <w:num w:numId="3">
     <w:abstractNumId w:val="3"/>
+  </w:num>
+  <w:num w:numId="4">
+    <w:abstractNumId w:val="4"/>
+  </w:num>
+  <w:num w:numId="5">
+    <w:abstractNumId w:val="5"/>
+  </w:num>
+  <w:num w:numId="6">
+    <w:abstractNumId w:val="6"/>
+  </w:num>
+  <w:num w:numId="7">
+    <w:abstractNumId w:val="7"/>
   </w:num>
 </w:numbering>
 </file>
@@ -8061,294 +8659,6 @@
       <w:bCs w:val="1"/>
       <w:sz w:val="72"/>
       <w:szCs w:val="72"/>
-    </w:rPr>
-  </w:style>
-  <w:style w:type="character" w:styleId="Fuentedeprrafopredeter" w:default="1">
-    <w:name w:val="Default Paragraph Font"/>
-    <w:uiPriority w:val="1"/>
-    <w:semiHidden w:val="1"/>
-    <w:unhideWhenUsed w:val="1"/>
-  </w:style>
-  <w:style w:type="table" w:styleId="Tablanormal" w:default="1">
-    <w:name w:val="Normal Table"/>
-    <w:uiPriority w:val="99"/>
-    <w:semiHidden w:val="1"/>
-    <w:unhideWhenUsed w:val="1"/>
-    <w:tblPr>
-      <w:tblInd w:w="0.0" w:type="dxa"/>
-      <w:tblCellMar>
-        <w:top w:w="0.0" w:type="dxa"/>
-        <w:left w:w="108.0" w:type="dxa"/>
-        <w:bottom w:w="0.0" w:type="dxa"/>
-        <w:right w:w="108.0" w:type="dxa"/>
-      </w:tblCellMar>
-    </w:tblPr>
-  </w:style>
-  <w:style w:type="numbering" w:styleId="Sinlista" w:default="1">
-    <w:name w:val="No List"/>
-    <w:uiPriority w:val="99"/>
-    <w:semiHidden w:val="1"/>
-    <w:unhideWhenUsed w:val="1"/>
-  </w:style>
-  <w:style w:type="character" w:styleId="Ttulo3Car" w:customStyle="1">
-    <w:name w:val="Título 3 Car"/>
-    <w:basedOn w:val="Fuentedeprrafopredeter"/>
-    <w:link w:val="Ttulo3"/>
-    <w:uiPriority w:val="9"/>
-    <w:rsid w:val="00D110EC"/>
-    <w:rPr>
-      <w:rFonts w:asciiTheme="majorHAnsi" w:cstheme="majorBidi" w:eastAsiaTheme="majorEastAsia" w:hAnsiTheme="majorHAnsi"/>
-      <w:color w:val="1f3763" w:themeColor="accent1" w:themeShade="00007F"/>
-    </w:rPr>
-  </w:style>
-  <w:style w:type="table" w:styleId="Tablaconcuadrcula">
-    <w:name w:val="Table Grid"/>
-    <w:basedOn w:val="Tablanormal"/>
-    <w:uiPriority w:val="39"/>
-    <w:rsid w:val="00D110EC"/>
-    <w:rPr>
-      <w:sz w:val="22"/>
-      <w:szCs w:val="22"/>
-    </w:rPr>
-    <w:tblPr>
-      <w:tblBorders>
-        <w:top w:color="auto" w:space="0" w:sz="4" w:val="single"/>
-        <w:left w:color="auto" w:space="0" w:sz="4" w:val="single"/>
-        <w:bottom w:color="auto" w:space="0" w:sz="4" w:val="single"/>
-        <w:right w:color="auto" w:space="0" w:sz="4" w:val="single"/>
-        <w:insideH w:color="auto" w:space="0" w:sz="4" w:val="single"/>
-        <w:insideV w:color="auto" w:space="0" w:sz="4" w:val="single"/>
-      </w:tblBorders>
-    </w:tblPr>
-  </w:style>
-  <w:style w:type="paragraph" w:styleId="Piedepgina">
-    <w:name w:val="footer"/>
-    <w:basedOn w:val="Normal"/>
-    <w:link w:val="PiedepginaCar"/>
-    <w:uiPriority w:val="99"/>
-    <w:unhideWhenUsed w:val="1"/>
-    <w:rsid w:val="00D110EC"/>
-    <w:pPr>
-      <w:tabs>
-        <w:tab w:val="center" w:pos="4419"/>
-        <w:tab w:val="right" w:pos="8838"/>
-      </w:tabs>
-      <w:spacing w:after="0" w:line="240" w:lineRule="auto"/>
-    </w:pPr>
-  </w:style>
-  <w:style w:type="character" w:styleId="PiedepginaCar" w:customStyle="1">
-    <w:name w:val="Pie de página Car"/>
-    <w:basedOn w:val="Fuentedeprrafopredeter"/>
-    <w:link w:val="Piedepgina"/>
-    <w:uiPriority w:val="99"/>
-    <w:rsid w:val="00D110EC"/>
-    <w:rPr>
-      <w:sz w:val="22"/>
-      <w:szCs w:val="22"/>
-    </w:rPr>
-  </w:style>
-  <w:style w:type="paragraph" w:styleId="Prrafodelista">
-    <w:name w:val="List Paragraph"/>
-    <w:basedOn w:val="Normal"/>
-    <w:link w:val="PrrafodelistaCar"/>
-    <w:uiPriority w:val="34"/>
-    <w:qFormat w:val="1"/>
-    <w:rsid w:val="00D110EC"/>
-    <w:pPr>
-      <w:ind w:left="720"/>
-      <w:contextualSpacing w:val="1"/>
-    </w:pPr>
-  </w:style>
-  <w:style w:type="character" w:styleId="PrrafodelistaCar" w:customStyle="1">
-    <w:name w:val="Párrafo de lista Car"/>
-    <w:link w:val="Prrafodelista"/>
-    <w:uiPriority w:val="34"/>
-    <w:rsid w:val="00D110EC"/>
-    <w:rPr>
-      <w:sz w:val="22"/>
-      <w:szCs w:val="22"/>
-    </w:rPr>
-  </w:style>
-  <w:style w:type="paragraph" w:styleId="Textonotapie">
-    <w:name w:val="footnote text"/>
-    <w:basedOn w:val="Normal"/>
-    <w:link w:val="TextonotapieCar"/>
-    <w:uiPriority w:val="99"/>
-    <w:semiHidden w:val="1"/>
-    <w:unhideWhenUsed w:val="1"/>
-    <w:rsid w:val="00D110EC"/>
-    <w:pPr>
-      <w:spacing w:after="0" w:line="240" w:lineRule="auto"/>
-    </w:pPr>
-    <w:rPr>
-      <w:sz w:val="20"/>
-      <w:szCs w:val="20"/>
-      <w:lang w:val="es-ES"/>
-    </w:rPr>
-  </w:style>
-  <w:style w:type="character" w:styleId="TextonotapieCar" w:customStyle="1">
-    <w:name w:val="Texto nota pie Car"/>
-    <w:basedOn w:val="Fuentedeprrafopredeter"/>
-    <w:link w:val="Textonotapie"/>
-    <w:uiPriority w:val="99"/>
-    <w:semiHidden w:val="1"/>
-    <w:rsid w:val="00D110EC"/>
-    <w:rPr>
-      <w:sz w:val="20"/>
-      <w:szCs w:val="20"/>
-      <w:lang w:val="es-ES"/>
-    </w:rPr>
-  </w:style>
-  <w:style w:type="character" w:styleId="Refdenotaalpie">
-    <w:name w:val="footnote reference"/>
-    <w:basedOn w:val="Fuentedeprrafopredeter"/>
-    <w:unhideWhenUsed w:val="1"/>
-    <w:rsid w:val="00D110EC"/>
-    <w:rPr>
-      <w:vertAlign w:val="superscript"/>
-    </w:rPr>
-  </w:style>
-  <w:style w:type="paragraph" w:styleId="Encabezado">
-    <w:name w:val="header"/>
-    <w:basedOn w:val="Normal"/>
-    <w:link w:val="EncabezadoCar"/>
-    <w:uiPriority w:val="99"/>
-    <w:unhideWhenUsed w:val="1"/>
-    <w:rsid w:val="00565AE6"/>
-    <w:pPr>
-      <w:tabs>
-        <w:tab w:val="center" w:pos="4419"/>
-        <w:tab w:val="right" w:pos="8838"/>
-      </w:tabs>
-      <w:spacing w:after="0" w:line="240" w:lineRule="auto"/>
-    </w:pPr>
-  </w:style>
-  <w:style w:type="character" w:styleId="EncabezadoCar" w:customStyle="1">
-    <w:name w:val="Encabezado Car"/>
-    <w:basedOn w:val="Fuentedeprrafopredeter"/>
-    <w:link w:val="Encabezado"/>
-    <w:uiPriority w:val="99"/>
-    <w:rsid w:val="00565AE6"/>
-    <w:rPr>
-      <w:sz w:val="22"/>
-      <w:szCs w:val="22"/>
-    </w:rPr>
-  </w:style>
-  <w:style w:type="table" w:styleId="Tablaconcuadrcula1" w:customStyle="1">
-    <w:name w:val="Tabla con cuadrícula1"/>
-    <w:basedOn w:val="Tablanormal"/>
-    <w:next w:val="Tablaconcuadrcula"/>
-    <w:uiPriority w:val="39"/>
-    <w:rsid w:val="005673ED"/>
-    <w:rPr>
-      <w:sz w:val="22"/>
-      <w:szCs w:val="22"/>
-    </w:rPr>
-    <w:tblPr>
-      <w:tblBorders>
-        <w:top w:color="auto" w:space="0" w:sz="4" w:val="single"/>
-        <w:left w:color="auto" w:space="0" w:sz="4" w:val="single"/>
-        <w:bottom w:color="auto" w:space="0" w:sz="4" w:val="single"/>
-        <w:right w:color="auto" w:space="0" w:sz="4" w:val="single"/>
-        <w:insideH w:color="auto" w:space="0" w:sz="4" w:val="single"/>
-        <w:insideV w:color="auto" w:space="0" w:sz="4" w:val="single"/>
-      </w:tblBorders>
-    </w:tblPr>
-  </w:style>
-  <w:style w:type="paragraph" w:styleId="Textodeglobo">
-    <w:name w:val="Balloon Text"/>
-    <w:basedOn w:val="Normal"/>
-    <w:link w:val="TextodegloboCar"/>
-    <w:uiPriority w:val="99"/>
-    <w:semiHidden w:val="1"/>
-    <w:unhideWhenUsed w:val="1"/>
-    <w:rsid w:val="00E65208"/>
-    <w:pPr>
-      <w:spacing w:after="0" w:line="240" w:lineRule="auto"/>
-    </w:pPr>
-    <w:rPr>
-      <w:rFonts w:ascii="Segoe UI" w:cs="Segoe UI" w:hAnsi="Segoe UI"/>
-      <w:sz w:val="18"/>
-      <w:szCs w:val="18"/>
-    </w:rPr>
-  </w:style>
-  <w:style w:type="character" w:styleId="TextodegloboCar" w:customStyle="1">
-    <w:name w:val="Texto de globo Car"/>
-    <w:basedOn w:val="Fuentedeprrafopredeter"/>
-    <w:link w:val="Textodeglobo"/>
-    <w:uiPriority w:val="99"/>
-    <w:semiHidden w:val="1"/>
-    <w:rsid w:val="00E65208"/>
-    <w:rPr>
-      <w:rFonts w:ascii="Segoe UI" w:cs="Segoe UI" w:hAnsi="Segoe UI"/>
-      <w:sz w:val="18"/>
-      <w:szCs w:val="18"/>
-    </w:rPr>
-  </w:style>
-  <w:style w:type="character" w:styleId="Refdecomentario">
-    <w:name w:val="annotation reference"/>
-    <w:basedOn w:val="Fuentedeprrafopredeter"/>
-    <w:uiPriority w:val="99"/>
-    <w:semiHidden w:val="1"/>
-    <w:unhideWhenUsed w:val="1"/>
-    <w:rsid w:val="008018E6"/>
-    <w:rPr>
-      <w:sz w:val="16"/>
-      <w:szCs w:val="16"/>
-    </w:rPr>
-  </w:style>
-  <w:style w:type="paragraph" w:styleId="Textocomentario">
-    <w:name w:val="annotation text"/>
-    <w:basedOn w:val="Normal"/>
-    <w:link w:val="TextocomentarioCar"/>
-    <w:uiPriority w:val="99"/>
-    <w:unhideWhenUsed w:val="1"/>
-    <w:rsid w:val="008018E6"/>
-    <w:pPr>
-      <w:spacing w:line="240" w:lineRule="auto"/>
-    </w:pPr>
-    <w:rPr>
-      <w:sz w:val="20"/>
-      <w:szCs w:val="20"/>
-    </w:rPr>
-  </w:style>
-  <w:style w:type="character" w:styleId="TextocomentarioCar" w:customStyle="1">
-    <w:name w:val="Texto comentario Car"/>
-    <w:basedOn w:val="Fuentedeprrafopredeter"/>
-    <w:link w:val="Textocomentario"/>
-    <w:uiPriority w:val="99"/>
-    <w:rsid w:val="008018E6"/>
-    <w:rPr>
-      <w:sz w:val="20"/>
-      <w:szCs w:val="20"/>
-    </w:rPr>
-  </w:style>
-  <w:style w:type="paragraph" w:styleId="Asuntodelcomentario">
-    <w:name w:val="annotation subject"/>
-    <w:basedOn w:val="Textocomentario"/>
-    <w:next w:val="Textocomentario"/>
-    <w:link w:val="AsuntodelcomentarioCar"/>
-    <w:uiPriority w:val="99"/>
-    <w:semiHidden w:val="1"/>
-    <w:unhideWhenUsed w:val="1"/>
-    <w:rsid w:val="008018E6"/>
-    <w:rPr>
-      <w:b w:val="1"/>
-      <w:bCs w:val="1"/>
-    </w:rPr>
-  </w:style>
-  <w:style w:type="character" w:styleId="AsuntodelcomentarioCar" w:customStyle="1">
-    <w:name w:val="Asunto del comentario Car"/>
-    <w:basedOn w:val="TextocomentarioCar"/>
-    <w:link w:val="Asuntodelcomentario"/>
-    <w:uiPriority w:val="99"/>
-    <w:semiHidden w:val="1"/>
-    <w:rsid w:val="008018E6"/>
-    <w:rPr>
-      <w:b w:val="1"/>
-      <w:bCs w:val="1"/>
-      <w:sz w:val="20"/>
-      <w:szCs w:val="20"/>
     </w:rPr>
   </w:style>
   <w:style w:type="paragraph" w:styleId="Subtitle">
@@ -8642,28 +8952,11 @@
       </w:tblCellMar>
     </w:tblPr>
   </w:style>
-  <w:style w:type="table" w:styleId="Table17">
-    <w:basedOn w:val="TableNormal"/>
-    <w:rPr>
-      <w:sz w:val="22"/>
-      <w:szCs w:val="22"/>
-    </w:rPr>
-    <w:tblPr>
-      <w:tblStyleRowBandSize w:val="1"/>
-      <w:tblStyleColBandSize w:val="1"/>
-      <w:tblCellMar>
-        <w:top w:w="0.0" w:type="dxa"/>
-        <w:left w:w="108.0" w:type="dxa"/>
-        <w:bottom w:w="0.0" w:type="dxa"/>
-        <w:right w:w="108.0" w:type="dxa"/>
-      </w:tblCellMar>
-    </w:tblPr>
-  </w:style>
 </w:styles>
 </file>
 
 <file path=word/theme/theme1.xml><?xml version="1.0" encoding="utf-8"?>
-<a:theme xmlns:a="http://schemas.openxmlformats.org/drawingml/2006/main" name="Tema de Office">
+<a:theme xmlns:a="http://schemas.openxmlformats.org/drawingml/2006/main" name="Office Theme">
   <a:themeElements>
     <a:clrScheme name="Office">
       <a:dk1>
@@ -8673,44 +8966,44 @@
         <a:sysClr val="window" lastClr="FFFFFF"/>
       </a:lt1>
       <a:dk2>
-        <a:srgbClr val="44546A"/>
+        <a:srgbClr val="1F497D"/>
       </a:dk2>
       <a:lt2>
-        <a:srgbClr val="E7E6E6"/>
+        <a:srgbClr val="EEECE1"/>
       </a:lt2>
       <a:accent1>
-        <a:srgbClr val="4472C4"/>
+        <a:srgbClr val="4F81BD"/>
       </a:accent1>
       <a:accent2>
-        <a:srgbClr val="ED7D31"/>
+        <a:srgbClr val="C0504D"/>
       </a:accent2>
       <a:accent3>
-        <a:srgbClr val="A5A5A5"/>
+        <a:srgbClr val="9BBB59"/>
       </a:accent3>
       <a:accent4>
-        <a:srgbClr val="FFC000"/>
+        <a:srgbClr val="8064A2"/>
       </a:accent4>
       <a:accent5>
-        <a:srgbClr val="5B9BD5"/>
+        <a:srgbClr val="4BACC6"/>
       </a:accent5>
       <a:accent6>
-        <a:srgbClr val="70AD47"/>
+        <a:srgbClr val="F79646"/>
       </a:accent6>
       <a:hlink>
-        <a:srgbClr val="0563C1"/>
+        <a:srgbClr val="0000FF"/>
       </a:hlink>
       <a:folHlink>
-        <a:srgbClr val="954F72"/>
+        <a:srgbClr val="800080"/>
       </a:folHlink>
     </a:clrScheme>
     <a:fontScheme name="Office">
       <a:majorFont>
-        <a:latin typeface="Calibri Light" panose="020F0302020204030204"/>
+        <a:latin typeface="Calibri"/>
         <a:ea typeface=""/>
         <a:cs typeface=""/>
-        <a:font script="Jpan" typeface="游ゴシック Light"/>
+        <a:font script="Jpan" typeface="ＭＳ ゴシック"/>
         <a:font script="Hang" typeface="맑은 고딕"/>
-        <a:font script="Hans" typeface="等线 Light"/>
+        <a:font script="Hans" typeface="宋体"/>
         <a:font script="Hant" typeface="新細明體"/>
         <a:font script="Arab" typeface="Times New Roman"/>
         <a:font script="Hebr" typeface="Times New Roman"/>
@@ -8738,31 +9031,14 @@
         <a:font script="Viet" typeface="Times New Roman"/>
         <a:font script="Uigh" typeface="Microsoft Uighur"/>
         <a:font script="Geor" typeface="Sylfaen"/>
-        <a:font script="Armn" typeface="Arial"/>
-        <a:font script="Bugi" typeface="Leelawadee UI"/>
-        <a:font script="Bopo" typeface="Microsoft JhengHei"/>
-        <a:font script="Java" typeface="Javanese Text"/>
-        <a:font script="Lisu" typeface="Segoe UI"/>
-        <a:font script="Mymr" typeface="Myanmar Text"/>
-        <a:font script="Nkoo" typeface="Ebrima"/>
-        <a:font script="Olck" typeface="Nirmala UI"/>
-        <a:font script="Osma" typeface="Ebrima"/>
-        <a:font script="Phag" typeface="Phagspa"/>
-        <a:font script="Syrn" typeface="Estrangelo Edessa"/>
-        <a:font script="Syrj" typeface="Estrangelo Edessa"/>
-        <a:font script="Syre" typeface="Estrangelo Edessa"/>
-        <a:font script="Sora" typeface="Nirmala UI"/>
-        <a:font script="Tale" typeface="Microsoft Tai Le"/>
-        <a:font script="Talu" typeface="Microsoft New Tai Lue"/>
-        <a:font script="Tfng" typeface="Ebrima"/>
       </a:majorFont>
       <a:minorFont>
-        <a:latin typeface="Calibri" panose="020F0502020204030204"/>
+        <a:latin typeface="Cambria"/>
         <a:ea typeface=""/>
         <a:cs typeface=""/>
-        <a:font script="Jpan" typeface="游明朝"/>
+        <a:font script="Jpan" typeface="ＭＳ 明朝"/>
         <a:font script="Hang" typeface="맑은 고딕"/>
-        <a:font script="Hans" typeface="等线"/>
+        <a:font script="Hans" typeface="宋体"/>
         <a:font script="Hant" typeface="新細明體"/>
         <a:font script="Arab" typeface="Arial"/>
         <a:font script="Hebr" typeface="Arial"/>
@@ -8790,23 +9066,6 @@
         <a:font script="Viet" typeface="Arial"/>
         <a:font script="Uigh" typeface="Microsoft Uighur"/>
         <a:font script="Geor" typeface="Sylfaen"/>
-        <a:font script="Armn" typeface="Arial"/>
-        <a:font script="Bugi" typeface="Leelawadee UI"/>
-        <a:font script="Bopo" typeface="Microsoft JhengHei"/>
-        <a:font script="Java" typeface="Javanese Text"/>
-        <a:font script="Lisu" typeface="Segoe UI"/>
-        <a:font script="Mymr" typeface="Myanmar Text"/>
-        <a:font script="Nkoo" typeface="Ebrima"/>
-        <a:font script="Olck" typeface="Nirmala UI"/>
-        <a:font script="Osma" typeface="Ebrima"/>
-        <a:font script="Phag" typeface="Phagspa"/>
-        <a:font script="Syrn" typeface="Estrangelo Edessa"/>
-        <a:font script="Syrj" typeface="Estrangelo Edessa"/>
-        <a:font script="Syre" typeface="Estrangelo Edessa"/>
-        <a:font script="Sora" typeface="Nirmala UI"/>
-        <a:font script="Tale" typeface="Microsoft Tai Le"/>
-        <a:font script="Talu" typeface="Microsoft New Tai Lue"/>
-        <a:font script="Tfng" typeface="Ebrima"/>
       </a:minorFont>
     </a:fontScheme>
     <a:fmtScheme name="Office">
@@ -8818,148 +9077,207 @@
           <a:gsLst>
             <a:gs pos="0">
               <a:schemeClr val="phClr">
-                <a:lumMod val="110000"/>
-                <a:satMod val="105000"/>
-                <a:tint val="67000"/>
+                <a:tint val="50000"/>
+                <a:satMod val="300000"/>
               </a:schemeClr>
             </a:gs>
-            <a:gs pos="50000">
+            <a:gs pos="35000">
               <a:schemeClr val="phClr">
-                <a:lumMod val="105000"/>
-                <a:satMod val="103000"/>
-                <a:tint val="73000"/>
+                <a:tint val="37000"/>
+                <a:satMod val="300000"/>
               </a:schemeClr>
             </a:gs>
             <a:gs pos="100000">
               <a:schemeClr val="phClr">
-                <a:lumMod val="105000"/>
-                <a:satMod val="109000"/>
-                <a:tint val="81000"/>
+                <a:tint val="15000"/>
+                <a:satMod val="350000"/>
               </a:schemeClr>
             </a:gs>
           </a:gsLst>
-          <a:lin ang="5400000" scaled="0"/>
+          <a:lin ang="16200000" scaled="1"/>
         </a:gradFill>
         <a:gradFill rotWithShape="1">
           <a:gsLst>
             <a:gs pos="0">
               <a:schemeClr val="phClr">
-                <a:satMod val="103000"/>
-                <a:lumMod val="102000"/>
-                <a:tint val="94000"/>
-              </a:schemeClr>
-            </a:gs>
-            <a:gs pos="50000">
-              <a:schemeClr val="phClr">
-                <a:satMod val="110000"/>
-                <a:lumMod val="100000"/>
+                <a:tint val="100000"/>
                 <a:shade val="100000"/>
+                <a:satMod val="130000"/>
               </a:schemeClr>
             </a:gs>
             <a:gs pos="100000">
               <a:schemeClr val="phClr">
-                <a:lumMod val="99000"/>
-                <a:satMod val="120000"/>
-                <a:shade val="78000"/>
+                <a:tint val="50000"/>
+                <a:shade val="100000"/>
+                <a:satMod val="350000"/>
               </a:schemeClr>
             </a:gs>
           </a:gsLst>
-          <a:lin ang="5400000" scaled="0"/>
+          <a:lin ang="16200000" scaled="0"/>
         </a:gradFill>
       </a:fillStyleLst>
       <a:lnStyleLst>
-        <a:ln w="6350" cap="flat" cmpd="sng" algn="ctr">
+        <a:ln w="9525" cap="flat" cmpd="sng" algn="ctr">
+          <a:solidFill>
+            <a:schemeClr val="phClr">
+              <a:shade val="95000"/>
+              <a:satMod val="105000"/>
+            </a:schemeClr>
+          </a:solidFill>
+          <a:prstDash val="solid"/>
+        </a:ln>
+        <a:ln w="25400" cap="flat" cmpd="sng" algn="ctr">
           <a:solidFill>
             <a:schemeClr val="phClr"/>
           </a:solidFill>
           <a:prstDash val="solid"/>
-          <a:miter lim="800000"/>
         </a:ln>
-        <a:ln w="12700" cap="flat" cmpd="sng" algn="ctr">
+        <a:ln w="38100" cap="flat" cmpd="sng" algn="ctr">
           <a:solidFill>
             <a:schemeClr val="phClr"/>
           </a:solidFill>
           <a:prstDash val="solid"/>
-          <a:miter lim="800000"/>
-        </a:ln>
-        <a:ln w="19050" cap="flat" cmpd="sng" algn="ctr">
-          <a:solidFill>
-            <a:schemeClr val="phClr"/>
-          </a:solidFill>
-          <a:prstDash val="solid"/>
-          <a:miter lim="800000"/>
         </a:ln>
       </a:lnStyleLst>
       <a:effectStyleLst>
         <a:effectStyle>
-          <a:effectLst/>
-        </a:effectStyle>
-        <a:effectStyle>
-          <a:effectLst/>
+          <a:effectLst>
+            <a:outerShdw blurRad="40000" dist="20000" dir="5400000" rotWithShape="0">
+              <a:srgbClr val="000000">
+                <a:alpha val="38000"/>
+              </a:srgbClr>
+            </a:outerShdw>
+          </a:effectLst>
         </a:effectStyle>
         <a:effectStyle>
           <a:effectLst>
-            <a:outerShdw blurRad="57150" dist="19050" dir="5400000" algn="ctr" rotWithShape="0">
+            <a:outerShdw blurRad="40000" dist="23000" dir="5400000" rotWithShape="0">
               <a:srgbClr val="000000">
-                <a:alpha val="63000"/>
+                <a:alpha val="35000"/>
               </a:srgbClr>
             </a:outerShdw>
           </a:effectLst>
+        </a:effectStyle>
+        <a:effectStyle>
+          <a:effectLst>
+            <a:outerShdw blurRad="40000" dist="23000" dir="5400000" rotWithShape="0">
+              <a:srgbClr val="000000">
+                <a:alpha val="35000"/>
+              </a:srgbClr>
+            </a:outerShdw>
+          </a:effectLst>
+          <a:scene3d>
+            <a:camera prst="orthographicFront">
+              <a:rot lat="0" lon="0" rev="0"/>
+            </a:camera>
+            <a:lightRig rig="threePt" dir="t">
+              <a:rot lat="0" lon="0" rev="1200000"/>
+            </a:lightRig>
+          </a:scene3d>
+          <a:sp3d>
+            <a:bevelT w="63500" h="25400"/>
+          </a:sp3d>
         </a:effectStyle>
       </a:effectStyleLst>
       <a:bgFillStyleLst>
         <a:solidFill>
           <a:schemeClr val="phClr"/>
         </a:solidFill>
-        <a:solidFill>
-          <a:schemeClr val="phClr">
-            <a:tint val="95000"/>
-            <a:satMod val="170000"/>
-          </a:schemeClr>
-        </a:solidFill>
         <a:gradFill rotWithShape="1">
           <a:gsLst>
             <a:gs pos="0">
               <a:schemeClr val="phClr">
-                <a:tint val="93000"/>
-                <a:satMod val="150000"/>
-                <a:shade val="98000"/>
-                <a:lumMod val="102000"/>
+                <a:tint val="40000"/>
+                <a:satMod val="350000"/>
               </a:schemeClr>
             </a:gs>
-            <a:gs pos="50000">
+            <a:gs pos="40000">
               <a:schemeClr val="phClr">
-                <a:tint val="98000"/>
-                <a:satMod val="130000"/>
-                <a:shade val="90000"/>
-                <a:lumMod val="103000"/>
+                <a:tint val="45000"/>
+                <a:shade val="99000"/>
+                <a:satMod val="350000"/>
               </a:schemeClr>
             </a:gs>
             <a:gs pos="100000">
               <a:schemeClr val="phClr">
-                <a:shade val="63000"/>
-                <a:satMod val="120000"/>
+                <a:shade val="20000"/>
+                <a:satMod val="255000"/>
               </a:schemeClr>
             </a:gs>
           </a:gsLst>
-          <a:lin ang="5400000" scaled="0"/>
+          <a:path path="circle">
+            <a:fillToRect l="50000" t="-80000" r="50000" b="180000"/>
+          </a:path>
+        </a:gradFill>
+        <a:gradFill rotWithShape="1">
+          <a:gsLst>
+            <a:gs pos="0">
+              <a:schemeClr val="phClr">
+                <a:tint val="80000"/>
+                <a:satMod val="300000"/>
+              </a:schemeClr>
+            </a:gs>
+            <a:gs pos="100000">
+              <a:schemeClr val="phClr">
+                <a:shade val="30000"/>
+                <a:satMod val="200000"/>
+              </a:schemeClr>
+            </a:gs>
+          </a:gsLst>
+          <a:path path="circle">
+            <a:fillToRect l="50000" t="50000" r="50000" b="50000"/>
+          </a:path>
         </a:gradFill>
       </a:bgFillStyleLst>
     </a:fmtScheme>
   </a:themeElements>
-  <a:objectDefaults/>
+  <a:objectDefaults>
+    <a:spDef>
+      <a:spPr/>
+      <a:bodyPr/>
+      <a:lstStyle/>
+      <a:style>
+        <a:lnRef idx="1">
+          <a:schemeClr val="accent1"/>
+        </a:lnRef>
+        <a:fillRef idx="3">
+          <a:schemeClr val="accent1"/>
+        </a:fillRef>
+        <a:effectRef idx="2">
+          <a:schemeClr val="accent1"/>
+        </a:effectRef>
+        <a:fontRef idx="minor">
+          <a:schemeClr val="lt1"/>
+        </a:fontRef>
+      </a:style>
+    </a:spDef>
+    <a:lnDef>
+      <a:spPr/>
+      <a:bodyPr/>
+      <a:lstStyle/>
+      <a:style>
+        <a:lnRef idx="2">
+          <a:schemeClr val="accent1"/>
+        </a:lnRef>
+        <a:fillRef idx="0">
+          <a:schemeClr val="accent1"/>
+        </a:fillRef>
+        <a:effectRef idx="1">
+          <a:schemeClr val="accent1"/>
+        </a:effectRef>
+        <a:fontRef idx="minor">
+          <a:schemeClr val="tx1"/>
+        </a:fontRef>
+      </a:style>
+    </a:lnDef>
+  </a:objectDefaults>
   <a:extraClrSchemeLst/>
-  <a:extLst>
-    <a:ext uri="{05A4C25C-085E-4340-85A3-A5531E510DB2}">
-      <thm15:themeFamily xmlns:thm15="http://schemas.microsoft.com/office/thememl/2012/main" name="Office Theme" id="{62F939B6-93AF-4DB8-9C6B-D6C7DFDC589F}" vid="{4A3C46E8-61CC-4603-A589-7422A47A8E4A}"/>
-    </a:ext>
-  </a:extLst>
 </a:theme>
 </file>
 
 <file path=customXML/item1.xml><?xml version="1.0" encoding="utf-8"?>
 <go:gDocsCustomXmlDataStorage xmlns:go="http://customooxmlschemas.google.com/" xmlns:r="http://schemas.openxmlformats.org/officeDocument/2006/relationships" uri="GoogleDocsCustomDataVersion2">
-  <go:docsCustomData xmlns:go="http://customooxmlschemas.google.com/" roundtripDataSignature="AMtx7mh3rOIEK14Isr7yFK9FLYbjMuyqsw==">CgMxLjA4AHIhMUZabE5xRlhjR0QwUWZMNjRMc2V0QXBRQ2xjSXpVeDYt</go:docsCustomData>
+  <go:docsCustomData xmlns:go="http://customooxmlschemas.google.com/" roundtripDataSignature="AMtx7mjo1ubJvc4YdlJkKBbV8WlxQ3CwuA==">CgMxLjA4AHIhMXZfNlJLM2NWa2o4M05QX3B1ckg2TUZTMHBwNzc0QXFN</go:docsCustomData>
 </go:gDocsCustomXmlDataStorage>
 </file>
 
